--- a/Especializacion/Evaluaciones/2026-2/Fichas de evaluacion/09 - G-009 - Ecosistema digital RRHH con celulas agiles/1 - Ficha de preparacion.docx
+++ b/Especializacion/Evaluaciones/2026-2/Fichas de evaluacion/09 - G-009 - Ecosistema digital RRHH con celulas agiles/1 - Ficha de preparacion.docx
@@ -234,7 +234,7 @@
           <w:color w:val="2B2B2B"/>
           <w:sz w:val="22"/>
         </w:rPr>
-        <w:t xml:space="preserve"> el cronograma de la Dirección la registra como «Arquitectura y estrategias para la transformación digital en las organizaciones»; la portada del trabajo declara «Gestión y Tecnología» (p. 1) y la segunda página la deja en blanco (p. 2). Discrepancia administrativa, ver §8.</w:t>
+        <w:t xml:space="preserve"> el cronograma de la Dirección la registra como «Arquitectura y estrategias para la transformación digital en las organizaciones»; la portada del trabajo declara «Gestión y Tecnología» (p. 1) y la segunda página la deja en blanco (p. 2). Discrepancia administrativa, ver §9.</w:t>
       </w:r>
     </w:p>
     <w:p>
@@ -445,7 +445,61 @@
           <w:color w:val="2B2B2B"/>
           <w:sz w:val="22"/>
         </w:rPr>
-        <w:t xml:space="preserve"> Los procesos de talento humano de una empresa de retail de Bogotá Sur —más de 1.600 colaboradores— se tramitan con sistemas fragmentados, procedimientos manuales y seguimiento por múltiples canales, lo que rompe la trazabilidad y genera reprocesos (pp. 18-20). El documento afirma que los procesos operaban «en un 70 % de forma manual» (p. 45), </w:t>
+        <w:t xml:space="preserve"> Los procesos de talento humano se tramitan con «sistemas fragmentados, procedimientos manuales o plataformas poco flexibles», con «falta de trazabilidad» y tiempos de respuesta prolongados (p. 19). Los otros dos rasgos del problema están en otras páginas y conviene no atribuirlos a las pp. 18-20, donde no aparece ni «reproceso» ni «canales»: los </w:t>
+      </w:r>
+      <w:r>
+        <w:rPr>
+          <w:rFonts w:ascii="Calibri" w:hAnsi="Calibri"/>
+          <w:b/>
+          <w:color w:val="2B2B2B"/>
+          <w:sz w:val="22"/>
+        </w:rPr>
+        <w:t>múltiples canales</w:t>
+      </w:r>
+      <w:r>
+        <w:rPr>
+          <w:rFonts w:ascii="Calibri" w:hAnsi="Calibri"/>
+          <w:b w:val="0"/>
+          <w:color w:val="2B2B2B"/>
+          <w:sz w:val="22"/>
+        </w:rPr>
+        <w:t xml:space="preserve"> y los </w:t>
+      </w:r>
+      <w:r>
+        <w:rPr>
+          <w:rFonts w:ascii="Calibri" w:hAnsi="Calibri"/>
+          <w:b/>
+          <w:color w:val="2B2B2B"/>
+          <w:sz w:val="22"/>
+        </w:rPr>
+        <w:t>reprocesos</w:t>
+      </w:r>
+      <w:r>
+        <w:rPr>
+          <w:rFonts w:ascii="Calibri" w:hAnsi="Calibri"/>
+          <w:b w:val="0"/>
+          <w:color w:val="2B2B2B"/>
+          <w:sz w:val="22"/>
+        </w:rPr>
+        <w:t xml:space="preserve"> vienen del Resumen (p. 9) y de las entrevistas (pp. 70, 74). La empresa es del sector retail de Bogotá Sur con </w:t>
+      </w:r>
+      <w:r>
+        <w:rPr>
+          <w:rFonts w:ascii="Calibri" w:hAnsi="Calibri"/>
+          <w:b/>
+          <w:color w:val="2B2B2B"/>
+          <w:sz w:val="22"/>
+        </w:rPr>
+        <w:t>más de 1.600 colaboradores</w:t>
+      </w:r>
+      <w:r>
+        <w:rPr>
+          <w:rFonts w:ascii="Calibri" w:hAnsi="Calibri"/>
+          <w:b w:val="0"/>
+          <w:color w:val="2B2B2B"/>
+          <w:sz w:val="22"/>
+        </w:rPr>
+        <w:t xml:space="preserve"> (pp. 45-46), y el documento afirma que los procesos operaban «en un 70 % de forma manual» (p. 45), </w:t>
       </w:r>
       <w:r>
         <w:rPr>
@@ -483,7 +537,25 @@
           <w:color w:val="2B2B2B"/>
           <w:sz w:val="22"/>
         </w:rPr>
-        <w:t xml:space="preserve"> *Diseñar* un ecosistema digital para RR. HH. mediante células ágiles, orientado a optimizar procesos internos, fortalecer la autogestión y mejorar la experiencia del colaborador (p. 22). Cuatro objetivos específicos: caracterizar los procesos optimizables, estructurar un modelo de células ágiles, definir la arquitectura funcional y proponer un tablero de indicadores (p. 22). Pregunta de investigación coherente con lo anterior (p. 21).</w:t>
+        <w:t xml:space="preserve"> </w:t>
+      </w:r>
+      <w:r>
+        <w:rPr>
+          <w:rFonts w:ascii="Calibri" w:hAnsi="Calibri"/>
+          <w:i/>
+          <w:color w:val="2B2B2B"/>
+          <w:sz w:val="22"/>
+        </w:rPr>
+        <w:t>Diseñar</w:t>
+      </w:r>
+      <w:r>
+        <w:rPr>
+          <w:rFonts w:ascii="Calibri" w:hAnsi="Calibri"/>
+          <w:b w:val="0"/>
+          <w:color w:val="2B2B2B"/>
+          <w:sz w:val="22"/>
+        </w:rPr>
+        <w:t xml:space="preserve"> un ecosistema digital para RR. HH. mediante células ágiles, orientado a optimizar procesos internos, fortalecer la autogestión y mejorar la experiencia del colaborador (p. 22). Cuatro objetivos específicos: caracterizar los procesos optimizables, estructurar un modelo de células ágiles, definir la arquitectura funcional y proponer un tablero de indicadores (p. 22). Pregunta de investigación coherente con lo anterior (p. 21).</w:t>
       </w:r>
     </w:p>
     <w:p>
@@ -503,7 +575,7 @@
           <w:color w:val="2B2B2B"/>
           <w:sz w:val="22"/>
         </w:rPr>
-        <w:t xml:space="preserve"> Enfoque mixto secuencial explicativo CUANT→cual, paradigma pragmático (p. 44); alcance exploratorio-descriptivo y aplicado (p. 46). Encuesta de 22 ítems Likert en cuatro dimensiones a </w:t>
+        <w:t xml:space="preserve"> Enfoque mixto secuencial explicativo CUANT→cual, paradigma pragmático (p. 44); alcance exploratorio-descriptivo y aplicado (p. 46). Encuesta a </w:t>
       </w:r>
       <w:r>
         <w:rPr>
@@ -521,7 +593,7 @@
           <w:color w:val="2B2B2B"/>
           <w:sz w:val="22"/>
         </w:rPr>
-        <w:t xml:space="preserve"> («muestreo estratificado probabilístico», p. 45) y </w:t>
+        <w:t xml:space="preserve"> con «muestreo estratificado probabilístico» por nivel jerárquico y antigüedad (p. 45); el instrumento es de </w:t>
       </w:r>
       <w:r>
         <w:rPr>
@@ -530,6 +602,24 @@
           <w:color w:val="2B2B2B"/>
           <w:sz w:val="22"/>
         </w:rPr>
+        <w:t>22 preguntas en cuatro dimensiones</w:t>
+      </w:r>
+      <w:r>
+        <w:rPr>
+          <w:rFonts w:ascii="Calibri" w:hAnsi="Calibri"/>
+          <w:b w:val="0"/>
+          <w:color w:val="2B2B2B"/>
+          <w:sz w:val="22"/>
+        </w:rPr>
+        <w:t xml:space="preserve"> (p. 51), con reparto 6-6-5-5 y escala Likert de cinco puntos (p. 52) más tres preguntas abiertas, y la matriz de operacionalización está en la Tabla 1, con los ítems 1-6, 7-12, 13-17 y 18-22 (p. 53) —nada de esto está en la p. 45—. Además </w:t>
+      </w:r>
+      <w:r>
+        <w:rPr>
+          <w:rFonts w:ascii="Calibri" w:hAnsi="Calibri"/>
+          <w:b/>
+          <w:color w:val="2B2B2B"/>
+          <w:sz w:val="22"/>
+        </w:rPr>
         <w:t>25 entrevistas semiestructuradas</w:t>
       </w:r>
       <w:r>
@@ -539,7 +629,25 @@
           <w:color w:val="2B2B2B"/>
           <w:sz w:val="22"/>
         </w:rPr>
-        <w:t xml:space="preserve"> (muestreo intencional tipo *snowball*, p. 45), más revisión documental y observación (pp. 56-58). Instrumentos validados por juicio de expertos (p. 54; Anexo 5, pp. 125-126). Tres fases en seis meses (pp. 47-48).</w:t>
+        <w:t xml:space="preserve"> (muestreo intencional tipo </w:t>
+      </w:r>
+      <w:r>
+        <w:rPr>
+          <w:rFonts w:ascii="Calibri" w:hAnsi="Calibri"/>
+          <w:i/>
+          <w:color w:val="2B2B2B"/>
+          <w:sz w:val="22"/>
+        </w:rPr>
+        <w:t>snowball</w:t>
+      </w:r>
+      <w:r>
+        <w:rPr>
+          <w:rFonts w:ascii="Calibri" w:hAnsi="Calibri"/>
+          <w:b w:val="0"/>
+          <w:color w:val="2B2B2B"/>
+          <w:sz w:val="22"/>
+        </w:rPr>
+        <w:t>, p. 45; se repite en p. 49), más revisión documental y observación (pp. 56-58). Instrumentos validados por juicio de expertos (p. 54; Anexo 5, pp. 125-126). Tres fases en seis meses con hitos mensuales: fase 1 «noviembre-diciembre 2025», fase 2 «mayo-junio 2026», fase 3 «julio-agosto 2026» (pp. 47-48).</w:t>
       </w:r>
     </w:p>
     <w:p>
@@ -559,7 +667,43 @@
           <w:color w:val="2B2B2B"/>
           <w:sz w:val="22"/>
         </w:rPr>
-        <w:t xml:space="preserve"> Eficiencia de procesos: promedio 3,2/5, con gestión documental 3,05 y tiempos de respuesta 3,07 como los más bajos (pp. 59-60). Acceso rápido a la información 2,85 y adecuación de las herramientas 2,96, marcadas «oportunidad crítica» (pp. 61-62). Alta aceptación del cambio: continuar la transformación digital 4,13 (p. 62) y «las metodologías ágiles pueden mejorar RR. HH.» 4,27 (p. 67). En entrevistas, *seguimiento de vinculaciones* aparece en el 52 % y *gestión documental* en el 36 % (p. 74). Con una matriz de priorización se eligió vinculaciones como eje (pp. 75-76), y se levantaron los procesos AS IS (p. 79) y TO BE (p. 80).</w:t>
+        <w:t xml:space="preserve"> Eficiencia de procesos: promedio 3,2/5, con gestión documental 3,05 y tiempos de respuesta 3,07 como los más bajos (pp. 59-60). Acceso rápido a la información 2,85 y adecuación de las herramientas 2,96, marcadas «oportunidad crítica» (pp. 61-62). Alta aceptación del cambio: continuar la transformación digital 4,13 (p. 62) y «las metodologías ágiles pueden mejorar RR. HH.» 4,27 (p. 67). En entrevistas, </w:t>
+      </w:r>
+      <w:r>
+        <w:rPr>
+          <w:rFonts w:ascii="Calibri" w:hAnsi="Calibri"/>
+          <w:i/>
+          <w:color w:val="2B2B2B"/>
+          <w:sz w:val="22"/>
+        </w:rPr>
+        <w:t>seguimiento de vinculaciones</w:t>
+      </w:r>
+      <w:r>
+        <w:rPr>
+          <w:rFonts w:ascii="Calibri" w:hAnsi="Calibri"/>
+          <w:b w:val="0"/>
+          <w:color w:val="2B2B2B"/>
+          <w:sz w:val="22"/>
+        </w:rPr>
+        <w:t xml:space="preserve"> aparece en el 52 % y </w:t>
+      </w:r>
+      <w:r>
+        <w:rPr>
+          <w:rFonts w:ascii="Calibri" w:hAnsi="Calibri"/>
+          <w:i/>
+          <w:color w:val="2B2B2B"/>
+          <w:sz w:val="22"/>
+        </w:rPr>
+        <w:t>gestión documental</w:t>
+      </w:r>
+      <w:r>
+        <w:rPr>
+          <w:rFonts w:ascii="Calibri" w:hAnsi="Calibri"/>
+          <w:b w:val="0"/>
+          <w:color w:val="2B2B2B"/>
+          <w:sz w:val="22"/>
+        </w:rPr>
+        <w:t xml:space="preserve"> en el 36 % (p. 74). Con una matriz de priorización se eligió vinculaciones como eje (pp. 75-76), y se levantaron los procesos AS IS (p. 79) y TO BE (p. 80).</w:t>
       </w:r>
     </w:p>
     <w:p>
@@ -579,7 +723,43 @@
           <w:color w:val="2B2B2B"/>
           <w:sz w:val="22"/>
         </w:rPr>
-        <w:t xml:space="preserve"> Arquitectura funcional de seis módulos sobre Power Apps + SharePoint (p. 81); modelo de células ágiles con roles, sprint de dos semanas, backlog de siete historias, cuatro ceremonias y criterios de aceptación y de evaluación por célula (pp. 83-88); cuatro interfaces (principal, vinculaciones, seguimiento, tablero) (pp. 89-91); y dieciséis indicadores caracterizados con fórmula, fuente, frecuencia, responsable y meta (Tabla 14, pp. 93-97).</w:t>
+        <w:t xml:space="preserve"> Arquitectura funcional de seis módulos sobre Power Apps + SharePoint (Figura 9, p. 81); modelo de células ágiles con roles, sprint de dos semanas, backlog de siete historias, cuatro ceremonias y criterios de aceptación y de evaluación por célula (Figura 10 y título de la Tabla 8 en la p. 82, desarrollo en pp. 83-88); </w:t>
+      </w:r>
+      <w:r>
+        <w:rPr>
+          <w:rFonts w:ascii="Calibri" w:hAnsi="Calibri"/>
+          <w:b/>
+          <w:color w:val="2B2B2B"/>
+          <w:sz w:val="22"/>
+        </w:rPr>
+        <w:t>cinco pantallas bajo cuatro números de figura</w:t>
+      </w:r>
+      <w:r>
+        <w:rPr>
+          <w:rFonts w:ascii="Calibri" w:hAnsi="Calibri"/>
+          <w:b w:val="0"/>
+          <w:color w:val="2B2B2B"/>
+          <w:sz w:val="22"/>
+        </w:rPr>
+        <w:t xml:space="preserve"> —dos imágenes superpuestas en la p. 89 (Figuras 11 y 12), una en la p. 90 (Figura 13) y </w:t>
+      </w:r>
+      <w:r>
+        <w:rPr>
+          <w:rFonts w:ascii="Calibri" w:hAnsi="Calibri"/>
+          <w:b/>
+          <w:color w:val="2B2B2B"/>
+          <w:sz w:val="22"/>
+        </w:rPr>
+        <w:t>dos en la p. 91, ambas rotuladas «Figura 14»</w:t>
+      </w:r>
+      <w:r>
+        <w:rPr>
+          <w:rFonts w:ascii="Calibri" w:hAnsi="Calibri"/>
+          <w:b w:val="0"/>
+          <w:color w:val="2B2B2B"/>
+          <w:sz w:val="22"/>
+        </w:rPr>
+        <w:t>, una de tarjetas de KPI y otra de gráficas—; y dieciséis indicadores caracterizados con nueve atributos, que la p. 92 enuncia y la Tabla 14 despliega (pp. 93-97).</w:t>
       </w:r>
     </w:p>
     <w:p>
@@ -590,7 +770,7 @@
           <w:color w:val="2B2B2B"/>
           <w:sz w:val="22"/>
         </w:rPr>
-        <w:t>Techo del trabajo, declarado por ellas mismas.</w:t>
+        <w:t>Techo del trabajo, declarado por el propio documento.</w:t>
       </w:r>
       <w:r>
         <w:rPr>
@@ -660,7 +840,25 @@
           <w:color w:val="2B2B2B"/>
           <w:sz w:val="22"/>
         </w:rPr>
-        <w:t>, que es lo primero que hay que reconocerle a este trabajo. El título añade «para la optimización de procesos» y el objetivo añade «fortalecer la autogestión y mejorar la experiencia del colaborador»: son *propósitos*, no resultados medidos, y el documento lo admite (pp. 78, 104).</w:t>
+        <w:t xml:space="preserve">, que es lo primero que hay que reconocerle a este trabajo. El título añade «para la optimización de procesos» y el objetivo añade «fortalecer la autogestión y mejorar la experiencia del colaborador»: son </w:t>
+      </w:r>
+      <w:r>
+        <w:rPr>
+          <w:rFonts w:ascii="Calibri" w:hAnsi="Calibri"/>
+          <w:i/>
+          <w:color w:val="2B2B2B"/>
+          <w:sz w:val="22"/>
+        </w:rPr>
+        <w:t>propósitos</w:t>
+      </w:r>
+      <w:r>
+        <w:rPr>
+          <w:rFonts w:ascii="Calibri" w:hAnsi="Calibri"/>
+          <w:b w:val="0"/>
+          <w:color w:val="2B2B2B"/>
+          <w:sz w:val="22"/>
+        </w:rPr>
+        <w:t>, no resultados medidos, y el documento lo admite (pp. 78, 104).</w:t>
       </w:r>
     </w:p>
     <w:tbl>
@@ -983,7 +1181,25 @@
                 <w:color w:val="2B2B2B"/>
                 <w:sz w:val="20"/>
               </w:rPr>
-              <w:t xml:space="preserve"> —fechada «Meses 3–4: mayo-junio 2026», ya transcurrida (p. 47)— la «Conformación de cuatro células ágiles (5–7 miembros… sprints quincenales)», mientras la p. 88 dice que los criterios de evaluación son guía «para una futura implementación». El documento </w:t>
+              <w:t xml:space="preserve"> —fechada «Meses 3–4: mayo-junio 2026», ya transcurrida (p. 47)— la «Conformación de cuatro células ágiles (5–7 miembros… sprints quincenales)», mientras el cuerpo de la propuesta remite el modelo a una implementación futura en cuatro páginas: «guía para su implementación futura» (p. 82), «guía para la evaluación de las células en una futura implementación» (p. 88), «durante una futura implementación» (pp. 92 y 104). </w:t>
+            </w:r>
+            <w:r>
+              <w:rPr>
+                <w:rFonts w:ascii="Calibri" w:hAnsi="Calibri"/>
+                <w:b/>
+                <w:color w:val="2B2B2B"/>
+                <w:sz w:val="20"/>
+              </w:rPr>
+              <w:t>Corrección de cita:</w:t>
+            </w:r>
+            <w:r>
+              <w:rPr>
+                <w:rFonts w:ascii="Calibri" w:hAnsi="Calibri"/>
+                <w:b w:val="0"/>
+                <w:color w:val="2B2B2B"/>
+                <w:sz w:val="20"/>
+              </w:rPr>
+              <w:t xml:space="preserve"> la p. 87 no dice «eventual implementación» —la palabra «eventual» tiene cero apariciones en las 126 páginas—; no citarla. El documento </w:t>
             </w:r>
             <w:r>
               <w:rPr>
@@ -1001,7 +1217,7 @@
                 <w:color w:val="2B2B2B"/>
                 <w:sz w:val="20"/>
               </w:rPr>
-              <w:t xml:space="preserve"> si esas células llegaron a conformarse: hay que preguntarlo</w:t>
+              <w:t xml:space="preserve"> si esas células llegaron a conformarse: hay que preguntarlo. Y el modelo compromete cuatro «especialistas en herramientas low-code», uno por célula (Tabla 8, p. 83; Figura 10, p. 82)</w:t>
             </w:r>
           </w:p>
         </w:tc>
@@ -1098,7 +1314,25 @@
                 <w:color w:val="2B2B2B"/>
                 <w:sz w:val="20"/>
               </w:rPr>
-              <w:t xml:space="preserve"> —que las pp. 81 y 89 llaman «portal del colaborador»—, calidad de vida y códigos QR son cajas de la Figura 9 (p. 81) y accesos de la interfaz principal (Figura 11, p. 89), y nómina, calidad de vida y QR sí tienen indicadores caracterizados en la Tabla 14 (pp. 94-95); lo que </w:t>
+              <w:t xml:space="preserve"> —que las pp. 81 y 89 llaman «portal del colaborador»— y calidad de vida son cajas de la Figura 9 (p. 81) y accesos de la interfaz principal (Figura 11, p. 89). </w:t>
+            </w:r>
+            <w:r>
+              <w:rPr>
+                <w:rFonts w:ascii="Calibri" w:hAnsi="Calibri"/>
+                <w:b/>
+                <w:color w:val="2B2B2B"/>
+                <w:sz w:val="20"/>
+              </w:rPr>
+              <w:t>Corrección de cita:</w:t>
+            </w:r>
+            <w:r>
+              <w:rPr>
+                <w:rFonts w:ascii="Calibri" w:hAnsi="Calibri"/>
+                <w:b w:val="0"/>
+                <w:color w:val="2B2B2B"/>
+                <w:sz w:val="20"/>
+              </w:rPr>
+              <w:t xml:space="preserve"> los códigos QR </w:t>
             </w:r>
             <w:r>
               <w:rPr>
@@ -1116,7 +1350,25 @@
                 <w:color w:val="2B2B2B"/>
                 <w:sz w:val="20"/>
               </w:rPr>
-              <w:t xml:space="preserve"> existe es una pantalla propia ni una especificación funcional de cada módulo: las Figuras 12 a 14 (pp. 89-91) solo desarrollan vinculaciones y el tablero. Calidad de vida queda además en prioridad «Baja» en el backlog (p. 85). No hay modelo de datos ni listas de SharePoint documentadas</w:t>
+              <w:t xml:space="preserve"> están entre los accesos de la Figura 11, que ofrece exactamente seis —Vinculaciones, Administración del personal, Calidad de vida, portal del Colaborador, novedades de nomina y «Dasbohard»—; el QR solo existe como caja de las Figuras 8 y 9 (pp. 80-81) y como indicador en la p. 95. Nómina, calidad de vida y QR sí tienen indicadores caracterizados en la Tabla 14 (pp. 94-95); lo que </w:t>
+            </w:r>
+            <w:r>
+              <w:rPr>
+                <w:rFonts w:ascii="Calibri" w:hAnsi="Calibri"/>
+                <w:b/>
+                <w:color w:val="2B2B2B"/>
+                <w:sz w:val="20"/>
+              </w:rPr>
+              <w:t>no</w:t>
+            </w:r>
+            <w:r>
+              <w:rPr>
+                <w:rFonts w:ascii="Calibri" w:hAnsi="Calibri"/>
+                <w:b w:val="0"/>
+                <w:color w:val="2B2B2B"/>
+                <w:sz w:val="20"/>
+              </w:rPr>
+              <w:t xml:space="preserve"> existe es una pantalla propia ni una especificación funcional de cada módulo: las pantallas de las pp. 89-91 solo desarrollan vinculaciones y el tablero. Calidad de vida queda además en prioridad «Baja» en el backlog (p. 85). No hay modelo de datos ni listas de SharePoint documentadas</w:t>
             </w:r>
           </w:p>
         </w:tc>
@@ -1262,7 +1514,25 @@
           <w:color w:val="2B2B2B"/>
           <w:sz w:val="22"/>
         </w:rPr>
-        <w:t xml:space="preserve"> El documento distingue explícitamente diseño de implementación en tres lugares distintos (pp. 78, 97, 104) y la presentación lo repite (dp. 19-20). En un periodo donde varios grupos hablan de «resultados» sin haber medido nada, esto es una virtud y hay que decirlo en la sala.</w:t>
+        <w:t xml:space="preserve"> El documento distingue explícitamente diseño de implementación en </w:t>
+      </w:r>
+      <w:r>
+        <w:rPr>
+          <w:rFonts w:ascii="Calibri" w:hAnsi="Calibri"/>
+          <w:b/>
+          <w:color w:val="2B2B2B"/>
+          <w:sz w:val="22"/>
+        </w:rPr>
+        <w:t>seis páginas</w:t>
+      </w:r>
+      <w:r>
+        <w:rPr>
+          <w:rFonts w:ascii="Calibri" w:hAnsi="Calibri"/>
+          <w:b w:val="0"/>
+          <w:color w:val="2B2B2B"/>
+          <w:sz w:val="22"/>
+        </w:rPr>
+        <w:t>, no en tres: remite a una «implementación piloto» en las pp. 78, 97 y 104, y a una «futura implementación» en las pp. 82, 88, 92 y 104. La presentación lo repite (dp. 19-20). En un periodo donde varios grupos hablan de «resultados» sin haber medido nada, esto es una virtud y hay que decirlo en la sala.</w:t>
       </w:r>
     </w:p>
     <w:p>
@@ -1354,7 +1624,7 @@
           <w:color w:val="2B2B2B"/>
           <w:sz w:val="22"/>
         </w:rPr>
-        <w:t xml:space="preserve"> con fórmula, fuente de datos, frecuencia, responsable, meta, unidad, sentido esperado y regla de interpretación (pp. 93-97). Es más de lo que suele traer un tablero «conceptual».</w:t>
+        <w:t xml:space="preserve"> con nueve atributos —fórmula, fuente de información, frecuencia, responsable, meta, unidad de medida, línea base, sentido esperado y regla de interpretación—, enunciados en la p. 92 y desplegados en la Tabla 14 (pp. 93-97). Es más de lo que suele traer un tablero «conceptual», y catorce de las dieciséis metas sí son numéricas —≥ 95 %, ≤ 20 días, ≤ 10 %, ≤ 3 %, ≥ 90 %, ≥ 98 %, ≤ 5 errores, ≤ 2 días, ≥ 4,0 / 5, ≥ 80 %, ≥ 70 %—. Las dos excepciones: «Solicitudes recibidas por código QR» lleva «Seguimiento continuo» (p. 95) y «Usuarios activos del ecosistema» lleva «Tendencia creciente» (p. 96).</w:t>
       </w:r>
     </w:p>
     <w:p>
@@ -1437,7 +1707,18 @@
           <w:color w:val="007433"/>
           <w:sz w:val="32"/>
         </w:rPr>
-        <w:t>4. Debilidades y huecos (con página)</w:t>
+        <w:t>4. OBSERVACIONES DEL DOCUMENTO — debilidades y huecos (con página)</w:t>
+      </w:r>
+    </w:p>
+    <w:p>
+      <w:r>
+        <w:rPr>
+          <w:rFonts w:ascii="Calibri" w:hAnsi="Calibri"/>
+          <w:i/>
+          <w:color w:val="2B2B2B"/>
+          <w:sz w:val="22"/>
+        </w:rPr>
+        <w:t>Solo huecos del documento. Lo que el mazo proyecta, y lo que cambia respecto del documento, está en la §5; varios puntos de esta lista remiten allí.</w:t>
       </w:r>
     </w:p>
     <w:p>
@@ -1460,7 +1741,25 @@
           <w:color w:val="2B2B2B"/>
           <w:sz w:val="22"/>
         </w:rPr>
-        <w:t xml:space="preserve"> p. 48 («Conformación de cuatro células ágiles… sprints quincenales») contra pp. 87-88 y 104 («eventual/futura implementación»). Es el hueco más importante del documento porque afecta al objetivo 2 completo.</w:t>
+        <w:t xml:space="preserve"> p. 48 («Conformación de cuatro células ágiles… sprints quincenales», actividad de la fase 2 fechada mayo-junio 2026 en la p. 47) contra las cuatro páginas que remiten el modelo a una «futura implementación»: pp. 82, 88, 92 y 104. </w:t>
+      </w:r>
+      <w:r>
+        <w:rPr>
+          <w:rFonts w:ascii="Calibri" w:hAnsi="Calibri"/>
+          <w:b/>
+          <w:color w:val="2B2B2B"/>
+          <w:sz w:val="22"/>
+        </w:rPr>
+        <w:t>Corrección de cita:</w:t>
+      </w:r>
+      <w:r>
+        <w:rPr>
+          <w:rFonts w:ascii="Calibri" w:hAnsi="Calibri"/>
+          <w:b w:val="0"/>
+          <w:color w:val="2B2B2B"/>
+          <w:sz w:val="22"/>
+        </w:rPr>
+        <w:t xml:space="preserve"> la p. 87 no dice «eventual implementación» —«eventual» tiene cero apariciones en las 126 páginas— y la fórmula correcta en la p. 88 es «guía para la evaluación de las células en una futura implementación». A esto se suma que el modelo asigna un «especialista en herramientas low-code» a cada una de las cuatro células (Tabla 8, p. 83; Figura 10, p. 82) en un área con «carencia de competencias digitales» declarada (p. 19), quince personas en la muestra (p. 99) y sin partida presupuestal para ese perfil (p. 115). Es el hueco más importante del documento porque afecta al objetivo 2 completo. En la pantalla este punto se ve doble: la dp. 8 cambia el verbo de la actividad y la dp. 15 proyecta las cuatro células con sus veinte personas (§5, puntos 1 y 5).</w:t>
       </w:r>
     </w:p>
     <w:p>
@@ -1483,7 +1782,61 @@
           <w:color w:val="2B2B2B"/>
           <w:sz w:val="22"/>
         </w:rPr>
-        <w:t xml:space="preserve"> «Diagnóstico inicial» en las dieciséis filas de la Tabla 14 (pp. 93-97) sin un solo número; el diagnóstico solo produjo promedios Likert (pp. 59-67) y frecuencias de categorías (p. 73). Sumado al «70 % manual» sin fuente (p. 45), el punto de partida del proyecto no es verificable.</w:t>
+        <w:t xml:space="preserve"> «Diagnóstico inicial» en las dieciséis filas de la Tabla 14 (pp. 93-97) sin un solo número —conteo exacto: 3 celdas en la p. 93, 4 en la p. 94, 3 en la p. 95, 4 en la p. 96 y 2 en la p. 97—; el diagnóstico solo produjo promedios Likert (pp. 59-67) y porcentajes de categorías (pp. 73-74). Y no es solo una columna vacía: la fase 1 tenía como </w:t>
+      </w:r>
+      <w:r>
+        <w:rPr>
+          <w:rFonts w:ascii="Calibri" w:hAnsi="Calibri"/>
+          <w:b/>
+          <w:color w:val="2B2B2B"/>
+          <w:sz w:val="22"/>
+        </w:rPr>
+        <w:t>entregable</w:t>
+      </w:r>
+      <w:r>
+        <w:rPr>
+          <w:rFonts w:ascii="Calibri" w:hAnsi="Calibri"/>
+          <w:b w:val="0"/>
+          <w:color w:val="2B2B2B"/>
+          <w:sz w:val="22"/>
+        </w:rPr>
+        <w:t xml:space="preserve"> un «Informe de línea base con mapa de procesos manuales» (p. 47), las pp. 58, 98 y 103 declaran que los resultados constituyeron esa línea base, y el informe no está entre los anexos. </w:t>
+      </w:r>
+      <w:r>
+        <w:rPr>
+          <w:rFonts w:ascii="Calibri" w:hAnsi="Calibri"/>
+          <w:b/>
+          <w:color w:val="2B2B2B"/>
+          <w:sz w:val="22"/>
+        </w:rPr>
+        <w:t>Corrección de recuento:</w:t>
+      </w:r>
+      <w:r>
+        <w:rPr>
+          <w:rFonts w:ascii="Calibri" w:hAnsi="Calibri"/>
+          <w:b w:val="0"/>
+          <w:color w:val="2B2B2B"/>
+          <w:sz w:val="22"/>
+        </w:rPr>
+        <w:t xml:space="preserve"> «línea base» aparece en </w:t>
+      </w:r>
+      <w:r>
+        <w:rPr>
+          <w:rFonts w:ascii="Calibri" w:hAnsi="Calibri"/>
+          <w:b/>
+          <w:color w:val="2B2B2B"/>
+          <w:sz w:val="22"/>
+        </w:rPr>
+        <w:t>seis</w:t>
+      </w:r>
+      <w:r>
+        <w:rPr>
+          <w:rFonts w:ascii="Calibri" w:hAnsi="Calibri"/>
+          <w:b w:val="0"/>
+          <w:color w:val="2B2B2B"/>
+          <w:sz w:val="22"/>
+        </w:rPr>
+        <w:t xml:space="preserve"> páginas de las 126, no en cuatro: como entregable declarado o cumplido en las pp. 47, 58, 98 y 103, y como nombre del noveno atributo de los indicadores y como encabezado de columna de la Tabla 14 en las pp. 92-93. En ninguna de las pp. 113-126, que son los anexos. Sumado al «70 % manual» sin fuente (p. 45), el punto de partida del proyecto no es verificable. La dp. 8 borra ese entregable de la pantalla (§5, punto 1) y la dp. 19 no trae una sola línea base (§5, punto 8).</w:t>
       </w:r>
     </w:p>
     <w:p>
@@ -1506,7 +1859,25 @@
           <w:color w:val="2B2B2B"/>
           <w:sz w:val="22"/>
         </w:rPr>
-        <w:t xml:space="preserve"> Se afirma «muestreo estratificado probabilístico» (pp. 45, 49) sin marco de muestreo, sin cálculo de tamaño, sin nivel de confianza ni error; y los estratos anunciados (nivel jerárquico y antigüedad, p. 45) no son los reportados (área y antigüedad, pp. 99-101). A nivel de especialización no se exige representatividad estadística, pero sí que lo declarado coincida con lo hecho.</w:t>
+        <w:t xml:space="preserve"> Se afirma «muestreo estratificado probabilístico» (pp. 45, 49) sin marco de muestreo, sin cálculo de tamaño, sin nivel de confianza ni error; y los estratos anunciados (nivel jerárquico y antigüedad, p. 45) no son los reportados (área y antigüedad, pp. 99-101). A nivel de especialización no se exige representatividad estadística, pero sí que lo declarado coincida con lo hecho. Este reparo </w:t>
+      </w:r>
+      <w:r>
+        <w:rPr>
+          <w:rFonts w:ascii="Calibri" w:hAnsi="Calibri"/>
+          <w:b/>
+          <w:color w:val="2B2B2B"/>
+          <w:sz w:val="22"/>
+        </w:rPr>
+        <w:t>no llega a la pantalla</w:t>
+      </w:r>
+      <w:r>
+        <w:rPr>
+          <w:rFonts w:ascii="Calibri" w:hAnsi="Calibri"/>
+          <w:b w:val="0"/>
+          <w:color w:val="2B2B2B"/>
+          <w:sz w:val="22"/>
+        </w:rPr>
+        <w:t>: la dp. 7 no dice «estratificado probabilístico» (§5, punto 12). Lo que sí llega es una tercera cifra de la composición de la muestra (§5, punto 2).</w:t>
       </w:r>
     </w:p>
     <w:p>
@@ -1552,7 +1923,7 @@
           <w:color w:val="2B2B2B"/>
           <w:sz w:val="22"/>
         </w:rPr>
-        <w:t xml:space="preserve"> La p. 98 promete resultados por dimensión e integración de entrevistas y observación, pero el capítulo solo trae «10.1 Caracterización de la muestra» (pp. 99-102): los resultados ya estaban en el capítulo 9 (pp. 58-97). Duplicación estructural.</w:t>
+        <w:t xml:space="preserve"> La p. 98 promete resultados por dimensión e integración de entrevistas y observación, pero el capítulo solo trae «10.1 Caracterización de la muestra» (pp. 99-102): los resultados ya estaban en el capítulo 9 (pp. 58-97). Duplicación estructural, que el mazo repite con los rótulos invertidos de las dp. 10 y 11 (§5, punto 3).</w:t>
       </w:r>
     </w:p>
     <w:p>
@@ -1566,7 +1937,7 @@
           <w:color w:val="2B2B2B"/>
           <w:sz w:val="22"/>
         </w:rPr>
-        <w:t>Cuatro módulos anunciados y sin desarrollo propio</w:t>
+        <w:t>Módulos anunciados y sin desarrollo propio.</w:t>
       </w:r>
       <w:r>
         <w:rPr>
@@ -1575,7 +1946,43 @@
           <w:color w:val="2B2B2B"/>
           <w:sz w:val="22"/>
         </w:rPr>
-        <w:t xml:space="preserve"> (nómina, portal de autogestión/«portal del colaborador», calidad de vida, QR): la p. 17 los enuncia, la Figura 9 los dibuja como cajas de la arquitectura (p. 81) y la interfaz principal los ofrece como accesos (p. 89); tres de ellos —nómina, calidad de vida y QR— sí tienen indicadores caracterizados en la Tabla 14 (pp. 94-95). Pero ninguno tiene pantalla propia ni especificación funcional: las Figuras 12 a 14 (pp. 89-91) solo desarrollan vinculaciones y el tablero. La autogestión es, además, uno de los tres propósitos del objetivo general (p. 22).</w:t>
+        <w:t xml:space="preserve"> </w:t>
+      </w:r>
+      <w:r>
+        <w:rPr>
+          <w:rFonts w:ascii="Calibri" w:hAnsi="Calibri"/>
+          <w:b/>
+          <w:color w:val="2B2B2B"/>
+          <w:sz w:val="22"/>
+        </w:rPr>
+        <w:t>Corrección de cita:</w:t>
+      </w:r>
+      <w:r>
+        <w:rPr>
+          <w:rFonts w:ascii="Calibri" w:hAnsi="Calibri"/>
+          <w:b w:val="0"/>
+          <w:color w:val="2B2B2B"/>
+          <w:sz w:val="22"/>
+        </w:rPr>
+        <w:t xml:space="preserve"> los cuatro que enuncian la p. 17 y la p. 20 son «novedades de nómina, portal de autogestión, calidad de vida y seguimiento de vinculaciones» —el </w:t>
+      </w:r>
+      <w:r>
+        <w:rPr>
+          <w:rFonts w:ascii="Calibri" w:hAnsi="Calibri"/>
+          <w:b/>
+          <w:color w:val="2B2B2B"/>
+          <w:sz w:val="22"/>
+        </w:rPr>
+        <w:t>QR no está ahí</w:t>
+      </w:r>
+      <w:r>
+        <w:rPr>
+          <w:rFonts w:ascii="Calibri" w:hAnsi="Calibri"/>
+          <w:b w:val="0"/>
+          <w:color w:val="2B2B2B"/>
+          <w:sz w:val="22"/>
+        </w:rPr>
+        <w:t>: aparece por primera vez como caja de las Figuras 8 y 9 (pp. 80-81) y como indicador en la p. 95—. La Figura 9 dibuja los seis módulos como cajas de la arquitectura (p. 81) y la interfaz principal ofrece seis accesos, ninguno de ellos QR (Figura 11, p. 89); nómina, calidad de vida y QR sí tienen indicadores caracterizados en la Tabla 14 (pp. 94-95). Pero ninguno tiene pantalla propia ni especificación funcional: las cinco pantallas de las pp. 89-91 solo desarrollan vinculaciones y el tablero. La autogestión es, además, uno de los tres propósitos del objetivo general (p. 22). El mazo proyecta cuatro de esas cinco pantallas y una banda de integración que se queda en cuatro módulos (§5, puntos 5 y 7).</w:t>
       </w:r>
     </w:p>
     <w:p>
@@ -1598,7 +2005,7 @@
           <w:color w:val="2B2B2B"/>
           <w:sz w:val="22"/>
         </w:rPr>
-        <w:t xml:space="preserve"> Búsqueda en las 126 páginas de «consentimiento», «confidencialidad», «ética», «anonimato» y «habeas»: </w:t>
+        <w:t xml:space="preserve"> Búsqueda en las 126 páginas de «consentimiento», «confidencialidad», «ética», «anonimato», «habeas», «autorización», «aval» y «carta»: </w:t>
       </w:r>
       <w:r>
         <w:rPr>
@@ -1616,7 +2023,43 @@
           <w:color w:val="2B2B2B"/>
           <w:sz w:val="22"/>
         </w:rPr>
-        <w:t>. No hay carta de aval de la empresa entre los anexos (pp. 113-126) y la organización se mantiene sin nombre (p. 45) sin explicar que sea por confidencialidad. Son 175 participantes reales.</w:t>
+        <w:t xml:space="preserve">. Matiz único: «confidencial» sí aparece, </w:t>
+      </w:r>
+      <w:r>
+        <w:rPr>
+          <w:rFonts w:ascii="Calibri" w:hAnsi="Calibri"/>
+          <w:b/>
+          <w:color w:val="2B2B2B"/>
+          <w:sz w:val="22"/>
+        </w:rPr>
+        <w:t>una vez y en la p. 26</w:t>
+      </w:r>
+      <w:r>
+        <w:rPr>
+          <w:rFonts w:ascii="Calibri" w:hAnsi="Calibri"/>
+          <w:b w:val="0"/>
+          <w:color w:val="2B2B2B"/>
+          <w:sz w:val="22"/>
+        </w:rPr>
+        <w:t xml:space="preserve">, pero referido al acceso restringido del equipo a la información de la empresa («no se cuenta con acceso total a información confidencial o sensible del área»), no a la protección de los participantes. Los cinco anexos son cronograma (p. 113), presupuesto (p. 115), encuesta (p. 116), guía de entrevista (p. 123) y validación (p. 125): </w:t>
+      </w:r>
+      <w:r>
+        <w:rPr>
+          <w:rFonts w:ascii="Calibri" w:hAnsi="Calibri"/>
+          <w:b/>
+          <w:color w:val="2B2B2B"/>
+          <w:sz w:val="22"/>
+        </w:rPr>
+        <w:t>ninguno es una autorización</w:t>
+      </w:r>
+      <w:r>
+        <w:rPr>
+          <w:rFonts w:ascii="Calibri" w:hAnsi="Calibri"/>
+          <w:b w:val="0"/>
+          <w:color w:val="2B2B2B"/>
+          <w:sz w:val="22"/>
+        </w:rPr>
+        <w:t xml:space="preserve"> (pp. 113-126). La organización se mantiene sin nombre (p. 45) sin declarar que sea deliberado. Son 175 participantes reales.</w:t>
       </w:r>
     </w:p>
     <w:p>
@@ -1639,7 +2082,7 @@
           <w:color w:val="2B2B2B"/>
           <w:sz w:val="22"/>
         </w:rPr>
-        <w:t xml:space="preserve"> en el documento (búsqueda de «Turnitin» y «similitud»: sin resultados). No es un hallazgo contra el grupo: es un dato que le corresponde al metodólogo (ver §8).</w:t>
+        <w:t xml:space="preserve"> en el documento (búsqueda de «Turnitin» y «similitud»: sin resultados). No es un hallazgo contra el grupo: es un dato que le corresponde al metodólogo (ver §9).</w:t>
       </w:r>
     </w:p>
     <w:p>
@@ -1698,7 +2141,7 @@
           <w:color w:val="2B2B2B"/>
           <w:sz w:val="22"/>
         </w:rPr>
-        <w:t xml:space="preserve"> ni incluye los formatos diligenciados (pp. 125-126).</w:t>
+        <w:t xml:space="preserve"> ni incluye los formatos diligenciados (pp. 125-126). Agravante: la p. 124 anuncia que «la evidencia del proceso de validación se presenta en el Anexo 5», y lo que el anexo trae es la frase «profesionales con experiencia en Gestión Humana y transformación digital», sin número ni perfil.</w:t>
       </w:r>
     </w:p>
     <w:p>
@@ -1721,7 +2164,368 @@
           <w:color w:val="2B2B2B"/>
           <w:sz w:val="22"/>
         </w:rPr>
-        <w:t xml:space="preserve"> Una serie en pp. 107-111 y otra, con otro formato, en pp. 111-112. Duplicados exactos: Pérez 2024a/b/c y Páez-Gabriunas 2021a/b (p. 109), Rojas Gallardo repetido (pp. 110-111). Dos citas del texto que no están en la lista: Méndez-Gutiérrez et al. (2023) y Pastuña (2025), ambas en la p. 15. Y entradas sin relación alguna con el proyecto: la norma IEEE 802.15.4 (2006), el software SPSS 27 —que la metodología nunca usa, el análisis fue en Google Forms y estadística descriptiva (p. 56)—, Rioja (2008) sobre judicialización de la salud y personas sordas, y Ramírez &amp; Guzmán sobre sistemas participativos de garantía agrarios (pp. 111-112). Son ejemplos típicos de una plantilla APA que no se depuró.</w:t>
+        <w:t xml:space="preserve"> Una serie en pp. 107-111, que termina en «What Is Low-Code? | IBM», y otra, con otro formato, que arranca en la misma p. 111 con «A. WRojas Gallardo» y llega a la p. 112. Duplicados exactos: Pérez 2024a/b/c y Páez-Gabriunas 2021a/b (p. 109), Rojas Gallardo repetido (pp. 110-111) y </w:t>
+      </w:r>
+      <w:r>
+        <w:rPr>
+          <w:rFonts w:ascii="Calibri" w:hAnsi="Calibri"/>
+          <w:b/>
+          <w:color w:val="2B2B2B"/>
+          <w:sz w:val="22"/>
+        </w:rPr>
+        <w:t>uno más que la ficha no registraba: «Gtalent (23 de 09 de 2024)» dos veces en la p. 111</w:t>
+      </w:r>
+      <w:r>
+        <w:rPr>
+          <w:rFonts w:ascii="Calibri" w:hAnsi="Calibri"/>
+          <w:b w:val="0"/>
+          <w:color w:val="2B2B2B"/>
+          <w:sz w:val="22"/>
+        </w:rPr>
+        <w:t xml:space="preserve">. Dos citas del texto que no están en la lista: Méndez-Gutiérrez et al. (2023) y Pastuña (2025), ambas en la p. 15. Y entradas sin relación alguna con el proyecto: la norma IEEE 802.15.4 (2006), el software SPSS 27 —que la metodología nunca usa—, Rioja (2008) sobre judicialización de la salud y personas sordas, y Ramírez &amp; Guzmán sobre sistemas participativos de garantía agrarios; </w:t>
+      </w:r>
+      <w:r>
+        <w:rPr>
+          <w:rFonts w:ascii="Calibri" w:hAnsi="Calibri"/>
+          <w:b/>
+          <w:color w:val="2B2B2B"/>
+          <w:sz w:val="22"/>
+        </w:rPr>
+        <w:t>las cuatro están en la p. 112</w:t>
+      </w:r>
+      <w:r>
+        <w:rPr>
+          <w:rFonts w:ascii="Calibri" w:hAnsi="Calibri"/>
+          <w:b w:val="0"/>
+          <w:color w:val="2B2B2B"/>
+          <w:sz w:val="22"/>
+        </w:rPr>
+        <w:t xml:space="preserve">, no repartidas entre 111 y 112. </w:t>
+      </w:r>
+      <w:r>
+        <w:rPr>
+          <w:rFonts w:ascii="Calibri" w:hAnsi="Calibri"/>
+          <w:b/>
+          <w:color w:val="2B2B2B"/>
+          <w:sz w:val="22"/>
+        </w:rPr>
+        <w:t>Corrección de cita:</w:t>
+      </w:r>
+      <w:r>
+        <w:rPr>
+          <w:rFonts w:ascii="Calibri" w:hAnsi="Calibri"/>
+          <w:b w:val="0"/>
+          <w:color w:val="2B2B2B"/>
+          <w:sz w:val="22"/>
+        </w:rPr>
+        <w:t xml:space="preserve"> no decir que «el análisis fue en Google Forms y estadística descriptiva (p. 56)» — la p. 56 solo nombra Google Forms, y como herramienta de aplicación de la encuesta; «estadística descriptiva» está en las pp. 44 y 48. Son ejemplos típicos de una plantilla APA que no se depuró. Cuál de las dos series llega a la sala importa para la nota: el mazo proyecta la primera completa y </w:t>
+      </w:r>
+      <w:r>
+        <w:rPr>
+          <w:rFonts w:ascii="Calibri" w:hAnsi="Calibri"/>
+          <w:b/>
+          <w:color w:val="2B2B2B"/>
+          <w:sz w:val="22"/>
+        </w:rPr>
+        <w:t>omite la segunda</w:t>
+      </w:r>
+      <w:r>
+        <w:rPr>
+          <w:rFonts w:ascii="Calibri" w:hAnsi="Calibri"/>
+          <w:b w:val="0"/>
+          <w:color w:val="2B2B2B"/>
+          <w:sz w:val="22"/>
+        </w:rPr>
+        <w:t>, que es donde están las cuatro entradas más ajenas al proyecto (§5, punto 9).</w:t>
+      </w:r>
+    </w:p>
+    <w:p>
+      <w:r>
+        <w:rPr>
+          <w:rFonts w:ascii="Calibri" w:hAnsi="Calibri"/>
+          <w:b/>
+          <w:color w:val="2B2B2B"/>
+          <w:sz w:val="22"/>
+        </w:rPr>
+        <w:t>Forma y ortografía (bloque breve, no se pregunta en sala).</w:t>
+      </w:r>
+      <w:r>
+        <w:rPr>
+          <w:rFonts w:ascii="Calibri" w:hAnsi="Calibri"/>
+          <w:b w:val="0"/>
+          <w:color w:val="2B2B2B"/>
+          <w:sz w:val="22"/>
+        </w:rPr>
+        <w:t xml:space="preserve"> «Elboración propia» </w:t>
+      </w:r>
+      <w:r>
+        <w:rPr>
+          <w:rFonts w:ascii="Calibri" w:hAnsi="Calibri"/>
+          <w:b/>
+          <w:color w:val="2B2B2B"/>
+          <w:sz w:val="22"/>
+        </w:rPr>
+        <w:t>en dos sitios</w:t>
+      </w:r>
+      <w:r>
+        <w:rPr>
+          <w:rFonts w:ascii="Calibri" w:hAnsi="Calibri"/>
+          <w:b w:val="0"/>
+          <w:color w:val="2B2B2B"/>
+          <w:sz w:val="22"/>
+        </w:rPr>
+        <w:t xml:space="preserve">: la Tabla 9 (p. 84) y la Lista de tablas que la arrastra (p. 7); «TECONOLOGICOS» </w:t>
+      </w:r>
+      <w:r>
+        <w:rPr>
+          <w:rFonts w:ascii="Calibri" w:hAnsi="Calibri"/>
+          <w:b/>
+          <w:color w:val="2B2B2B"/>
+          <w:sz w:val="22"/>
+        </w:rPr>
+        <w:t>dos veces en la misma p. 115</w:t>
+      </w:r>
+      <w:r>
+        <w:rPr>
+          <w:rFonts w:ascii="Calibri" w:hAnsi="Calibri"/>
+          <w:b w:val="0"/>
+          <w:color w:val="2B2B2B"/>
+          <w:sz w:val="22"/>
+        </w:rPr>
+        <w:t xml:space="preserve"> (encabezado del rubro y línea del total); falta un «se» en «Como parte de la propuesta diseñaron las interfaces» (p. 16); encabezado fusionado «8.3 Población y muestra Componente cuantitativo:» (p. 45); numeración del marco inconsistente —el índice lista «7 Tecnologías habilitadoras» y «7.3 Marco conceptual» mientras el marco teórico es 6.2 y </w:t>
+      </w:r>
+      <w:r>
+        <w:rPr>
+          <w:rFonts w:ascii="Calibri" w:hAnsi="Calibri"/>
+          <w:b/>
+          <w:color w:val="2B2B2B"/>
+          <w:sz w:val="22"/>
+        </w:rPr>
+        <w:t>no existe ningún 6.2.1</w:t>
+      </w:r>
+      <w:r>
+        <w:rPr>
+          <w:rFonts w:ascii="Calibri" w:hAnsi="Calibri"/>
+          <w:b w:val="0"/>
+          <w:color w:val="2B2B2B"/>
+          <w:sz w:val="22"/>
+        </w:rPr>
+        <w:t xml:space="preserve">: salta de «6.2 Marco teórico» a «6.2.2 Ecosistemas digitales integrales en HR», ambos en el folio 35 (pp. 4-5)—; referencias cruzadas erradas: la p. 99 remite a la «Tabla 16» para mostrar la Tabla 15, la p. 101 remite a la «Tabla 17» para la Tabla 16 —Tabla 17 que no existe: la Lista de tablas termina en la 16 (p. 7)—, y la figura de antigüedad se numera «Figura 10» (p. 101) cuando la Figura 10 es el modelo de células ágiles (p. 82); esa figura de antigüedad </w:t>
+      </w:r>
+      <w:r>
+        <w:rPr>
+          <w:rFonts w:ascii="Calibri" w:hAnsi="Calibri"/>
+          <w:b/>
+          <w:color w:val="2B2B2B"/>
+          <w:sz w:val="22"/>
+        </w:rPr>
+        <w:t>tampoco está en la Lista de figuras</w:t>
+      </w:r>
+      <w:r>
+        <w:rPr>
+          <w:rFonts w:ascii="Calibri" w:hAnsi="Calibri"/>
+          <w:b w:val="0"/>
+          <w:color w:val="2B2B2B"/>
+          <w:sz w:val="22"/>
+        </w:rPr>
+        <w:t xml:space="preserve"> (p. 8), que termina en la Figura 15. Además, en la p. 89 las dos imágenes están </w:t>
+      </w:r>
+      <w:r>
+        <w:rPr>
+          <w:rFonts w:ascii="Calibri" w:hAnsi="Calibri"/>
+          <w:b/>
+          <w:color w:val="2B2B2B"/>
+          <w:sz w:val="22"/>
+        </w:rPr>
+        <w:t>superpuestas</w:t>
+      </w:r>
+      <w:r>
+        <w:rPr>
+          <w:rFonts w:ascii="Calibri" w:hAnsi="Calibri"/>
+          <w:b w:val="0"/>
+          <w:color w:val="2B2B2B"/>
+          <w:sz w:val="22"/>
+        </w:rPr>
+        <w:t>: la del módulo de vinculaciones queda encima de la interfaz principal, de modo que en pantalla se ve la Figura 12 sobre el pie que dice «Figura 11» y el pie de la Figura 12 queda sin imagen. Y el rótulo interno de la Figura 8 dice «Proceso TO BE del ecosistema digital propuesto», distinto del pie que imprime el documento (p. 80) —y esa misma figura es la que la dp. 13 proyecta bajo el título del segundo objetivo (§5, punto 6)—. La forma del mazo va aparte, al final de la §5.</w:t>
+      </w:r>
+    </w:p>
+    <w:p>
+      <w:pPr>
+        <w:spacing w:before="200" w:after="60"/>
+      </w:pPr>
+      <w:r>
+        <w:rPr>
+          <w:rFonts w:ascii="Calibri" w:hAnsi="Calibri"/>
+          <w:b/>
+          <w:color w:val="007433"/>
+          <w:sz w:val="32"/>
+        </w:rPr>
+        <w:t>5. OBSERVACIONES DE LAS DIAPOSITIVAS — qué proyectan y en qué se separan del documento</w:t>
+      </w:r>
+    </w:p>
+    <w:p>
+      <w:r>
+        <w:rPr>
+          <w:rFonts w:ascii="Calibri" w:hAnsi="Calibri"/>
+          <w:b/>
+          <w:color w:val="2B2B2B"/>
+          <w:sz w:val="22"/>
+        </w:rPr>
+        <w:t>Mazo:</w:t>
+      </w:r>
+      <w:r>
+        <w:rPr>
+          <w:rFonts w:ascii="Calibri" w:hAnsi="Calibri"/>
+          <w:b w:val="0"/>
+          <w:color w:val="2B2B2B"/>
+          <w:sz w:val="22"/>
+        </w:rPr>
+        <w:t xml:space="preserve"> </w:t>
+      </w:r>
+      <w:r>
+        <w:rPr>
+          <w:rFonts w:ascii="Consolas" w:hAnsi="Consolas"/>
+          <w:color w:val="111111"/>
+          <w:sz w:val="21"/>
+        </w:rPr>
+        <w:t>Sustentación Proyecto de grado- Loren Prieto - Yulieth Rodriguez.pdf</w:t>
+      </w:r>
+      <w:r>
+        <w:rPr>
+          <w:rFonts w:ascii="Calibri" w:hAnsi="Calibri"/>
+          <w:b w:val="0"/>
+          <w:color w:val="2B2B2B"/>
+          <w:sz w:val="22"/>
+        </w:rPr>
+        <w:t xml:space="preserve"> — </w:t>
+      </w:r>
+      <w:r>
+        <w:rPr>
+          <w:rFonts w:ascii="Calibri" w:hAnsi="Calibri"/>
+          <w:b/>
+          <w:color w:val="2B2B2B"/>
+          <w:sz w:val="22"/>
+        </w:rPr>
+        <w:t>23 diapositivas</w:t>
+      </w:r>
+      <w:r>
+        <w:rPr>
+          <w:rFonts w:ascii="Calibri" w:hAnsi="Calibri"/>
+          <w:b w:val="0"/>
+          <w:color w:val="2B2B2B"/>
+          <w:sz w:val="22"/>
+        </w:rPr>
+        <w:t xml:space="preserve"> (1 portada · 2 introducción: contexto e importancia · 3 problema y pregunta central · 4 objetivo general y los cuatro específicos · 5 justificación, alcances y limitaciones · 6 marco referencial: teorías, antecedentes y conceptos · 7 metodología · 8 ruta metodológica del proyecto, infografía de tres fases · 9 diseño y validación de instrumentos · 10 aplicación de los instrumentos · 11 «Resultados»: caracterización de la muestra y priorización · 12 proceso AS IS · 13 proceso TO BE bajo el título del segundo objetivo · 14 arquitectura del ecosistema · 15 modelo de células ágiles · 16 interfaz principal · 17 módulo de vinculaciones · 18 módulo de seguimiento · 19 tablero de indicadores · 20 conclusiones, recomendaciones e implicaciones · 21 referencias bibliográficas · 22 divisor «Preguntas» · 23 «Gracias»).</w:t>
+      </w:r>
+    </w:p>
+    <w:p>
+      <w:r>
+        <w:rPr>
+          <w:rFonts w:ascii="Calibri" w:hAnsi="Calibri"/>
+          <w:b/>
+          <w:color w:val="2B2B2B"/>
+          <w:sz w:val="22"/>
+        </w:rPr>
+        <w:t>El mazo hace lo contrario de lo que suele hacer un mazo: es más prudente que el documento.</w:t>
+      </w:r>
+      <w:r>
+        <w:rPr>
+          <w:rFonts w:ascii="Calibri" w:hAnsi="Calibri"/>
+          <w:b w:val="0"/>
+          <w:color w:val="2B2B2B"/>
+          <w:sz w:val="22"/>
+        </w:rPr>
+        <w:t xml:space="preserve"> No infla nada —no hay un porcentaje de mejora inventado, no hay un impacto que no se midió, el tablero se rotula «Con datos simulados» (dp. 19) y la dp. 20 recomienda un piloto—. Lo que hace es </w:t>
+      </w:r>
+      <w:r>
+        <w:rPr>
+          <w:rFonts w:ascii="Calibri" w:hAnsi="Calibri"/>
+          <w:b/>
+          <w:color w:val="2B2B2B"/>
+          <w:sz w:val="22"/>
+        </w:rPr>
+        <w:t>corregir en silencio tres de los reparos que sostienen la nota</w:t>
+      </w:r>
+      <w:r>
+        <w:rPr>
+          <w:rFonts w:ascii="Calibri" w:hAnsi="Calibri"/>
+          <w:b w:val="0"/>
+          <w:color w:val="2B2B2B"/>
+          <w:sz w:val="22"/>
+        </w:rPr>
+        <w:t xml:space="preserve">: la dp. 8 borra el «Informe de línea base» del entregable de la fase 1, cambia «Conformación de cuatro células ágiles» por «Definición de las cuatro células ágiles» y mueve la arquitectura funcional de la fase 2 a la fase 3; y la dp. 21 deja fuera la segunda serie de referencias, que es donde están las entradas más ajenas al proyecto. Eso obliga a una decisión de jurado antes de entrar: </w:t>
+      </w:r>
+      <w:r>
+        <w:rPr>
+          <w:rFonts w:ascii="Calibri" w:hAnsi="Calibri"/>
+          <w:b/>
+          <w:color w:val="2B2B2B"/>
+          <w:sz w:val="22"/>
+        </w:rPr>
+        <w:t>lo que se califica es el documento</w:t>
+      </w:r>
+      <w:r>
+        <w:rPr>
+          <w:rFonts w:ascii="Calibri" w:hAnsi="Calibri"/>
+          <w:b w:val="0"/>
+          <w:color w:val="2B2B2B"/>
+          <w:sz w:val="22"/>
+        </w:rPr>
+        <w:t xml:space="preserve">, así que la versión corregida de la pantalla no borra el reparo, pero sí cambia cómo se pregunta —la P1 pasa de «¿se conformaron?» a «¿cuál de las dos versiones manda?»— y de paso </w:t>
+      </w:r>
+      <w:r>
+        <w:rPr>
+          <w:rFonts w:ascii="Calibri" w:hAnsi="Calibri"/>
+          <w:b/>
+          <w:color w:val="2B2B2B"/>
+          <w:sz w:val="22"/>
+        </w:rPr>
+        <w:t>refuerza la P2</w:t>
+      </w:r>
+      <w:r>
+        <w:rPr>
+          <w:rFonts w:ascii="Calibri" w:hAnsi="Calibri"/>
+          <w:b w:val="0"/>
+          <w:color w:val="2B2B2B"/>
+          <w:sz w:val="22"/>
+        </w:rPr>
+        <w:t xml:space="preserve">, porque su propia diapositiva ya no promete una línea base. En sentido contrario, el mazo abre dos frentes nuevos que el documento no tenía: </w:t>
+      </w:r>
+      <w:r>
+        <w:rPr>
+          <w:rFonts w:ascii="Calibri" w:hAnsi="Calibri"/>
+          <w:b/>
+          <w:color w:val="2B2B2B"/>
+          <w:sz w:val="22"/>
+        </w:rPr>
+        <w:t>se contradice consigo mismo en la composición de la muestra</w:t>
+      </w:r>
+      <w:r>
+        <w:rPr>
+          <w:rFonts w:ascii="Calibri" w:hAnsi="Calibri"/>
+          <w:b w:val="0"/>
+          <w:color w:val="2B2B2B"/>
+          <w:sz w:val="22"/>
+        </w:rPr>
+        <w:t xml:space="preserve"> y proyecta el tablero con </w:t>
+      </w:r>
+      <w:r>
+        <w:rPr>
+          <w:rFonts w:ascii="Calibri" w:hAnsi="Calibri"/>
+          <w:b/>
+          <w:color w:val="2B2B2B"/>
+          <w:sz w:val="22"/>
+        </w:rPr>
+        <w:t>dos metas invertidas y una meta incumplida sin señalarla</w:t>
+      </w:r>
+      <w:r>
+        <w:rPr>
+          <w:rFonts w:ascii="Calibri" w:hAnsi="Calibri"/>
+          <w:b w:val="0"/>
+          <w:color w:val="2B2B2B"/>
+          <w:sz w:val="22"/>
+        </w:rPr>
+        <w:t>.</w:t>
       </w:r>
     </w:p>
     <w:p>
@@ -1735,7 +2539,7 @@
           <w:color w:val="2B2B2B"/>
           <w:sz w:val="22"/>
         </w:rPr>
-        <w:t>Discrepancia documento vs. presentación en la muestra:</w:t>
+        <w:t>La dp. 8 reescribe la ruta metodológica de las pp. 47-48.</w:t>
       </w:r>
       <w:r>
         <w:rPr>
@@ -1744,7 +2548,97 @@
           <w:color w:val="2B2B2B"/>
           <w:sz w:val="22"/>
         </w:rPr>
-        <w:t xml:space="preserve"> la dp. 7 afirma «150 colaboradores (20 de RR. HH. y 130 operativos)»; la Tabla 15 (p. 99) reporta Recursos Humanos 15 (10,0 %), Operaciones 70, Logística 35, Comercial 25 y Otro 5.</w:t>
+        <w:t xml:space="preserve"> La infografía «Ruta metodológica del proyecto» conserva las fechas del documento —«Meses 1–2: noviembre – diciembre 2025», «Meses 3–4: mayo – junio 2026», «Meses 5–6: julio – agosto 2026»— y cambia tres cosas de fondo. </w:t>
+      </w:r>
+      <w:r>
+        <w:rPr>
+          <w:rFonts w:ascii="Calibri" w:hAnsi="Calibri"/>
+          <w:b/>
+          <w:color w:val="2B2B2B"/>
+          <w:sz w:val="22"/>
+        </w:rPr>
+        <w:t>(a)</w:t>
+      </w:r>
+      <w:r>
+        <w:rPr>
+          <w:rFonts w:ascii="Calibri" w:hAnsi="Calibri"/>
+          <w:b w:val="0"/>
+          <w:color w:val="2B2B2B"/>
+          <w:sz w:val="22"/>
+        </w:rPr>
+        <w:t xml:space="preserve"> El entregable de la fase 1 pasa de «Informe de línea base con mapa de procesos manuales» (p. 47) a «Diagnóstico y mapa de procesos susceptibles de optimización», con un «Producto obtenido: Diagnóstico de procesos priorizados»: la línea base desaparece de la pantalla. </w:t>
+      </w:r>
+      <w:r>
+        <w:rPr>
+          <w:rFonts w:ascii="Calibri" w:hAnsi="Calibri"/>
+          <w:b/>
+          <w:color w:val="2B2B2B"/>
+          <w:sz w:val="22"/>
+        </w:rPr>
+        <w:t>(b)</w:t>
+      </w:r>
+      <w:r>
+        <w:rPr>
+          <w:rFonts w:ascii="Calibri" w:hAnsi="Calibri"/>
+          <w:b w:val="0"/>
+          <w:color w:val="2B2B2B"/>
+          <w:sz w:val="22"/>
+        </w:rPr>
+        <w:t xml:space="preserve"> La actividad «Conformación de cuatro células ágiles (5–7 miembros, metodología Scrum/Kanban, sprints quincenales)» (p. 48) pasa a «Definición de las cuatro células ágiles», y las cinco actividades de la fase 2 quedan todas en verbo de diseño —Definición, Asignación, Definición, Definición, Diseño—, con entregable «Modelo de células ágiles». </w:t>
+      </w:r>
+      <w:r>
+        <w:rPr>
+          <w:rFonts w:ascii="Calibri" w:hAnsi="Calibri"/>
+          <w:b/>
+          <w:color w:val="2B2B2B"/>
+          <w:sz w:val="22"/>
+        </w:rPr>
+        <w:t>(c)</w:t>
+      </w:r>
+      <w:r>
+        <w:rPr>
+          <w:rFonts w:ascii="Calibri" w:hAnsi="Calibri"/>
+          <w:b w:val="0"/>
+          <w:color w:val="2B2B2B"/>
+          <w:sz w:val="22"/>
+        </w:rPr>
+        <w:t xml:space="preserve"> La arquitectura funcional se muda: en el documento es objetivo y actividad de la </w:t>
+      </w:r>
+      <w:r>
+        <w:rPr>
+          <w:rFonts w:ascii="Calibri" w:hAnsi="Calibri"/>
+          <w:b/>
+          <w:color w:val="2B2B2B"/>
+          <w:sz w:val="22"/>
+        </w:rPr>
+        <w:t>fase 2</w:t>
+      </w:r>
+      <w:r>
+        <w:rPr>
+          <w:rFonts w:ascii="Calibri" w:hAnsi="Calibri"/>
+          <w:b w:val="0"/>
+          <w:color w:val="2B2B2B"/>
+          <w:sz w:val="22"/>
+        </w:rPr>
+        <w:t xml:space="preserve"> (pp. 47-48), y en la pantalla encabeza la </w:t>
+      </w:r>
+      <w:r>
+        <w:rPr>
+          <w:rFonts w:ascii="Calibri" w:hAnsi="Calibri"/>
+          <w:b/>
+          <w:color w:val="2B2B2B"/>
+          <w:sz w:val="22"/>
+        </w:rPr>
+        <w:t>fase 3</w:t>
+      </w:r>
+      <w:r>
+        <w:rPr>
+          <w:rFonts w:ascii="Calibri" w:hAnsi="Calibri"/>
+          <w:b w:val="0"/>
+          <w:color w:val="2B2B2B"/>
+          <w:sz w:val="22"/>
+        </w:rPr>
+        <w:t xml:space="preserve"> junto al tablero, de modo que cada fase queda con un juego limpio de objetivos (1 / 2 / 3 y 4). Añade además una actividad que la p. 48 no lista, «Definición del backlog priorizado». Y la banda inferior «Análisis de la información» repite la redacción de la p. 48 —«estadística descriptiva»—, que es la versión sin medianas: el plan de la p. 44 («promedios, medianas y frecuencias») tampoco llega a la pantalla (§4, punto 4). Corta para los dos lados y hay que decirlo así: es una ruta mejor alineada con lo que de verdad se entregó, y a la vez es una segunda versión del cronograma que nadie declaró como corrección.</w:t>
       </w:r>
     </w:p>
     <w:p>
@@ -1758,7 +2652,7 @@
           <w:color w:val="2B2B2B"/>
           <w:sz w:val="22"/>
         </w:rPr>
-        <w:t>Lo que la presentación decidió no mostrar:</w:t>
+        <w:t>El mazo se contradice consigo mismo en la muestra, y la diapositiva que acierta es la segunda.</w:t>
       </w:r>
       <w:r>
         <w:rPr>
@@ -1767,7 +2661,7 @@
           <w:color w:val="2B2B2B"/>
           <w:sz w:val="22"/>
         </w:rPr>
-        <w:t xml:space="preserve"> ni un solo promedio de la encuesta (dp. 10 resume las cuatro dimensiones en prosa), ni la matriz de priorización con sus valores (dp. 11 la muestra sin cifras), ni las limitaciones desarrolladas (dp. 5 las lista en cinco viñetas). En cambio la dp. 13 introduce </w:t>
+        <w:t xml:space="preserve"> La dp. 7 afirma «Muestra cuantitativa: 150 colaboradores (20 de RR. HH. y 130 operativos)». Cuatro diapositivas después, la torta de la dp. 11 reparte esos 150 en Operaciones 47 %, Logística 23 %, Comercial 17 %, </w:t>
       </w:r>
       <w:r>
         <w:rPr>
@@ -1776,7 +2670,7 @@
           <w:color w:val="2B2B2B"/>
           <w:sz w:val="22"/>
         </w:rPr>
-        <w:t>Power Automate</w:t>
+        <w:t>Recursos Humanos 10 %</w:t>
       </w:r>
       <w:r>
         <w:rPr>
@@ -1785,10 +2679,13 @@
           <w:color w:val="2B2B2B"/>
           <w:sz w:val="22"/>
         </w:rPr>
-        <w:t>, que en el documento no aparece como componente de la arquitectura (la p. 81 nombra Power Apps y SharePoint; Power Automate solo sale en antecedentes y referencias, pp. 33-34 y 108-110).</w:t>
+        <w:t xml:space="preserve"> y Otro 3 %: exactamente la Tabla 15 del documento —70, 35, 25, 15 y 5 sobre 150 (p. 99)—. Es decir, el 10 % de la pantalla son quince personas, no veinte, y el propio mazo refuta su dp. 7. La reserva R10 sube de categoría con esto: ya no es «el documento dice otra cosa», es «sus dos diapositivas no dicen lo mismo», y se pregunta señalando la pantalla.</w:t>
       </w:r>
     </w:p>
     <w:p>
+      <w:pPr>
+        <w:pStyle w:val="ListNumber"/>
+      </w:pPr>
       <w:r>
         <w:rPr>
           <w:rFonts w:ascii="Calibri" w:hAnsi="Calibri"/>
@@ -1796,7 +2693,7 @@
           <w:color w:val="2B2B2B"/>
           <w:sz w:val="22"/>
         </w:rPr>
-        <w:t>Forma y ortografía (bloque breve, no se pregunta en sala).</w:t>
+        <w:t>Los rótulos de los resultados están invertidos respecto de lo que muestran.</w:t>
       </w:r>
       <w:r>
         <w:rPr>
@@ -1805,7 +2702,701 @@
           <w:color w:val="2B2B2B"/>
           <w:sz w:val="22"/>
         </w:rPr>
-        <w:t xml:space="preserve"> «Elboración propia» (p. 84); «TECONOLOGICOS» (p. 115); falta un «se» en «Como parte de la propuesta diseñaron las interfaces» (p. 16); encabezado fusionado «8.3 Población y muestra Componente cuantitativo:» (p. 45); numeración del marco inconsistente —el índice lista «7 Tecnologías habilitadoras» y «7.3 Marco conceptual» mientras el marco teórico es 6.2 y arranca en 6.2.2 (pp. 4-5)—; referencias cruzadas erradas: la p. 99 remite a la «Tabla 16» para mostrar la Tabla 15, la p. 101 remite a la «Tabla 17» para la Tabla 16, y la figura de antigüedad se numera «Figura 10» (p. 101) cuando la Figura 10 es el modelo de células ágiles (p. 82).</w:t>
+        <w:t xml:space="preserve"> La dp. 10 se titula «Aplicación de los instrumentos de recolección de información» y lo que trae son los hallazgos de las cuatro dimensiones de la encuesta —el capítulo 9 (pp. 58-97)—, en prosa y </w:t>
+      </w:r>
+      <w:r>
+        <w:rPr>
+          <w:rFonts w:ascii="Calibri" w:hAnsi="Calibri"/>
+          <w:b/>
+          <w:color w:val="2B2B2B"/>
+          <w:sz w:val="22"/>
+        </w:rPr>
+        <w:t>sin un solo promedio</w:t>
+      </w:r>
+      <w:r>
+        <w:rPr>
+          <w:rFonts w:ascii="Calibri" w:hAnsi="Calibri"/>
+          <w:b w:val="0"/>
+          <w:color w:val="2B2B2B"/>
+          <w:sz w:val="22"/>
+        </w:rPr>
+        <w:t>; la dp. 11 se titula «Resultados» y lo que trae es la caracterización de la muestra —el capítulo 10 (pp. 99-102)—. El mazo reproduce así la duplicación estructural del §4, punto 5, pero al revés: llama «resultados» a la demografía y «aplicación de instrumentos» a los resultados. Ninguno de los promedios de la encuesta (3,2 · 3,05 · 3,07 · 2,85 · 2,96 · 4,13 · 4,27, pp. 59-67) se proyecta.</w:t>
+      </w:r>
+    </w:p>
+    <w:p>
+      <w:pPr>
+        <w:pStyle w:val="ListNumber"/>
+      </w:pPr>
+      <w:r>
+        <w:rPr>
+          <w:rFonts w:ascii="Calibri" w:hAnsi="Calibri"/>
+          <w:b/>
+          <w:color w:val="2B2B2B"/>
+          <w:sz w:val="22"/>
+        </w:rPr>
+        <w:t>La dp. 11 proyecta la priorización sin un solo valor, y justifica al ganador con criterios que no son los de la matriz.</w:t>
+      </w:r>
+      <w:r>
+        <w:rPr>
+          <w:rFonts w:ascii="Calibri" w:hAnsi="Calibri"/>
+          <w:b w:val="0"/>
+          <w:color w:val="2B2B2B"/>
+          <w:sz w:val="22"/>
+        </w:rPr>
+        <w:t xml:space="preserve"> El gráfico «Priorización de procesos susceptibles de optimización» tiene cuatro barras rotuladas —Vinculaciones, Gestión documental, Administración del personal, Calidad de vida—, un único eje que dice «Prioridad» y </w:t>
+      </w:r>
+      <w:r>
+        <w:rPr>
+          <w:rFonts w:ascii="Calibri" w:hAnsi="Calibri"/>
+          <w:b/>
+          <w:color w:val="2B2B2B"/>
+          <w:sz w:val="22"/>
+        </w:rPr>
+        <w:t>ninguna cifra</w:t>
+      </w:r>
+      <w:r>
+        <w:rPr>
+          <w:rFonts w:ascii="Calibri" w:hAnsi="Calibri"/>
+          <w:b w:val="0"/>
+          <w:color w:val="2B2B2B"/>
+          <w:sz w:val="22"/>
+        </w:rPr>
+        <w:t xml:space="preserve">; en pantalla las dos primeras barras se ven prácticamente iguales. Debajo, el «Hallazgo principal» declara vinculaciones como eje «debido a su alta carga operativa, la participación de múltiples actores y la necesidad de fortalecer la trazabilidad de la información», tres razones que </w:t>
+      </w:r>
+      <w:r>
+        <w:rPr>
+          <w:rFonts w:ascii="Calibri" w:hAnsi="Calibri"/>
+          <w:b/>
+          <w:color w:val="2B2B2B"/>
+          <w:sz w:val="22"/>
+        </w:rPr>
+        <w:t>no son las tres columnas de la matriz</w:t>
+      </w:r>
+      <w:r>
+        <w:rPr>
+          <w:rFonts w:ascii="Calibri" w:hAnsi="Calibri"/>
+          <w:b w:val="0"/>
+          <w:color w:val="2B2B2B"/>
+          <w:sz w:val="22"/>
+        </w:rPr>
+        <w:t xml:space="preserve"> del documento (impacto, frecuencia y prioridad, pp. 75-76). Es la versión en pantalla del condicional de la §7: si se saltan la fase 1, la pregunta por qué el eje fue vinculaciones y no gestión documental se hace señalando ese gráfico.</w:t>
+      </w:r>
+    </w:p>
+    <w:p>
+      <w:pPr>
+        <w:pStyle w:val="ListNumber"/>
+      </w:pPr>
+      <w:r>
+        <w:rPr>
+          <w:rFonts w:ascii="Calibri" w:hAnsi="Calibri"/>
+          <w:b/>
+          <w:color w:val="2B2B2B"/>
+          <w:sz w:val="22"/>
+        </w:rPr>
+        <w:t>La dp. 15 proyecta la aritmética de la P1 completa.</w:t>
+      </w:r>
+      <w:r>
+        <w:rPr>
+          <w:rFonts w:ascii="Calibri" w:hAnsi="Calibri"/>
+          <w:b w:val="0"/>
+          <w:color w:val="2B2B2B"/>
+          <w:sz w:val="22"/>
+        </w:rPr>
+        <w:t xml:space="preserve"> La Figura 10 (p. 82) llega entera y legible: cuatro células —Vinculación, Administración de personal, Calidad de vida, Transformación digital—, cada una con </w:t>
+      </w:r>
+      <w:r>
+        <w:rPr>
+          <w:rFonts w:ascii="Calibri" w:hAnsi="Calibri"/>
+          <w:b/>
+          <w:color w:val="2B2B2B"/>
+          <w:sz w:val="22"/>
+        </w:rPr>
+        <w:t>los mismos cinco roles</w:t>
+      </w:r>
+      <w:r>
+        <w:rPr>
+          <w:rFonts w:ascii="Calibri" w:hAnsi="Calibri"/>
+          <w:b w:val="0"/>
+          <w:color w:val="2B2B2B"/>
+          <w:sz w:val="22"/>
+        </w:rPr>
+        <w:t xml:space="preserve">: Analista de RRHH, Psicóloga, Líder de operación, Usuario del proceso y </w:t>
+      </w:r>
+      <w:r>
+        <w:rPr>
+          <w:rFonts w:ascii="Calibri" w:hAnsi="Calibri"/>
+          <w:b/>
+          <w:color w:val="2B2B2B"/>
+          <w:sz w:val="22"/>
+        </w:rPr>
+        <w:t>Especialista en herramientas low-code</w:t>
+      </w:r>
+      <w:r>
+        <w:rPr>
+          <w:rFonts w:ascii="Calibri" w:hAnsi="Calibri"/>
+          <w:b w:val="0"/>
+          <w:color w:val="2B2B2B"/>
+          <w:sz w:val="22"/>
+        </w:rPr>
+        <w:t xml:space="preserve">. Son veinte casillas de rol —el mínimo de las «5–7 miembros» que anuncia la p. 48— y cuatro perfiles low-code a la vista, en un área que aporta quince encuestados (p. 99), con «carencia de competencias digitales» declarada (p. 19) y sin partida que los pague (p. 115). Un solo «Product Owner · Coordinador de la propuesta» para las cuatro células, y «SPRINT · 2 SEMANAS». La reserva R5 también queda visible: la caja de la reunión de seguimiento dice «Alineación diaria» y sólo hay </w:t>
+      </w:r>
+      <w:r>
+        <w:rPr>
+          <w:rFonts w:ascii="Calibri" w:hAnsi="Calibri"/>
+          <w:b/>
+          <w:color w:val="2B2B2B"/>
+          <w:sz w:val="22"/>
+        </w:rPr>
+        <w:t>tres ceremonias</w:t>
+      </w:r>
+      <w:r>
+        <w:rPr>
+          <w:rFonts w:ascii="Calibri" w:hAnsi="Calibri"/>
+          <w:b w:val="0"/>
+          <w:color w:val="2B2B2B"/>
+          <w:sz w:val="22"/>
+        </w:rPr>
+        <w:t xml:space="preserve"> —seguimiento, revisión de avances, retroalimentación y mejora—, contra la frecuencia «Semanal» y las cuatro ceremonias de la Tabla 11 (p. 85). La banda inferior, «Integración entre células y sistemas», encadena </w:t>
+      </w:r>
+      <w:r>
+        <w:rPr>
+          <w:rFonts w:ascii="Calibri" w:hAnsi="Calibri"/>
+          <w:b/>
+          <w:color w:val="2B2B2B"/>
+          <w:sz w:val="22"/>
+        </w:rPr>
+        <w:t>cuatro</w:t>
+      </w:r>
+      <w:r>
+        <w:rPr>
+          <w:rFonts w:ascii="Calibri" w:hAnsi="Calibri"/>
+          <w:b w:val="0"/>
+          <w:color w:val="2B2B2B"/>
+          <w:sz w:val="22"/>
+        </w:rPr>
+        <w:t xml:space="preserve"> módulos: vinculación, nómina, calidad de vida y portal del colaborador —ni QR ni tablero—, mientras la arquitectura de la dp. 14 dibuja seis. Y el backlog de la izquierda lista tipos de ítem —épicos, historias de usuario, tareas, mejoras, incidentes, ideas, dependencias—, no las siete historias de usuario del documento (pp. 84-85), que no se proyectan.</w:t>
+      </w:r>
+    </w:p>
+    <w:p>
+      <w:pPr>
+        <w:pStyle w:val="ListNumber"/>
+      </w:pPr>
+      <w:r>
+        <w:rPr>
+          <w:rFonts w:ascii="Calibri" w:hAnsi="Calibri"/>
+          <w:b/>
+          <w:color w:val="2B2B2B"/>
+          <w:sz w:val="22"/>
+        </w:rPr>
+        <w:t>La dp. 13 pone el título del segundo objetivo sobre la figura del TO BE.</w:t>
+      </w:r>
+      <w:r>
+        <w:rPr>
+          <w:rFonts w:ascii="Calibri" w:hAnsi="Calibri"/>
+          <w:b w:val="0"/>
+          <w:color w:val="2B2B2B"/>
+          <w:sz w:val="22"/>
+        </w:rPr>
+        <w:t xml:space="preserve"> La diapositiva se titula «Estructuración del modelo de células agiles» y la imagen que proyecta es la Figura 8 del documento —el proceso TO BE (p. 80)—, cuyo rótulo interno dice «Proceso TO BE del ecosistema digital propuesto». Sus tres viñetas son de arquitectura, no de células: automatización del seguimiento, centralización y trazabilidad, e «Integración entre Power Apps, SharePoint, Power Automate y los procesos de Gestión Humana». El modelo de células de verdad viene dos diapositivas después (dp. 15), sin título de objetivo, y la arquitectura viene en la dp. 14, correctamente rotulada. Consecuencia práctica: si exponen en ese orden, el segundo objetivo aparece dos veces y el producto del tercero desfila bajo el nombre del segundo; conviene preguntar cuál de las dos diapositivas es el producto del OE2. Esa viñeta nombra además </w:t>
+      </w:r>
+      <w:r>
+        <w:rPr>
+          <w:rFonts w:ascii="Calibri" w:hAnsi="Calibri"/>
+          <w:b/>
+          <w:color w:val="2B2B2B"/>
+          <w:sz w:val="22"/>
+        </w:rPr>
+        <w:t>tres</w:t>
+      </w:r>
+      <w:r>
+        <w:rPr>
+          <w:rFonts w:ascii="Calibri" w:hAnsi="Calibri"/>
+          <w:b w:val="0"/>
+          <w:color w:val="2B2B2B"/>
+          <w:sz w:val="22"/>
+        </w:rPr>
+        <w:t xml:space="preserve"> tecnologías donde el texto de la p. 81 nombra dos y la banda de la Figura 9 dibuja cinco servicios transversales, que la dp. 14 sí proyecta enteros: es la entrada natural a la reserva R6.</w:t>
+      </w:r>
+    </w:p>
+    <w:p>
+      <w:pPr>
+        <w:pStyle w:val="ListNumber"/>
+      </w:pPr>
+      <w:r>
+        <w:rPr>
+          <w:rFonts w:ascii="Calibri" w:hAnsi="Calibri"/>
+          <w:b/>
+          <w:color w:val="2B2B2B"/>
+          <w:sz w:val="22"/>
+        </w:rPr>
+        <w:t>Cuatro de las cinco pantallas se proyectan; la que falta es la que aloja la reserva R3.</w:t>
+      </w:r>
+      <w:r>
+        <w:rPr>
+          <w:rFonts w:ascii="Calibri" w:hAnsi="Calibri"/>
+          <w:b w:val="0"/>
+          <w:color w:val="2B2B2B"/>
+          <w:sz w:val="22"/>
+        </w:rPr>
+        <w:t xml:space="preserve"> Llegan la interfaz principal (dp. 16, Figura 11, p. 89), el módulo de vinculaciones (dp. 17, Figura 12), el módulo de seguimiento (dp. 18, Figura 13, p. 90) y la mitad de tarjetas del tablero (dp. 19, Figura 14, p. 91). </w:t>
+      </w:r>
+      <w:r>
+        <w:rPr>
+          <w:rFonts w:ascii="Calibri" w:hAnsi="Calibri"/>
+          <w:b/>
+          <w:color w:val="2B2B2B"/>
+          <w:sz w:val="22"/>
+        </w:rPr>
+        <w:t>No se proyecta</w:t>
+      </w:r>
+      <w:r>
+        <w:rPr>
+          <w:rFonts w:ascii="Calibri" w:hAnsi="Calibri"/>
+          <w:b w:val="0"/>
+          <w:color w:val="2B2B2B"/>
+          <w:sz w:val="22"/>
+        </w:rPr>
+        <w:t xml:space="preserve"> la otra mitad de la p. 91, la de gráficas, que es donde está la torta que reparte un mismo círculo entre 4,3/5, 83,5 % y 1,6 días: la R3 se queda como reserva de documento. Tres detalles de la dp. 16 que se ven desde la sala: los seis accesos son los que dice el §4, punto 6 —y ninguno es QR—, el mismo módulo aparece escrito «Dasboard» en la barra lateral y «Dasbohard» en la tarjeta, y la maqueta saluda a una usuaria de relleno, «Ana Martinez · Auxiliar Operativo», lo que confirma desde la pantalla que es un prototipo. La dp. 18, además, repite palabra por palabra el pie de la dp. 17 («Módulo diseñado para centralizar el seguimiento de las vinculaciones…»), aunque la pantalla que muestra es otra.</w:t>
+      </w:r>
+    </w:p>
+    <w:p>
+      <w:pPr>
+        <w:pStyle w:val="ListNumber"/>
+      </w:pPr>
+      <w:r>
+        <w:rPr>
+          <w:rFonts w:ascii="Calibri" w:hAnsi="Calibri"/>
+          <w:b/>
+          <w:color w:val="2B2B2B"/>
+          <w:sz w:val="22"/>
+        </w:rPr>
+        <w:t>La dp. 19 proyecta las dos metas invertidas, una meta incumplida sin señalarla y dos rótulos roídos.</w:t>
+      </w:r>
+      <w:r>
+        <w:rPr>
+          <w:rFonts w:ascii="Calibri" w:hAnsi="Calibri"/>
+          <w:b w:val="0"/>
+          <w:color w:val="2B2B2B"/>
+          <w:sz w:val="22"/>
+        </w:rPr>
+        <w:t xml:space="preserve"> Las cinco tarjetas de arriba imprimen «Tiempo promedio 18 dias · meta ≥ 20 dias» y «Tiempo no laborados 2,45% · meta ≥ 3%», cuando la Tabla 14 fija «≤ 20 días» y «≤ 3 %» con sentido esperado </w:t>
+      </w:r>
+      <w:r>
+        <w:rPr>
+          <w:rFonts w:ascii="Calibri" w:hAnsi="Calibri"/>
+          <w:b/>
+          <w:color w:val="2B2B2B"/>
+          <w:sz w:val="22"/>
+        </w:rPr>
+        <w:t>Disminuir</w:t>
+      </w:r>
+      <w:r>
+        <w:rPr>
+          <w:rFonts w:ascii="Calibri" w:hAnsi="Calibri"/>
+          <w:b w:val="0"/>
+          <w:color w:val="2B2B2B"/>
+          <w:sz w:val="22"/>
+        </w:rPr>
+        <w:t xml:space="preserve"> (pp. 93-94): con el signo de la pantalla, tardar más sería cumplir. Es la reserva R1, ahora visible sin abrir el documento. En el bloque de administración del personal, «errores de nomina: 7» se reporta como un dato más, cuando la meta de la Tabla 14 es «≤ 5 errores» (p. 94): el único indicador de la pantalla que incumple su propia meta se imprime sin ninguna marca, en la misma tipografía que los que la cumplen. En calidad de vida, «Indice de clima Organizacional 83$». La primera tarjeta se llama «indice de neto» y va sin meta —es el índice de rotación, que el bloque de vinculaciones imprime como 8,7 %—. Y «vacantes Cubiertas: 85/92» sigue siendo irreconciliable con los contadores de la dp. 17, que suman 149 —25 en registro, 46 en revisión, 15 en proceso, 36 aprobados, 27 finalizados— bajo un pie que dice «Mostrando 150 Registros»: la R2 se puede hacer de una diapositiva a la otra. Se les reconoce lo que importa: el cuadro de texto de la derecha dice «Con datos simulados», y eso desactiva de entrada la sospecha de que el tablero mida algo.</w:t>
+      </w:r>
+    </w:p>
+    <w:p>
+      <w:pPr>
+        <w:pStyle w:val="ListNumber"/>
+      </w:pPr>
+      <w:r>
+        <w:rPr>
+          <w:rFonts w:ascii="Calibri" w:hAnsi="Calibri"/>
+          <w:b/>
+          <w:color w:val="2B2B2B"/>
+          <w:sz w:val="22"/>
+        </w:rPr>
+        <w:t>La dp. 21 proyecta la primera serie de referencias completa y omite la segunda. No se pregunta en sala.</w:t>
+      </w:r>
+      <w:r>
+        <w:rPr>
+          <w:rFonts w:ascii="Calibri" w:hAnsi="Calibri"/>
+          <w:b w:val="0"/>
+          <w:color w:val="2B2B2B"/>
+          <w:sz w:val="22"/>
+        </w:rPr>
+        <w:t xml:space="preserve"> En una sola diapositiva caben </w:t>
+      </w:r>
+      <w:r>
+        <w:rPr>
+          <w:rFonts w:ascii="Calibri" w:hAnsi="Calibri"/>
+          <w:b/>
+          <w:color w:val="2B2B2B"/>
+          <w:sz w:val="22"/>
+        </w:rPr>
+        <w:t>36 entradas</w:t>
+      </w:r>
+      <w:r>
+        <w:rPr>
+          <w:rFonts w:ascii="Calibri" w:hAnsi="Calibri"/>
+          <w:b w:val="0"/>
+          <w:color w:val="2B2B2B"/>
+          <w:sz w:val="22"/>
+        </w:rPr>
+        <w:t xml:space="preserve"> en cuerpo diminuto, </w:t>
+      </w:r>
+      <w:r>
+        <w:rPr>
+          <w:rFonts w:ascii="Calibri" w:hAnsi="Calibri"/>
+          <w:b/>
+          <w:color w:val="2B2B2B"/>
+          <w:sz w:val="22"/>
+        </w:rPr>
+        <w:t>21 de ellas sin año</w:t>
+      </w:r>
+      <w:r>
+        <w:rPr>
+          <w:rFonts w:ascii="Calibri" w:hAnsi="Calibri"/>
+          <w:b w:val="0"/>
+          <w:color w:val="2B2B2B"/>
+          <w:sz w:val="22"/>
+        </w:rPr>
+        <w:t xml:space="preserve">, que son la serie alfabética de las pp. 107-111 del documento: empieza en «Microsoft Power Apps use cases… | TechTarget» y termina en «What Is Low-Code? | IBM», justo donde el documento cierra su primera serie. Tres consecuencias verificadas. </w:t>
+      </w:r>
+      <w:r>
+        <w:rPr>
+          <w:rFonts w:ascii="Calibri" w:hAnsi="Calibri"/>
+          <w:b/>
+          <w:color w:val="2B2B2B"/>
+          <w:sz w:val="22"/>
+        </w:rPr>
+        <w:t>(a)</w:t>
+      </w:r>
+      <w:r>
+        <w:rPr>
+          <w:rFonts w:ascii="Calibri" w:hAnsi="Calibri"/>
+          <w:b w:val="0"/>
+          <w:color w:val="2B2B2B"/>
+          <w:sz w:val="22"/>
+        </w:rPr>
+        <w:t xml:space="preserve"> Cuatro entradas de la pantalla </w:t>
+      </w:r>
+      <w:r>
+        <w:rPr>
+          <w:rFonts w:ascii="Calibri" w:hAnsi="Calibri"/>
+          <w:b/>
+          <w:color w:val="2B2B2B"/>
+          <w:sz w:val="22"/>
+        </w:rPr>
+        <w:t>no existen en ninguna de las 126 páginas</w:t>
+      </w:r>
+      <w:r>
+        <w:rPr>
+          <w:rFonts w:ascii="Calibri" w:hAnsi="Calibri"/>
+          <w:b w:val="0"/>
+          <w:color w:val="2B2B2B"/>
+          <w:sz w:val="22"/>
+        </w:rPr>
+        <w:t>: el PDF de retail de fundacionorange.es, la entrada «Plataforma digital: Tipos, accesos, usos y utilidades» de un blog comercial, «Program optimization (2025). En Wikipedia» —«Programación modular», la otra de Wikipedia, sí está en la p. 110— y, la más delicada, «Informe-CODDII-Industria-4.0.pdf | Search Results | My Library | Zotero», que es un enlace a la biblioteca personal de una de las autoras (</w:t>
+      </w:r>
+      <w:r>
+        <w:rPr>
+          <w:rFonts w:ascii="Consolas" w:hAnsi="Consolas"/>
+          <w:color w:val="111111"/>
+          <w:sz w:val="21"/>
+        </w:rPr>
+        <w:t>zotero.org/yuliethp/search/…</w:t>
+      </w:r>
+      <w:r>
+        <w:rPr>
+          <w:rFonts w:ascii="Calibri" w:hAnsi="Calibri"/>
+          <w:b w:val="0"/>
+          <w:color w:val="2B2B2B"/>
+          <w:sz w:val="22"/>
+        </w:rPr>
+        <w:t xml:space="preserve">) y que nadie de fuera puede abrir; el informe CODDII se cita en el texto del documento (p. 37) y allí </w:t>
+      </w:r>
+      <w:r>
+        <w:rPr>
+          <w:rFonts w:ascii="Calibri" w:hAnsi="Calibri"/>
+          <w:b/>
+          <w:color w:val="2B2B2B"/>
+          <w:sz w:val="22"/>
+        </w:rPr>
+        <w:t>no</w:t>
+      </w:r>
+      <w:r>
+        <w:rPr>
+          <w:rFonts w:ascii="Calibri" w:hAnsi="Calibri"/>
+          <w:b w:val="0"/>
+          <w:color w:val="2B2B2B"/>
+          <w:sz w:val="22"/>
+        </w:rPr>
+        <w:t xml:space="preserve"> tiene entrada. </w:t>
+      </w:r>
+      <w:r>
+        <w:rPr>
+          <w:rFonts w:ascii="Calibri" w:hAnsi="Calibri"/>
+          <w:b/>
+          <w:color w:val="2B2B2B"/>
+          <w:sz w:val="22"/>
+        </w:rPr>
+        <w:t>(b)</w:t>
+      </w:r>
+      <w:r>
+        <w:rPr>
+          <w:rFonts w:ascii="Calibri" w:hAnsi="Calibri"/>
+          <w:b w:val="0"/>
+          <w:color w:val="2B2B2B"/>
+          <w:sz w:val="22"/>
+        </w:rPr>
+        <w:t xml:space="preserve"> Seis entradas son de programación en general —dos de Wikipedia, «Introducción a la Programación», «¿Qué Es El Código? | Aicad», «¿Qué es y cuáles son los tipos de programación?» y «Códigos de programación» de INESEM—: cinco de las seis están también en el documento, así que ese ruido sí llega a la sala. </w:t>
+      </w:r>
+      <w:r>
+        <w:rPr>
+          <w:rFonts w:ascii="Calibri" w:hAnsi="Calibri"/>
+          <w:b/>
+          <w:color w:val="2B2B2B"/>
+          <w:sz w:val="22"/>
+        </w:rPr>
+        <w:t>(c)</w:t>
+      </w:r>
+      <w:r>
+        <w:rPr>
+          <w:rFonts w:ascii="Calibri" w:hAnsi="Calibri"/>
+          <w:b w:val="0"/>
+          <w:color w:val="2B2B2B"/>
+          <w:sz w:val="22"/>
+        </w:rPr>
+        <w:t xml:space="preserve"> La segunda serie (pp. 111-112) </w:t>
+      </w:r>
+      <w:r>
+        <w:rPr>
+          <w:rFonts w:ascii="Calibri" w:hAnsi="Calibri"/>
+          <w:b/>
+          <w:color w:val="2B2B2B"/>
+          <w:sz w:val="22"/>
+        </w:rPr>
+        <w:t>no se proyecta</w:t>
+      </w:r>
+      <w:r>
+        <w:rPr>
+          <w:rFonts w:ascii="Calibri" w:hAnsi="Calibri"/>
+          <w:b w:val="0"/>
+          <w:color w:val="2B2B2B"/>
+          <w:sz w:val="22"/>
+        </w:rPr>
+        <w:t xml:space="preserve">, y con ella se quedan fuera de la sala las cuatro entradas más ajenas al proyecto —IEEE 802.15.4, SPSS 27, Rioja 2008 sobre personas sordas y los sistemas participativos de garantía agrarios— y también los duplicados. Efecto colateral: las dos fuentes que el propio mazo cita en las dp. 5 y 6 —Rojas Gallardo y Terrones Avellaneda (2025) y «The Role of Artificial Intelligence in Digital Transformation» (2024)— </w:t>
+      </w:r>
+      <w:r>
+        <w:rPr>
+          <w:rFonts w:ascii="Calibri" w:hAnsi="Calibri"/>
+          <w:b/>
+          <w:color w:val="2B2B2B"/>
+          <w:sz w:val="22"/>
+        </w:rPr>
+        <w:t>no tienen entrada en la lista que el mazo proyecta</w:t>
+      </w:r>
+      <w:r>
+        <w:rPr>
+          <w:rFonts w:ascii="Calibri" w:hAnsi="Calibri"/>
+          <w:b w:val="0"/>
+          <w:color w:val="2B2B2B"/>
+          <w:sz w:val="22"/>
+        </w:rPr>
+        <w:t>, porque viven en esa segunda serie. Crédito honesto: la lista proyectada está bien alfabetizada y sin duplicados (Pérez aparece sólo como 2024a, Páez-Gabriunas una vez), o sea que es más limpia que la del documento. Todo esto es retroalimentación escrita para el metodólogo, no pregunta de sala.</w:t>
+      </w:r>
+    </w:p>
+    <w:p>
+      <w:pPr>
+        <w:pStyle w:val="ListNumber"/>
+      </w:pPr>
+      <w:r>
+        <w:rPr>
+          <w:rFonts w:ascii="Calibri" w:hAnsi="Calibri"/>
+          <w:b/>
+          <w:color w:val="2B2B2B"/>
+          <w:sz w:val="22"/>
+        </w:rPr>
+        <w:t>La dp. 5 arrastra la cita corrompida del documento.</w:t>
+      </w:r>
+      <w:r>
+        <w:rPr>
+          <w:rFonts w:ascii="Calibri" w:hAnsi="Calibri"/>
+          <w:b w:val="0"/>
+          <w:color w:val="2B2B2B"/>
+          <w:sz w:val="22"/>
+        </w:rPr>
+        <w:t xml:space="preserve"> El párrafo de justificación cierra con «(A. WRojas Gallardo, 2025)», que es exactamente la entrada malformada con la que arranca la segunda serie de referencias en la p. 111. No se pregunta: es la misma errata, no una nueva.</w:t>
+      </w:r>
+    </w:p>
+    <w:p>
+      <w:pPr>
+        <w:pStyle w:val="ListNumber"/>
+      </w:pPr>
+      <w:r>
+        <w:rPr>
+          <w:rFonts w:ascii="Calibri" w:hAnsi="Calibri"/>
+          <w:b/>
+          <w:color w:val="2B2B2B"/>
+          <w:sz w:val="22"/>
+        </w:rPr>
+        <w:t>Lo que sostiene la nota y no llega a la pantalla.</w:t>
+      </w:r>
+      <w:r>
+        <w:rPr>
+          <w:rFonts w:ascii="Calibri" w:hAnsi="Calibri"/>
+          <w:b w:val="0"/>
+          <w:color w:val="2B2B2B"/>
+          <w:sz w:val="22"/>
+        </w:rPr>
+        <w:t xml:space="preserve"> La </w:t>
+      </w:r>
+      <w:r>
+        <w:rPr>
+          <w:rFonts w:ascii="Calibri" w:hAnsi="Calibri"/>
+          <w:b/>
+          <w:color w:val="2B2B2B"/>
+          <w:sz w:val="22"/>
+        </w:rPr>
+        <w:t>Tabla 14 completa</w:t>
+      </w:r>
+      <w:r>
+        <w:rPr>
+          <w:rFonts w:ascii="Calibri" w:hAnsi="Calibri"/>
+          <w:b w:val="0"/>
+          <w:color w:val="2B2B2B"/>
+          <w:sz w:val="22"/>
+        </w:rPr>
+        <w:t xml:space="preserve"> —dieciséis indicadores con nueve atributos cada uno (pp. 92-97)—, que es la fortaleza nº 5 de la §3 y el mejor activo del trabajo: el mazo muestra la maqueta del tablero, nunca la operacionalización. Tampoco llegan los promedios de la encuesta (pp. 59-67), los valores de la matriz de priorización (pp. 75-76), las siete historias de usuario del backlog (pp. 84-85), la Tabla 15 desagregada (p. 99), el presupuesto de $10.944.230 (p. 115) ni las limitaciones desarrolladas —la dp. 5 las reduce a cinco viñetas de tres palabras frente a las pp. 26-27—. Aquí está el riesgo de nota más concreto de la sesión: </w:t>
+      </w:r>
+      <w:r>
+        <w:rPr>
+          <w:rFonts w:ascii="Calibri" w:hAnsi="Calibri"/>
+          <w:b/>
+          <w:color w:val="2B2B2B"/>
+          <w:sz w:val="22"/>
+        </w:rPr>
+        <w:t>los dos activos que podrían subir el criterio 4 son justamente los que el mazo no proyecta</w:t>
+      </w:r>
+      <w:r>
+        <w:rPr>
+          <w:rFonts w:ascii="Calibri" w:hAnsi="Calibri"/>
+          <w:b w:val="0"/>
+          <w:color w:val="2B2B2B"/>
+          <w:sz w:val="22"/>
+        </w:rPr>
+        <w:t>, así que hay que darles la oportunidad de nombrarlos, y si no lo hacen, preguntarlos.</w:t>
+      </w:r>
+    </w:p>
+    <w:p>
+      <w:pPr>
+        <w:pStyle w:val="ListNumber"/>
+      </w:pPr>
+      <w:r>
+        <w:rPr>
+          <w:rFonts w:ascii="Calibri" w:hAnsi="Calibri"/>
+          <w:b/>
+          <w:color w:val="2B2B2B"/>
+          <w:sz w:val="22"/>
+        </w:rPr>
+        <w:t>Lo que el mazo hace bien, y hay que reconocerlo en la sala.</w:t>
+      </w:r>
+      <w:r>
+        <w:rPr>
+          <w:rFonts w:ascii="Calibri" w:hAnsi="Calibri"/>
+          <w:b w:val="0"/>
+          <w:color w:val="2B2B2B"/>
+          <w:sz w:val="22"/>
+        </w:rPr>
+        <w:t xml:space="preserve"> La dp. 3 reproduce la pregunta de investigación </w:t>
+      </w:r>
+      <w:r>
+        <w:rPr>
+          <w:rFonts w:ascii="Calibri" w:hAnsi="Calibri"/>
+          <w:b/>
+          <w:color w:val="2B2B2B"/>
+          <w:sz w:val="22"/>
+        </w:rPr>
+        <w:t>palabra por palabra</w:t>
+      </w:r>
+      <w:r>
+        <w:rPr>
+          <w:rFonts w:ascii="Calibri" w:hAnsi="Calibri"/>
+          <w:b w:val="0"/>
+          <w:color w:val="2B2B2B"/>
+          <w:sz w:val="22"/>
+        </w:rPr>
+        <w:t xml:space="preserve"> de la p. 21, y la dp. 4 el objetivo general y los cuatro específicos </w:t>
+      </w:r>
+      <w:r>
+        <w:rPr>
+          <w:rFonts w:ascii="Calibri" w:hAnsi="Calibri"/>
+          <w:b/>
+          <w:color w:val="2B2B2B"/>
+          <w:sz w:val="22"/>
+        </w:rPr>
+        <w:t>palabra por palabra</w:t>
+      </w:r>
+      <w:r>
+        <w:rPr>
+          <w:rFonts w:ascii="Calibri" w:hAnsi="Calibri"/>
+          <w:b w:val="0"/>
+          <w:color w:val="2B2B2B"/>
+          <w:sz w:val="22"/>
+        </w:rPr>
+        <w:t xml:space="preserve"> de la p. 22: no hay título ni pregunta reinventados para la sustentación, que es más de lo que se puede decir de otros mazos del periodo. La dp. 7 declara los 25 participantes como «10 líderes y 15 colaboradores», los mismos números de la p. 45, y </w:t>
+      </w:r>
+      <w:r>
+        <w:rPr>
+          <w:rFonts w:ascii="Calibri" w:hAnsi="Calibri"/>
+          <w:b/>
+          <w:color w:val="2B2B2B"/>
+          <w:sz w:val="22"/>
+        </w:rPr>
+        <w:t>no repite la sobredeclaración del muestreo</w:t>
+      </w:r>
+      <w:r>
+        <w:rPr>
+          <w:rFonts w:ascii="Calibri" w:hAnsi="Calibri"/>
+          <w:b w:val="0"/>
+          <w:color w:val="2B2B2B"/>
+          <w:sz w:val="22"/>
+        </w:rPr>
+        <w:t>: en la pantalla no aparece «estratificado probabilístico», así que ese reparo —el que sostiene el criterio 3 en 2— es del documento y no de la sala. La dp. 11 reproduce la antigüedad exacta de la tabla de la p. 101 (20 · 28 · 24 · 78) con su mismo eje. La dp. 12 proyecta el AS IS completo y legible, con un hallazgo que nombra tres causas y tres efectos, todos del documento: actividades manuales, múltiples canales de comunicación y registros dispersos, que generan reprocesos, pérdida de trazabilidad y mayores tiempos de respuesta (pp. 70, 74, 79). Y la dp. 20 cierra recomendando «Implementar un piloto para validar la propuesta en un entorno real», «Medir el impacto mediante indicadores antes y después de la implementación» y «Fortalecer las competencias digitales del personal de Recursos Humanos»: la tercera recomendación anticipa por su cuenta la objeción de la P1.</w:t>
+      </w:r>
+    </w:p>
+    <w:p>
+      <w:r>
+        <w:rPr>
+          <w:rFonts w:ascii="Calibri" w:hAnsi="Calibri"/>
+          <w:b/>
+          <w:color w:val="2B2B2B"/>
+          <w:sz w:val="22"/>
+        </w:rPr>
+        <w:t>Forma del mazo (no se pregunta en sala).</w:t>
+      </w:r>
+      <w:r>
+        <w:rPr>
+          <w:rFonts w:ascii="Calibri" w:hAnsi="Calibri"/>
+          <w:b w:val="0"/>
+          <w:color w:val="2B2B2B"/>
+          <w:sz w:val="22"/>
+        </w:rPr>
+        <w:t xml:space="preserve"> Nueve de las veintitrés diapositivas son una imagen a pantalla completa con un cuadro de texto al lado, así que el examen de las dp. 8 y 12 a 19 es un examen de imágenes. La dp. 15 va </w:t>
+      </w:r>
+      <w:r>
+        <w:rPr>
+          <w:rFonts w:ascii="Calibri" w:hAnsi="Calibri"/>
+          <w:b/>
+          <w:color w:val="2B2B2B"/>
+          <w:sz w:val="22"/>
+        </w:rPr>
+        <w:t>estirada un 20 % en horizontal</w:t>
+      </w:r>
+      <w:r>
+        <w:rPr>
+          <w:rFonts w:ascii="Calibri" w:hAnsi="Calibri"/>
+          <w:b w:val="0"/>
+          <w:color w:val="2B2B2B"/>
+          <w:sz w:val="22"/>
+        </w:rPr>
+        <w:t xml:space="preserve"> —la figura nativa mide 1.237 × 908 píxeles, proporción 1,36, y la caja la proyecta a 1,64—, lo que aplasta los rótulos de las cuatro células; la dp. 14 va al contrario, angostada un 5 %. La dp. 21 tiene un «8» huérfano pegado al título «Referencias bibliográficas», resto de la numeración de bloques que usan las dp. 6, 9 y 20. Las dp. 9 y 10 traen cada bloque de texto duplicado en el PDF (sombra o caja repetida), que en pantalla se ve como texto engrosado. Faltan tildes en varios títulos —«células agiles» en las dp. 13 y 15, «Metodologías Agiles» en la dp. 10, «Transformacion Digital» y «Satisfaccion» en la dp. 19—, y las dos últimas diapositivas son los divisores de plantilla sin editar («Preguntas», «Gracias»).</w:t>
       </w:r>
     </w:p>
     <w:p>
@@ -1819,7 +3410,214 @@
           <w:color w:val="007433"/>
           <w:sz w:val="32"/>
         </w:rPr>
-        <w:t>5. PREGUNTAS ANTES de escuchar la sustentación</w:t>
+        <w:t>Qué mirar en pantalla mientras exponen</w:t>
+      </w:r>
+    </w:p>
+    <w:p>
+      <w:pPr>
+        <w:pStyle w:val="ListBullet"/>
+      </w:pPr>
+      <w:r>
+        <w:rPr>
+          <w:rFonts w:ascii="Calibri" w:hAnsi="Calibri"/>
+          <w:b/>
+          <w:color w:val="2B2B2B"/>
+          <w:sz w:val="22"/>
+        </w:rPr>
+        <w:t>En la dp. 7, la composición de la muestra</w:t>
+      </w:r>
+      <w:r>
+        <w:rPr>
+          <w:rFonts w:ascii="Calibri" w:hAnsi="Calibri"/>
+          <w:b w:val="0"/>
+          <w:color w:val="2B2B2B"/>
+          <w:sz w:val="22"/>
+        </w:rPr>
+        <w:t>, y en la dp. 11 la torta: si dicen «20 de Recursos Humanos» en una y proyectan «10 %» en la otra, es la R10 y se hace de inmediato.</w:t>
+      </w:r>
+    </w:p>
+    <w:p>
+      <w:pPr>
+        <w:pStyle w:val="ListBullet"/>
+      </w:pPr>
+      <w:r>
+        <w:rPr>
+          <w:rFonts w:ascii="Calibri" w:hAnsi="Calibri"/>
+          <w:b/>
+          <w:color w:val="2B2B2B"/>
+          <w:sz w:val="22"/>
+        </w:rPr>
+        <w:t>En la dp. 8, el entregable de la fase 1 y el verbo de la fase 2.</w:t>
+      </w:r>
+      <w:r>
+        <w:rPr>
+          <w:rFonts w:ascii="Calibri" w:hAnsi="Calibri"/>
+          <w:b w:val="0"/>
+          <w:color w:val="2B2B2B"/>
+          <w:sz w:val="22"/>
+        </w:rPr>
+        <w:t xml:space="preserve"> Si exponen esa ruta —fase 2 sólo el modelo de células, arquitectura en la fase 3— hay que anotar que no es la de las pp. 47-48 (reserva R11).</w:t>
+      </w:r>
+    </w:p>
+    <w:p>
+      <w:pPr>
+        <w:pStyle w:val="ListBullet"/>
+      </w:pPr>
+      <w:r>
+        <w:rPr>
+          <w:rFonts w:ascii="Calibri" w:hAnsi="Calibri"/>
+          <w:b/>
+          <w:color w:val="2B2B2B"/>
+          <w:sz w:val="22"/>
+        </w:rPr>
+        <w:t>En la dp. 11, si el gráfico de priorización lleva cifras.</w:t>
+      </w:r>
+      <w:r>
+        <w:rPr>
+          <w:rFonts w:ascii="Calibri" w:hAnsi="Calibri"/>
+          <w:b w:val="0"/>
+          <w:color w:val="2B2B2B"/>
+          <w:sz w:val="22"/>
+        </w:rPr>
+        <w:t xml:space="preserve"> No las lleva; queda abierta la pregunta de por qué vinculaciones y no gestión documental.</w:t>
+      </w:r>
+    </w:p>
+    <w:p>
+      <w:pPr>
+        <w:pStyle w:val="ListBullet"/>
+      </w:pPr>
+      <w:r>
+        <w:rPr>
+          <w:rFonts w:ascii="Calibri" w:hAnsi="Calibri"/>
+          <w:b/>
+          <w:color w:val="2B2B2B"/>
+          <w:sz w:val="22"/>
+        </w:rPr>
+        <w:t>En la dp. 15, cuántas personas por célula y si alguien nombra al especialista low-code.</w:t>
+      </w:r>
+      <w:r>
+        <w:rPr>
+          <w:rFonts w:ascii="Calibri" w:hAnsi="Calibri"/>
+          <w:b w:val="0"/>
+          <w:color w:val="2B2B2B"/>
+          <w:sz w:val="22"/>
+        </w:rPr>
+        <w:t xml:space="preserve"> Es la P1 servida en pantalla.</w:t>
+      </w:r>
+    </w:p>
+    <w:p>
+      <w:pPr>
+        <w:pStyle w:val="ListBullet"/>
+      </w:pPr>
+      <w:r>
+        <w:rPr>
+          <w:rFonts w:ascii="Calibri" w:hAnsi="Calibri"/>
+          <w:b/>
+          <w:color w:val="2B2B2B"/>
+          <w:sz w:val="22"/>
+        </w:rPr>
+        <w:t>En la dp. 15, si dicen «Alineación diaria».</w:t>
+      </w:r>
+      <w:r>
+        <w:rPr>
+          <w:rFonts w:ascii="Calibri" w:hAnsi="Calibri"/>
+          <w:b w:val="0"/>
+          <w:color w:val="2B2B2B"/>
+          <w:sz w:val="22"/>
+        </w:rPr>
+        <w:t xml:space="preserve"> Contrastar con el «Semanal» de la Tabla 11 (reserva R5).</w:t>
+      </w:r>
+    </w:p>
+    <w:p>
+      <w:pPr>
+        <w:pStyle w:val="ListBullet"/>
+      </w:pPr>
+      <w:r>
+        <w:rPr>
+          <w:rFonts w:ascii="Calibri" w:hAnsi="Calibri"/>
+          <w:b/>
+          <w:color w:val="2B2B2B"/>
+          <w:sz w:val="22"/>
+        </w:rPr>
+        <w:t>En la dp. 13, si presentan el TO BE como si fuera el modelo de células.</w:t>
+      </w:r>
+      <w:r>
+        <w:rPr>
+          <w:rFonts w:ascii="Calibri" w:hAnsi="Calibri"/>
+          <w:b w:val="0"/>
+          <w:color w:val="2B2B2B"/>
+          <w:sz w:val="22"/>
+        </w:rPr>
+        <w:t xml:space="preserve"> Preguntar cuál diapositiva es el producto del segundo objetivo.</w:t>
+      </w:r>
+    </w:p>
+    <w:p>
+      <w:pPr>
+        <w:pStyle w:val="ListBullet"/>
+      </w:pPr>
+      <w:r>
+        <w:rPr>
+          <w:rFonts w:ascii="Calibri" w:hAnsi="Calibri"/>
+          <w:b/>
+          <w:color w:val="2B2B2B"/>
+          <w:sz w:val="22"/>
+        </w:rPr>
+        <w:t>En la dp. 19, si leen «18 dias» o «2,45 %» como logro</w:t>
+      </w:r>
+      <w:r>
+        <w:rPr>
+          <w:rFonts w:ascii="Calibri" w:hAnsi="Calibri"/>
+          <w:b w:val="0"/>
+          <w:color w:val="2B2B2B"/>
+          <w:sz w:val="22"/>
+        </w:rPr>
+        <w:t xml:space="preserve"> —y si dicen «meta ≥ 20 días» en voz alta—. Es la R1 y, si sostienen que el tablero mide, la P2 en versión dura.</w:t>
+      </w:r>
+    </w:p>
+    <w:p>
+      <w:pPr>
+        <w:pStyle w:val="ListBullet"/>
+      </w:pPr>
+      <w:r>
+        <w:rPr>
+          <w:rFonts w:ascii="Calibri" w:hAnsi="Calibri"/>
+          <w:b/>
+          <w:color w:val="2B2B2B"/>
+          <w:sz w:val="22"/>
+        </w:rPr>
+        <w:t>En la dp. 19, si dicen en voz alta que los datos son simulados.</w:t>
+      </w:r>
+      <w:r>
+        <w:rPr>
+          <w:rFonts w:ascii="Calibri" w:hAnsi="Calibri"/>
+          <w:b w:val="0"/>
+          <w:color w:val="2B2B2B"/>
+          <w:sz w:val="22"/>
+        </w:rPr>
+        <w:t xml:space="preserve"> El rótulo está en la diapositiva; si lo dicen ellas primero, se les reconoce y no se pregunta nada del tablero.</w:t>
+      </w:r>
+    </w:p>
+    <w:p>
+      <w:pPr>
+        <w:pStyle w:val="ListBullet"/>
+      </w:pPr>
+      <w:r>
+        <w:rPr>
+          <w:rFonts w:ascii="Calibri" w:hAnsi="Calibri"/>
+          <w:b/>
+          <w:color w:val="2B2B2B"/>
+          <w:sz w:val="22"/>
+        </w:rPr>
+        <w:t>Si en toda la exposición no aparece la Tabla 14 ni un promedio de la encuesta</w:t>
+      </w:r>
+      <w:r>
+        <w:rPr>
+          <w:rFonts w:ascii="Calibri" w:hAnsi="Calibri"/>
+          <w:b w:val="0"/>
+          <w:color w:val="2B2B2B"/>
+          <w:sz w:val="22"/>
+        </w:rPr>
+        <w:t>, darles la oportunidad al final: es su mejor activo y lo dejaron fuera del mazo.</w:t>
       </w:r>
     </w:p>
     <w:p>
@@ -1833,18 +3631,32 @@
           <w:color w:val="007433"/>
           <w:sz w:val="32"/>
         </w:rPr>
-        <w:t>🎯 Las 3 que sí voy a preguntar</w:t>
+        <w:t>6. PREGUNTAS ANTES de escuchar la sustentación</w:t>
       </w:r>
     </w:p>
     <w:p>
+      <w:pPr>
+        <w:spacing w:before="200" w:after="60"/>
+      </w:pPr>
       <w:r>
         <w:rPr>
           <w:rFonts w:ascii="Calibri" w:hAnsi="Calibri"/>
           <w:b/>
-          <w:color w:val="2B2B2B"/>
-          <w:sz w:val="22"/>
-        </w:rPr>
-        <w:t>1. Las cuatro células ágiles: ¿se conformaron o se diseñaron?</w:t>
+          <w:color w:val="007433"/>
+          <w:sz w:val="32"/>
+        </w:rPr>
+        <w:t>🎯 Las 3 que sí voy a preguntar</w:t>
+      </w:r>
+    </w:p>
+    <w:p>
+      <w:r>
+        <w:rPr>
+          <w:rFonts w:ascii="Calibri" w:hAnsi="Calibri"/>
+          <w:b/>
+          <w:color w:val="2B2B2B"/>
+          <w:sz w:val="22"/>
+        </w:rPr>
+        <w:t>1. Los cuatro especialistas low-code de las células: ¿cargo o supuesto?</w:t>
       </w:r>
     </w:p>
     <w:p>
@@ -1860,7 +3672,7 @@
           <w:color w:val="2B2B2B"/>
           <w:sz w:val="21"/>
         </w:rPr>
-        <w:t>«En el diseño metodológico, la fase 2 registra como actividad la conformación de cuatro células ágiles de cinco a siete miembros, con Scrum/Kanban y sprints quincenales (p. 48); pero al cerrar el capítulo el modelo se plantea como guía para una futura implementación (p. 88). ¿Esas cuatro células se conformaron con personas de la empresa y alcanzaron a correr algún sprint, o el segundo objetivo se cerró en el nivel de diseño?»</w:t>
+        <w:t>«La fase 2 programa la conformación de cuatro células ágiles de cinco a siete miembros (p. 48), y el modelo pone en cada célula un especialista en herramientas low-code (pp. 82-83). Pero la p. 19 diagnostica carencia de competencias digitales en el área, la Tabla 15 registra quince personas de Recursos Humanos (p. 99) y el presupuesto solo paga dos estudiantes y el asesor (p. 115). ¿Qué cargo ocupa hoy cada uno de esos cuatro especialistas, o quedó como supuesto del diseño?»</w:t>
       </w:r>
     </w:p>
     <w:p>
@@ -1874,7 +3686,7 @@
           <w:color w:val="2B2B2B"/>
           <w:sz w:val="22"/>
         </w:rPr>
-        <w:t>Por qué se pregunta:</w:t>
+        <w:t>Sale de:</w:t>
       </w:r>
       <w:r>
         <w:rPr>
@@ -1883,7 +3695,43 @@
           <w:color w:val="2B2B2B"/>
           <w:sz w:val="22"/>
         </w:rPr>
-        <w:t xml:space="preserve"> es la única contradicción interna que cambia el alcance real del trabajo (p. 48 vs. pp. 87-88 y 104), y afecta a un objetivo específico completo.</w:t>
+        <w:t xml:space="preserve"> del documento el reparo —la p. 48 contra las pp. 82, 88, 92 y 104— y de las diapositivas la aritmética: la dp. 15 proyecta las cuatro células con cinco roles cada una y un «Especialista en herramientas low-code» en las cuatro (§5, punto 5). Pero </w:t>
+      </w:r>
+      <w:r>
+        <w:rPr>
+          <w:rFonts w:ascii="Calibri" w:hAnsi="Calibri"/>
+          <w:b/>
+          <w:color w:val="2B2B2B"/>
+          <w:sz w:val="22"/>
+        </w:rPr>
+        <w:t>la dp. 8 ya contesta en dirección a «fue diseño»</w:t>
+      </w:r>
+      <w:r>
+        <w:rPr>
+          <w:rFonts w:ascii="Calibri" w:hAnsi="Calibri"/>
+          <w:b w:val="0"/>
+          <w:color w:val="2B2B2B"/>
+          <w:sz w:val="22"/>
+        </w:rPr>
+        <w:t xml:space="preserve">, porque cambia «Conformación» por «Definición de las cuatro células ágiles» (§5, punto 1). Así que se hace </w:t>
+      </w:r>
+      <w:r>
+        <w:rPr>
+          <w:rFonts w:ascii="Calibri" w:hAnsi="Calibri"/>
+          <w:b/>
+          <w:color w:val="2B2B2B"/>
+          <w:sz w:val="22"/>
+        </w:rPr>
+        <w:t>con la p. 48 a la vista</w:t>
+      </w:r>
+      <w:r>
+        <w:rPr>
+          <w:rFonts w:ascii="Calibri" w:hAnsi="Calibri"/>
+          <w:b w:val="0"/>
+          <w:color w:val="2B2B2B"/>
+          <w:sz w:val="22"/>
+        </w:rPr>
+        <w:t>, no señalando la pantalla, y si exponen la ruta de la dp. 8 la pregunta se reformula: cuál de las dos versiones es la del proyecto.</w:t>
       </w:r>
     </w:p>
     <w:p>
@@ -1897,7 +3745,7 @@
           <w:color w:val="2B2B2B"/>
           <w:sz w:val="22"/>
         </w:rPr>
-        <w:t>Qué la resuelve:</w:t>
+        <w:t>Por qué se pregunta:</w:t>
       </w:r>
       <w:r>
         <w:rPr>
@@ -1906,7 +3754,7 @@
           <w:color w:val="2B2B2B"/>
           <w:sz w:val="22"/>
         </w:rPr>
-        <w:t xml:space="preserve"> cualquiera de las dos respuestas dicha con claridad. Si se conformaron: nombrar quiénes ocuparon los roles de la Tabla 8 (p. 83), cuántos sprints y qué entregable salió. Si no: decir que la redacción de la p. 48 quedó en clave de plan y que el objetivo 2 es diseño, que es lo que el resto del documento sostiene.</w:t>
+        <w:t xml:space="preserve"> es la versión con datos de la pregunta por la frontera entre diseño y propuesta implementable, que es donde el trabajo tiene su techo declarado (pp. 103-104). La actividad compromete entre veinte y veintiocho personas y cuatro perfiles low-code —rol definido en la Tabla 8 (p. 83) y dibujado en las cuatro células de la Figura 10 (p. 82)— en un área que aporta quince de los ciento cincuenta encuestados (p. 99) y a la que el propio diagnóstico atribuye carencia de competencias digitales (p. 19), sin ninguna partida para contratarlos ni formarlos (p. 115). Pide un artefacto —un cargo, un área o una partida—, no un relato.</w:t>
       </w:r>
     </w:p>
     <w:p>
@@ -1920,7 +3768,7 @@
           <w:color w:val="2B2B2B"/>
           <w:sz w:val="22"/>
         </w:rPr>
-        <w:t>Qué la agrava:</w:t>
+        <w:t>Qué la resuelve:</w:t>
       </w:r>
       <w:r>
         <w:rPr>
@@ -1929,10 +3777,31 @@
           <w:color w:val="2B2B2B"/>
           <w:sz w:val="22"/>
         </w:rPr>
-        <w:t xml:space="preserve"> afirmar que las células «ya operan» sin poder nombrar una ceremonia realizada ni un entregable de sprint; o cambiar de versión a mitad de la respuesta.</w:t>
+        <w:t xml:space="preserve"> que nombren cargo y área de los cuatro perfiles previstos, o la partida que los paga, o el acuerdo con el área de tecnología de la empresa; </w:t>
+      </w:r>
+      <w:r>
+        <w:rPr>
+          <w:rFonts w:ascii="Calibri" w:hAnsi="Calibri"/>
+          <w:b/>
+          <w:color w:val="2B2B2B"/>
+          <w:sz w:val="22"/>
+        </w:rPr>
+        <w:t>o</w:t>
+      </w:r>
+      <w:r>
+        <w:rPr>
+          <w:rFonts w:ascii="Calibri" w:hAnsi="Calibri"/>
+          <w:b w:val="0"/>
+          <w:color w:val="2B2B2B"/>
+          <w:sz w:val="22"/>
+        </w:rPr>
+        <w:t xml:space="preserve"> que digan sin rodeos que la conformación de las células es un supuesto del diseño, pendiente de la implementación piloto que anuncian las pp. 78 y 104, e indiquen quién tendría que financiar la formación advertida en las pp. 26-27.</w:t>
       </w:r>
     </w:p>
     <w:p>
+      <w:pPr>
+        <w:pStyle w:val="ListBullet"/>
+      </w:pPr>
       <w:r>
         <w:rPr>
           <w:rFonts w:ascii="Calibri" w:hAnsi="Calibri"/>
@@ -1940,7 +3809,27 @@
           <w:color w:val="2B2B2B"/>
           <w:sz w:val="22"/>
         </w:rPr>
-        <w:t>2. La línea base de los indicadores: un número, no una etiqueta.</w:t>
+        <w:t>Qué la agrava:</w:t>
+      </w:r>
+      <w:r>
+        <w:rPr>
+          <w:rFonts w:ascii="Calibri" w:hAnsi="Calibri"/>
+          <w:b w:val="0"/>
+          <w:color w:val="2B2B2B"/>
+          <w:sz w:val="22"/>
+        </w:rPr>
+        <w:t xml:space="preserve"> afirmar que las células ya están operando, porque el documento no reporta ninguna y remite el modelo a una implementación futura en cuatro lugares del cuerpo de la propuesta (pp. 82, 88, 92, 104), y a una implementación piloto en otros tres (pp. 78, 97, 104); decir que el papel de especialista low-code lo cubre el propio equipo, cuando el presupuesto solo paga a dos estudiantes (p. 115); e ignorar el calendario, porque la fase 2 está fechada mayo-junio 2026 (p. 47) y estamos en agosto de 2026 sin un solo dato de conformación. Si además se contradicen en la cadencia —«Alineación diaria» en la Figura 10 (p. 82) frente a «Semanal» en la Tabla 11 (p. 85)—, queda a la vista que el modelo ágil no se domina.</w:t>
+      </w:r>
+    </w:p>
+    <w:p>
+      <w:r>
+        <w:rPr>
+          <w:rFonts w:ascii="Calibri" w:hAnsi="Calibri"/>
+          <w:b/>
+          <w:color w:val="2B2B2B"/>
+          <w:sz w:val="22"/>
+        </w:rPr>
+        <w:t>2. La línea base de los dieciséis indicadores: un número, no una etiqueta.</w:t>
       </w:r>
     </w:p>
     <w:p>
@@ -1956,7 +3845,7 @@
           <w:color w:val="2B2B2B"/>
           <w:sz w:val="21"/>
         </w:rPr>
-        <w:t>«En la Tabla 14 los dieciséis indicadores llevan como línea base la palabra "Diagnóstico inicial" (pp. 93-97). Denme un número: ¿cuánto es hoy el tiempo promedio de cubrimiento de una vacante en esa empresa, y de dónde sale ese dato?»</w:t>
+        <w:t>«La fase 1 tenía como entregable un informe de línea base (p. 47), y las páginas 58, 98 y 103 afirman que los resultados constituyeron esa línea base. Pero la columna Línea base de la Tabla 14 dice Diagnóstico inicial en los dieciséis indicadores, sin un solo número (pp. 93-97). Denme el valor de línea base de un indicador, el que quieran, y de dónde sale. Si no se midió, dígannoslo con esas palabras.»</w:t>
       </w:r>
     </w:p>
     <w:p>
@@ -1970,7 +3859,7 @@
           <w:color w:val="2B2B2B"/>
           <w:sz w:val="22"/>
         </w:rPr>
-        <w:t>Por qué se pregunta:</w:t>
+        <w:t>Sale de:</w:t>
       </w:r>
       <w:r>
         <w:rPr>
@@ -1979,7 +3868,25 @@
           <w:color w:val="2B2B2B"/>
           <w:sz w:val="22"/>
         </w:rPr>
-        <w:t xml:space="preserve"> sin valor de partida, el tablero no puede demostrar mejora, y el documento sostiene en el diagnóstico que el 70 % de los procesos era manual (p. 45) sin decir de dónde viene esa cifra.</w:t>
+        <w:t xml:space="preserve"> el documento, entera —la p. 47 y la Tabla 14 de las pp. 93-97—. El mazo la refuerza sin proponérselo: la dp. 8 borra «Informe de línea base» del entregable de la fase 1 y la dp. 19 proyecta el tablero sin una sola línea base (§5, puntos 1 y 8). Se hace </w:t>
+      </w:r>
+      <w:r>
+        <w:rPr>
+          <w:rFonts w:ascii="Calibri" w:hAnsi="Calibri"/>
+          <w:b/>
+          <w:color w:val="2B2B2B"/>
+          <w:sz w:val="22"/>
+        </w:rPr>
+        <w:t>con el documento en la mano</w:t>
+      </w:r>
+      <w:r>
+        <w:rPr>
+          <w:rFonts w:ascii="Calibri" w:hAnsi="Calibri"/>
+          <w:b w:val="0"/>
+          <w:color w:val="2B2B2B"/>
+          <w:sz w:val="22"/>
+        </w:rPr>
+        <w:t>, abierto en la p. 47 y en la Tabla 14; la pantalla sirve para el remate, no para el planteamiento.</w:t>
       </w:r>
     </w:p>
     <w:p>
@@ -1993,7 +3900,7 @@
           <w:color w:val="2B2B2B"/>
           <w:sz w:val="22"/>
         </w:rPr>
-        <w:t>Qué la resuelve:</w:t>
+        <w:t>Por qué se pregunta:</w:t>
       </w:r>
       <w:r>
         <w:rPr>
@@ -2002,7 +3909,7 @@
           <w:color w:val="2B2B2B"/>
           <w:sz w:val="22"/>
         </w:rPr>
-        <w:t xml:space="preserve"> dar el valor y su fuente (los registros internos revisados en la fase 1, p. 56), </w:t>
+        <w:t xml:space="preserve"> no señala un dato faltante sino un </w:t>
       </w:r>
       <w:r>
         <w:rPr>
@@ -2011,7 +3918,7 @@
           <w:color w:val="2B2B2B"/>
           <w:sz w:val="22"/>
         </w:rPr>
-        <w:t>o</w:t>
+        <w:t>entregable prometido por el propio cronograma</w:t>
       </w:r>
       <w:r>
         <w:rPr>
@@ -2020,7 +3927,7 @@
           <w:color w:val="2B2B2B"/>
           <w:sz w:val="22"/>
         </w:rPr>
-        <w:t xml:space="preserve"> reconocer con precisión que la línea base queda pendiente porque el diagnóstico fue de percepción y que el primer paso del piloto es medirla.</w:t>
+        <w:t xml:space="preserve"> (p. 47) y declarado cumplido tres veces más (pp. 58, 98, 103). Sin línea base ninguna de las metas numéricas de la Tabla 14 (≥ 95 %, ≤ 20 días, ≤ 10 %, ≤ 3 %) es medible y el tablero del cuarto objetivo no puede mostrar avance. El diagnóstico solo produjo promedios Likert (pp. 59-67) y porcentajes de categorías (pp. 73-74), y el informe no está entre los anexos: «línea base» aparece en seis páginas de las 126 —como entregable declarado o cumplido en las pp. 47, 58, 98 y 103, y como nombre del atributo y encabezado de columna de la Tabla 14 en las pp. 92-93— y en ninguna de las pp. 113-126.</w:t>
       </w:r>
     </w:p>
     <w:p>
@@ -2034,7 +3941,7 @@
           <w:color w:val="2B2B2B"/>
           <w:sz w:val="22"/>
         </w:rPr>
-        <w:t>Qué la agrava:</w:t>
+        <w:t>Qué la resuelve:</w:t>
       </w:r>
       <w:r>
         <w:rPr>
@@ -2043,10 +3950,49 @@
           <w:color w:val="2B2B2B"/>
           <w:sz w:val="22"/>
         </w:rPr>
-        <w:t xml:space="preserve"> repetir «diagnóstico inicial» como si fuera una cifra, o improvisar un número que no está en el documento.</w:t>
+        <w:t xml:space="preserve"> que den un valor concreto de un indicador —días promedio actuales de cubrimiento de vacante, porcentaje de expedientes completos— </w:t>
+      </w:r>
+      <w:r>
+        <w:rPr>
+          <w:rFonts w:ascii="Calibri" w:hAnsi="Calibri"/>
+          <w:b/>
+          <w:color w:val="2B2B2B"/>
+          <w:sz w:val="22"/>
+        </w:rPr>
+        <w:t>diciendo de dónde salió</w:t>
+      </w:r>
+      <w:r>
+        <w:rPr>
+          <w:rFonts w:ascii="Calibri" w:hAnsi="Calibri"/>
+          <w:b w:val="0"/>
+          <w:color w:val="2B2B2B"/>
+          <w:sz w:val="22"/>
+        </w:rPr>
+        <w:t xml:space="preserve">; o que digan que el informe de línea base existe, que no se anexó y que puede remitirse; </w:t>
+      </w:r>
+      <w:r>
+        <w:rPr>
+          <w:rFonts w:ascii="Calibri" w:hAnsi="Calibri"/>
+          <w:b/>
+          <w:color w:val="2B2B2B"/>
+          <w:sz w:val="22"/>
+        </w:rPr>
+        <w:t>o</w:t>
+      </w:r>
+      <w:r>
+        <w:rPr>
+          <w:rFonts w:ascii="Calibri" w:hAnsi="Calibri"/>
+          <w:b w:val="0"/>
+          <w:color w:val="2B2B2B"/>
+          <w:sz w:val="22"/>
+        </w:rPr>
+        <w:t xml:space="preserve"> que reconozcan con esas palabras que no se midió y que la fase 1 no cerró ese entregable, apoyándose en lo que el propio trabajo dice en las pp. 78 y 104 sobre verificar mediante implementación piloto.</w:t>
       </w:r>
     </w:p>
     <w:p>
+      <w:pPr>
+        <w:pStyle w:val="ListBullet"/>
+      </w:pPr>
       <w:r>
         <w:rPr>
           <w:rFonts w:ascii="Calibri" w:hAnsi="Calibri"/>
@@ -2054,7 +4000,45 @@
           <w:color w:val="2B2B2B"/>
           <w:sz w:val="22"/>
         </w:rPr>
-        <w:t>3. El estado real del artefacto que se ve en las figuras.</w:t>
+        <w:t>Qué la agrava:</w:t>
+      </w:r>
+      <w:r>
+        <w:rPr>
+          <w:rFonts w:ascii="Calibri" w:hAnsi="Calibri"/>
+          <w:b w:val="0"/>
+          <w:color w:val="2B2B2B"/>
+          <w:sz w:val="22"/>
+        </w:rPr>
+        <w:t xml:space="preserve"> sostener que los promedios Likert (3,2/5 en eficiencia, 2,85 en acceso a la información) son la línea base de los dieciséis indicadores, cuando ninguna de las dieciséis fórmulas es una escala Likert; </w:t>
+      </w:r>
+      <w:r>
+        <w:rPr>
+          <w:rFonts w:ascii="Calibri" w:hAnsi="Calibri"/>
+          <w:b/>
+          <w:color w:val="2B2B2B"/>
+          <w:sz w:val="22"/>
+        </w:rPr>
+        <w:t>leer un número de las tarjetas del tablero</w:t>
+      </w:r>
+      <w:r>
+        <w:rPr>
+          <w:rFonts w:ascii="Calibri" w:hAnsi="Calibri"/>
+          <w:b w:val="0"/>
+          <w:color w:val="2B2B2B"/>
+          <w:sz w:val="22"/>
+        </w:rPr>
+        <w:t xml:space="preserve"> («18 días», «2,45 %», p. 91), que el propio documento declara ilustrativo y ajeno a una implementación operativa (p. 97); afirmar que el informe está en los anexos (pp. 113-126 no lo traen); ofrecer como línea base el 70 % de procesos manuales (p. 45) o la rotación superior al 30 % (p. 24), ambos sin fuente; e insistir en que los resultados constituyeron la línea base sin poder nombrar un solo número.</w:t>
+      </w:r>
+    </w:p>
+    <w:p>
+      <w:r>
+        <w:rPr>
+          <w:rFonts w:ascii="Calibri" w:hAnsi="Calibri"/>
+          <w:b/>
+          <w:color w:val="2B2B2B"/>
+          <w:sz w:val="22"/>
+        </w:rPr>
+        <w:t>3. Con qué documento se aplicaron los instrumentos a 175 personas.</w:t>
       </w:r>
     </w:p>
     <w:p>
@@ -2070,7 +4054,7 @@
           <w:color w:val="2B2B2B"/>
           <w:sz w:val="21"/>
         </w:rPr>
-        <w:t>«Las figuras 11 a 14 muestran interfaces del ecosistema (pp. 89-91) y ustedes aclaran que los datos del tablero son ilustrativos (p. 97). ¿Esas pantallas son aplicaciones construidas en Power Apps que se pueden abrir en un entorno, o son maquetas del diseño funcional? Y si están construidas, ¿sobre qué listas de SharePoint corren?»</w:t>
+        <w:t>«El estudio aplicó 150 encuestas y 25 entrevistas en la empresa (p. 45). Busqué en las 126 páginas las palabras consentimiento, ética, anonimato y habeas: ningún resultado, y entre los anexos no hay carta de autorización de la empresa (pp. 113-126). Díganme qué documento autorizó aplicar los instrumentos a esos 175 participantes y quién lo firmó. Si no hubo ninguno, dígannoslo con esas palabras.»</w:t>
       </w:r>
     </w:p>
     <w:p>
@@ -2084,7 +4068,7 @@
           <w:color w:val="2B2B2B"/>
           <w:sz w:val="22"/>
         </w:rPr>
-        <w:t>Por qué se pregunta:</w:t>
+        <w:t>Sale de:</w:t>
       </w:r>
       <w:r>
         <w:rPr>
@@ -2093,7 +4077,7 @@
           <w:color w:val="2B2B2B"/>
           <w:sz w:val="22"/>
         </w:rPr>
-        <w:t xml:space="preserve"> el objetivo es diseñar, así que una maqueta es perfectamente legítima; lo que no es legítimo es la ambigüedad. La palabra «diseñaron las interfaces» (p. 16) admite las dos lecturas.</w:t>
+        <w:t xml:space="preserve"> el documento y de una ausencia que el mazo repite: en las 23 diapositivas no aparecen las palabras consentimiento, ética, anonimato, autorización, aval ni confidencialidad, y la dp. 9 vuelve a hablar de validación por juicio de expertos sin decir cuántos. La pantalla no aporta ni quita nada aquí: se hace con el documento y con la lista de los cinco anexos (pp. 113-126).</w:t>
       </w:r>
     </w:p>
     <w:p>
@@ -2107,7 +4091,7 @@
           <w:color w:val="2B2B2B"/>
           <w:sz w:val="22"/>
         </w:rPr>
-        <w:t>Qué la resuelve:</w:t>
+        <w:t>Por qué se pregunta:</w:t>
       </w:r>
       <w:r>
         <w:rPr>
@@ -2116,7 +4100,7 @@
           <w:color w:val="2B2B2B"/>
           <w:sz w:val="22"/>
         </w:rPr>
-        <w:t xml:space="preserve"> nombrar el entorno (tenant educativo, licencia, app en modo de prueba) y ofrecer abrirla, </w:t>
+        <w:t xml:space="preserve"> es el único hueco del trabajo que no es de forma ni de alcance, sino de condición para haber hecho el campo, y es el que sostiene el criterio 3 del formulario en 2. La búsqueda es exacta: «consentimiento», «ética», «anonimato», «habeas», «autorización», «aval» y «carta» dan </w:t>
       </w:r>
       <w:r>
         <w:rPr>
@@ -2125,7 +4109,7 @@
           <w:color w:val="2B2B2B"/>
           <w:sz w:val="22"/>
         </w:rPr>
-        <w:t>o</w:t>
+        <w:t>cero resultados</w:t>
       </w:r>
       <w:r>
         <w:rPr>
@@ -2134,7 +4118,25 @@
           <w:color w:val="2B2B2B"/>
           <w:sz w:val="22"/>
         </w:rPr>
-        <w:t xml:space="preserve"> decir sin rodeos «son maquetas de la arquitectura funcional».</w:t>
+        <w:t xml:space="preserve"> en las 126 páginas; «confidencial» aparece una sola vez (p. 26) y referido al acceso restringido del equipo a los datos de la empresa, no a la protección de los participantes. Los cinco anexos son cronograma (p. 113), presupuesto (p. 115), encuesta (p. 116), guía de entrevista (p. 123) y validación (p. 125): ninguno es una autorización. Pide </w:t>
+      </w:r>
+      <w:r>
+        <w:rPr>
+          <w:rFonts w:ascii="Calibri" w:hAnsi="Calibri"/>
+          <w:b/>
+          <w:color w:val="2B2B2B"/>
+          <w:sz w:val="22"/>
+        </w:rPr>
+        <w:t>un documento</w:t>
+      </w:r>
+      <w:r>
+        <w:rPr>
+          <w:rFonts w:ascii="Calibri" w:hAnsi="Calibri"/>
+          <w:b w:val="0"/>
+          <w:color w:val="2B2B2B"/>
+          <w:sz w:val="22"/>
+        </w:rPr>
+        <w:t>, y cualquier respuesta —incluida la negativa— es el hallazgo.</w:t>
       </w:r>
     </w:p>
     <w:p>
@@ -2148,6 +4150,47 @@
           <w:color w:val="2B2B2B"/>
           <w:sz w:val="22"/>
         </w:rPr>
+        <w:t>Qué la resuelve:</w:t>
+      </w:r>
+      <w:r>
+        <w:rPr>
+          <w:rFonts w:ascii="Calibri" w:hAnsi="Calibri"/>
+          <w:b w:val="0"/>
+          <w:color w:val="2B2B2B"/>
+          <w:sz w:val="22"/>
+        </w:rPr>
+        <w:t xml:space="preserve"> nombrar el documento y quién lo firmó (aval del área de Gestión Humana, acuerdo con la dirección, formato de consentimiento en el encabezado del Google Forms de la p. 116), y ofrecer remitirlo; </w:t>
+      </w:r>
+      <w:r>
+        <w:rPr>
+          <w:rFonts w:ascii="Calibri" w:hAnsi="Calibri"/>
+          <w:b/>
+          <w:color w:val="2B2B2B"/>
+          <w:sz w:val="22"/>
+        </w:rPr>
+        <w:t>o</w:t>
+      </w:r>
+      <w:r>
+        <w:rPr>
+          <w:rFonts w:ascii="Calibri" w:hAnsi="Calibri"/>
+          <w:b w:val="0"/>
+          <w:color w:val="2B2B2B"/>
+          <w:sz w:val="22"/>
+        </w:rPr>
+        <w:t xml:space="preserve"> decir con esas palabras que no hubo formato escrito, que la autorización fue verbal y de quién, y reconocer que debía quedar como anexo.</w:t>
+      </w:r>
+    </w:p>
+    <w:p>
+      <w:pPr>
+        <w:pStyle w:val="ListBullet"/>
+      </w:pPr>
+      <w:r>
+        <w:rPr>
+          <w:rFonts w:ascii="Calibri" w:hAnsi="Calibri"/>
+          <w:b/>
+          <w:color w:val="2B2B2B"/>
+          <w:sz w:val="22"/>
+        </w:rPr>
         <w:t>Qué la agrava:</w:t>
       </w:r>
       <w:r>
@@ -2157,7 +4200,24 @@
           <w:color w:val="2B2B2B"/>
           <w:sz w:val="22"/>
         </w:rPr>
-        <w:t xml:space="preserve"> decir «está implementado y funcionando», porque contradice las pp. 97 y 104 y obliga a la pregunta siguiente: entonces por qué no hay medición.</w:t>
+        <w:t xml:space="preserve"> invocar la confidencialidad de la empresa como si eso reemplazara la autorización, cuando el documento tampoco declara que el anonimato de la organización sea deliberado (p. 45); afirmar que el consentimiento «estaba en la encuesta» sin poder señalar dónde (las pp. 117-122 son imágenes y el enlace de la p. 116 es un Google Forms en modo </w:t>
+      </w:r>
+      <w:r>
+        <w:rPr>
+          <w:rFonts w:ascii="Consolas" w:hAnsi="Consolas"/>
+          <w:color w:val="111111"/>
+          <w:sz w:val="21"/>
+        </w:rPr>
+        <w:t>preview</w:t>
+      </w:r>
+      <w:r>
+        <w:rPr>
+          <w:rFonts w:ascii="Calibri" w:hAnsi="Calibri"/>
+          <w:b w:val="0"/>
+          <w:color w:val="2B2B2B"/>
+          <w:sz w:val="22"/>
+        </w:rPr>
+        <w:t>); o convertirlo en un asunto de la Dirección. No se les pide una norma: se les pide un papel.</w:t>
       </w:r>
     </w:p>
     <w:p>
@@ -2171,7 +4231,133 @@
           <w:color w:val="007433"/>
           <w:sz w:val="32"/>
         </w:rPr>
+        <w:t>Lo que se leyó en la sala el 18/08 — para cotejar con la hoja escrita a mano</w:t>
+      </w:r>
+    </w:p>
+    <w:p>
+      <w:pPr>
+        <w:pStyle w:val="ListNumber"/>
+      </w:pPr>
+      <w:r>
+        <w:rPr>
+          <w:rFonts w:ascii="Calibri" w:hAnsi="Calibri"/>
+          <w:b w:val="0"/>
+          <w:color w:val="2B2B2B"/>
+          <w:sz w:val="22"/>
+        </w:rPr>
+        <w:t>«En el diseño metodológico, la fase 2 registra como actividad la conformación de cuatro células ágiles de cinco a siete miembros, con Scrum/Kanban y sprints quincenales (p. 48); pero al cerrar el capítulo el modelo se plantea como guía para una futura implementación (p. 88). ¿Esas cuatro células se conformaron con personas de la empresa y alcanzaron a correr algún sprint, o el segundo objetivo se cerró en el nivel de diseño?»</w:t>
+      </w:r>
+    </w:p>
+    <w:p>
+      <w:pPr>
+        <w:pStyle w:val="ListNumber"/>
+      </w:pPr>
+      <w:r>
+        <w:rPr>
+          <w:rFonts w:ascii="Calibri" w:hAnsi="Calibri"/>
+          <w:b w:val="0"/>
+          <w:color w:val="2B2B2B"/>
+          <w:sz w:val="22"/>
+        </w:rPr>
+        <w:t>«En la Tabla 14 los dieciséis indicadores llevan como línea base la palabra "Diagnóstico inicial" (pp. 93-97). Denme un número: ¿cuánto es hoy el tiempo promedio de cubrimiento de una vacante en esa empresa, y de dónde sale ese dato?»</w:t>
+      </w:r>
+    </w:p>
+    <w:p>
+      <w:pPr>
+        <w:pStyle w:val="ListNumber"/>
+      </w:pPr>
+      <w:r>
+        <w:rPr>
+          <w:rFonts w:ascii="Calibri" w:hAnsi="Calibri"/>
+          <w:b w:val="0"/>
+          <w:color w:val="2B2B2B"/>
+          <w:sz w:val="22"/>
+        </w:rPr>
+        <w:t>«Las figuras 11 a 14 muestran interfaces del ecosistema (pp. 89-91) y ustedes aclaran que los datos del tablero son ilustrativos (p. 97). ¿Esas pantallas son aplicaciones construidas en Power Apps que se pueden abrir en un entorno, o son maquetas del diseño funcional? Y si están construidas, ¿sobre qué listas de SharePoint corren?»</w:t>
+      </w:r>
+    </w:p>
+    <w:p>
+      <w:pPr>
+        <w:spacing w:before="200" w:after="60"/>
+      </w:pPr>
+      <w:r>
+        <w:rPr>
+          <w:rFonts w:ascii="Calibri" w:hAnsi="Calibri"/>
+          <w:b/>
+          <w:color w:val="007433"/>
+          <w:sz w:val="32"/>
+        </w:rPr>
         <w:t>Banco de reserva</w:t>
+      </w:r>
+    </w:p>
+    <w:p>
+      <w:r>
+        <w:rPr>
+          <w:rFonts w:ascii="Calibri" w:hAnsi="Calibri"/>
+          <w:b/>
+          <w:color w:val="2B2B2B"/>
+          <w:sz w:val="22"/>
+        </w:rPr>
+        <w:t>Los códigos no se cambian de sitio.</w:t>
+      </w:r>
+      <w:r>
+        <w:rPr>
+          <w:rFonts w:ascii="Calibri" w:hAnsi="Calibri"/>
+          <w:b w:val="0"/>
+          <w:color w:val="2B2B2B"/>
+          <w:sz w:val="22"/>
+        </w:rPr>
+        <w:t xml:space="preserve"> La §7 llama a estas reservas por su código —R2, R5 y R6— y el código es el que manda, no el orden: por eso las dos listas de abajo reparten las diez reservas ya numeradas sin cambiarle el código a ninguna, y las dos nuevas del mazo —R11 y R12— cierran la segunda lista. La primera se hace </w:t>
+      </w:r>
+      <w:r>
+        <w:rPr>
+          <w:rFonts w:ascii="Calibri" w:hAnsi="Calibri"/>
+          <w:b/>
+          <w:color w:val="2B2B2B"/>
+          <w:sz w:val="22"/>
+        </w:rPr>
+        <w:t>con el documento</w:t>
+      </w:r>
+      <w:r>
+        <w:rPr>
+          <w:rFonts w:ascii="Calibri" w:hAnsi="Calibri"/>
+          <w:b w:val="0"/>
+          <w:color w:val="2B2B2B"/>
+          <w:sz w:val="22"/>
+        </w:rPr>
+        <w:t xml:space="preserve">; la segunda sólo tiene sentido </w:t>
+      </w:r>
+      <w:r>
+        <w:rPr>
+          <w:rFonts w:ascii="Calibri" w:hAnsi="Calibri"/>
+          <w:b/>
+          <w:color w:val="2B2B2B"/>
+          <w:sz w:val="22"/>
+        </w:rPr>
+        <w:t>con el mazo proyectado</w:t>
+      </w:r>
+      <w:r>
+        <w:rPr>
+          <w:rFonts w:ascii="Calibri" w:hAnsi="Calibri"/>
+          <w:b w:val="0"/>
+          <w:color w:val="2B2B2B"/>
+          <w:sz w:val="22"/>
+        </w:rPr>
+        <w:t>, y ahí está la mayor parte del banco, porque casi todas las maquetas del documento llegan a la pantalla.</w:t>
+      </w:r>
+    </w:p>
+    <w:p>
+      <w:pPr>
+        <w:spacing w:before="140" w:after="60"/>
+      </w:pPr>
+      <w:r>
+        <w:rPr>
+          <w:rFonts w:ascii="Calibri" w:hAnsi="Calibri"/>
+          <w:b/>
+          <w:color w:val="0C2340"/>
+          <w:sz w:val="27"/>
+        </w:rPr>
+        <w:t>Del documento</w:t>
       </w:r>
     </w:p>
     <w:p>
@@ -2185,7 +4371,7 @@
           <w:color w:val="2B2B2B"/>
           <w:sz w:val="22"/>
         </w:rPr>
-        <w:t>R1 (autogestión).</w:t>
+        <w:t>R3 (la torta imposible).</w:t>
       </w:r>
       <w:r>
         <w:rPr>
@@ -2194,7 +4380,7 @@
           <w:color w:val="2B2B2B"/>
           <w:sz w:val="22"/>
         </w:rPr>
-        <w:t xml:space="preserve"> El objetivo general promete «fortalecer la autogestión» (p. 22) y el portal aparece como módulo de la arquitectura (pp. 17, 81) y como acceso de la pantalla principal (p. 89), pero no tiene interfaz propia ni especificación funcional (las Figuras 12 a 14, pp. 89-91, desarrollan vinculaciones y el tablero). ¿Qué parte concreta del diseño responde a esa promesa?</w:t>
+        <w:t xml:space="preserve"> En la p. 91, la torta «Calidad de Vida Organizacional» reparte un mismo círculo entre satisfacción 4,3 en escala 1 a 5, clima organizacional 83,5 % y tiempo promedio de respuesta 1,6 días, y en la otra pantalla el clima aparece impreso como «83$». ¿Qué representa el círculo completo y en qué unidad está cada porción?</w:t>
       </w:r>
     </w:p>
     <w:p>
@@ -2208,7 +4394,7 @@
           <w:color w:val="2B2B2B"/>
           <w:sz w:val="22"/>
         </w:rPr>
-        <w:t>R2 (muestreo).</w:t>
+        <w:t>R4 (puntos críticos sin destino).</w:t>
       </w:r>
       <w:r>
         <w:rPr>
@@ -2217,7 +4403,7 @@
           <w:color w:val="2B2B2B"/>
           <w:sz w:val="22"/>
         </w:rPr>
-        <w:t xml:space="preserve"> ¿Cómo se construyeron los estratos y cómo se seleccionó a los 150 dentro de cada uno, si lo declarado son nivel jerárquico y antigüedad (p. 45) y lo reportado es área y antigüedad (pp. 99-101)?</w:t>
+        <w:t xml:space="preserve"> La Figura 7 levanta el proceso actual con once actividades y cinco puntos críticos rotulados —exceso de correos, reprocesos, duplicidad, ausencia de trazabilidad y seguimiento manual— y sin un solo tiempo por actividad (p. 79). Díganme, punto crítico por punto crítico, cuál módulo del TO BE lo resuelve (pp. 80-81).</w:t>
       </w:r>
     </w:p>
     <w:p>
@@ -2231,7 +4417,7 @@
           <w:color w:val="2B2B2B"/>
           <w:sz w:val="22"/>
         </w:rPr>
-        <w:t>R3 (composición de la muestra).</w:t>
+        <w:t>R8 (el Anexo 5 que se anuncia como evidencia).</w:t>
       </w:r>
       <w:r>
         <w:rPr>
@@ -2240,7 +4426,7 @@
           <w:color w:val="2B2B2B"/>
           <w:sz w:val="22"/>
         </w:rPr>
-        <w:t xml:space="preserve"> La diapositiva 7 dice 20 personas de RR. HH.; la Tabla 15 (p. 99) dice 15. ¿Cuál es la cifra correcta?</w:t>
+        <w:t xml:space="preserve"> La p. 124 anuncia que «la evidencia del proceso de validación se presenta en el Anexo 5», y el Anexo 5 solo trae prosa, una tabla de cuatro aspectos y la frase «profesionales con experiencia en Gestión Humana y transformación digital» (pp. 125-126). ¿Cuántos expertos fueron, con qué cargo cada uno, y en qué formato dejaron registrado su juicio?</w:t>
       </w:r>
     </w:p>
     <w:p>
@@ -2254,7 +4440,7 @@
           <w:color w:val="2B2B2B"/>
           <w:sz w:val="22"/>
         </w:rPr>
-        <w:t>R4 (autorización y datos).</w:t>
+        <w:t>R9 (muestreo).</w:t>
       </w:r>
       <w:r>
         <w:rPr>
@@ -2263,7 +4449,21 @@
           <w:color w:val="2B2B2B"/>
           <w:sz w:val="22"/>
         </w:rPr>
-        <w:t xml:space="preserve"> ¿Con qué autorización de la empresa se aplicaron los instrumentos a 175 personas y cómo se protegió su identidad? (No hay ninguna mención de consentimiento ni de confidencialidad en las 126 páginas ni en los anexos).</w:t>
+        <w:t xml:space="preserve"> ¿Cómo se construyeron los estratos y cómo se seleccionó a los 150 dentro de cada uno, si lo declarado es «muestreo estratificado probabilístico» por nivel jerárquico y antigüedad (pp. 45, 49) y lo reportado es área y antigüedad, sin marco, sin tamaño, sin confianza ni error (pp. 99-101)?</w:t>
+      </w:r>
+    </w:p>
+    <w:p>
+      <w:pPr>
+        <w:spacing w:before="140" w:after="60"/>
+      </w:pPr>
+      <w:r>
+        <w:rPr>
+          <w:rFonts w:ascii="Calibri" w:hAnsi="Calibri"/>
+          <w:b/>
+          <w:color w:val="0C2340"/>
+          <w:sz w:val="27"/>
+        </w:rPr>
+        <w:t>De las diapositivas</w:t>
       </w:r>
     </w:p>
     <w:p>
@@ -2277,7 +4477,7 @@
           <w:color w:val="2B2B2B"/>
           <w:sz w:val="22"/>
         </w:rPr>
-        <w:t>R5 (jueces expertos).</w:t>
+        <w:t>R1 (el signo invertido de dos metas — en pantalla, dp. 19).</w:t>
       </w:r>
       <w:r>
         <w:rPr>
@@ -2286,7 +4486,34 @@
           <w:color w:val="2B2B2B"/>
           <w:sz w:val="22"/>
         </w:rPr>
-        <w:t xml:space="preserve"> ¿Cuántos expertos participaron en la validación y de qué perfil? El Anexo 5 (pp. 125-126) no lo dice.</w:t>
+        <w:t xml:space="preserve"> La Tabla 14 fija para el tiempo de cubrimiento de vacantes la meta «≤ 20 días», sentido esperado </w:t>
+      </w:r>
+      <w:r>
+        <w:rPr>
+          <w:rFonts w:ascii="Calibri" w:hAnsi="Calibri"/>
+          <w:b/>
+          <w:color w:val="2B2B2B"/>
+          <w:sz w:val="22"/>
+        </w:rPr>
+        <w:t>Disminuir</w:t>
+      </w:r>
+      <w:r>
+        <w:rPr>
+          <w:rFonts w:ascii="Calibri" w:hAnsi="Calibri"/>
+          <w:b w:val="0"/>
+          <w:color w:val="2B2B2B"/>
+          <w:sz w:val="22"/>
+        </w:rPr>
+        <w:t xml:space="preserve"> (p. 93), y para los tiempos no laborados «≤ 3 %», también Disminuir (p. 94). Las tarjetas del tablero (p. 91) imprimen «18 dias · meta ≥ 20 dias» y «2,45% · meta ≥ 3%». Con ese signo, tardar más sería cumplir. ¿Cuál de los dos es el correcto? Si es un error de rótulo, basta decirlo. </w:t>
+      </w:r>
+      <w:r>
+        <w:rPr>
+          <w:rFonts w:ascii="Calibri" w:hAnsi="Calibri"/>
+          <w:i/>
+          <w:color w:val="2B2B2B"/>
+          <w:sz w:val="22"/>
+        </w:rPr>
+        <w:t>(Cayó de la terna por el filtro del esquive: «es un error de digitación de la maqueta, manda la Tabla 14» la cierra en quince segundos y no mueve ningún criterio. Sirve si la pantalla se presenta como si midiera.)</w:t>
       </w:r>
     </w:p>
     <w:p>
@@ -2300,7 +4527,7 @@
           <w:color w:val="2B2B2B"/>
           <w:sz w:val="22"/>
         </w:rPr>
-        <w:t>R6 (herramienta de análisis).</w:t>
+        <w:t>R2 (los datos del tablero no cuadran entre pantallas — en pantalla, dp. 17 y dp. 19).</w:t>
       </w:r>
       <w:r>
         <w:rPr>
@@ -2309,7 +4536,7 @@
           <w:color w:val="2B2B2B"/>
           <w:sz w:val="22"/>
         </w:rPr>
-        <w:t xml:space="preserve"> ¿Con qué se procesaron las 150 respuestas? La metodología menciona Google Forms y estadística descriptiva (p. 56), y el plan anunciaba medianas que no aparecen (p. 44).</w:t>
+        <w:t xml:space="preserve"> En la pantalla de vinculaciones de la p. 89 los contadores de estado suman 149 —25 en registro, 46 en revisión, 15 en proceso, 36 aprobados, 27 finalizados— y el pie de esa misma pantalla dice «Mostrando 150 Registros»; el tablero de la p. 91 reporta 85 vacantes cubiertas de 92, cifra irreconciliable con los 63 aprobados y finalizados. Aunque sean simulados, ¿de qué archivo o lista salen esas cifras? Si son maquetas sin modelo de datos compartido, dígannoslo.</w:t>
       </w:r>
     </w:p>
     <w:p>
@@ -2323,7 +4550,7 @@
           <w:color w:val="2B2B2B"/>
           <w:sz w:val="22"/>
         </w:rPr>
-        <w:t>R7 (sostenibilidad).</w:t>
+        <w:t>R5 (cadencia y ceremonias — para quien no expuso el modelo ágil; en pantalla, dp. 15).</w:t>
       </w:r>
       <w:r>
         <w:rPr>
@@ -2332,7 +4559,7 @@
           <w:color w:val="2B2B2B"/>
           <w:sz w:val="22"/>
         </w:rPr>
-        <w:t xml:space="preserve"> El presupuesto asume licencias Power Apps educativas sin costo (p. 115) y las limitaciones advierten el costo de licencias (p. 26). Al salir del entorno académico, ¿qué licenciamiento necesitaría la empresa para los módulos priorizados?</w:t>
+        <w:t xml:space="preserve"> La Figura 10 rotula la reunión de seguimiento como «Alineación diaria» (p. 82) y la Tabla 11 le asigna frecuencia «Semanal» (p. 85); la figura muestra solo tres ceremonias y omite la planificación del sprint que la tabla sí lista. ¿La cadencia de esa reunión es diaria o semanal, y cuántas ceremonias tiene el modelo?</w:t>
       </w:r>
     </w:p>
     <w:p>
@@ -2346,7 +4573,7 @@
           <w:color w:val="2B2B2B"/>
           <w:sz w:val="22"/>
         </w:rPr>
-        <w:t>R8 (solo si sobra tiempo).</w:t>
+        <w:t>R6 (los cinco servicios transversales — en pantalla, dp. 14).</w:t>
       </w:r>
       <w:r>
         <w:rPr>
@@ -2355,7 +4582,126 @@
           <w:color w:val="2B2B2B"/>
           <w:sz w:val="22"/>
         </w:rPr>
-        <w:t xml:space="preserve"> El backlog deja calidad de vida en prioridad «Baja» (p. 85) aunque es uno de los tres procesos del objetivo 3 (p. 22). ¿Se sostiene ese objetivo o se recortó de hecho?</w:t>
+        <w:t xml:space="preserve"> La Figura 9 dibuja como servicios transversales de Power Platform los flujos de Power Automate, la analítica de Power BI, la seguridad con AAD, los conectores y APIs y la integración con Microsoft 365, pero el texto de esa misma página solo nombra Power Apps y SharePoint (p. 81). ¿Cuáles de esos cinco quedaron especificados en el diseño y cuáles son solo la caja de la figura?</w:t>
+      </w:r>
+    </w:p>
+    <w:p>
+      <w:pPr>
+        <w:pStyle w:val="ListBullet"/>
+      </w:pPr>
+      <w:r>
+        <w:rPr>
+          <w:rFonts w:ascii="Calibri" w:hAnsi="Calibri"/>
+          <w:b/>
+          <w:color w:val="2B2B2B"/>
+          <w:sz w:val="22"/>
+        </w:rPr>
+        <w:t>R7 (cuánto cuesta el «bajo costo»).</w:t>
+      </w:r>
+      <w:r>
+        <w:rPr>
+          <w:rFonts w:ascii="Calibri" w:hAnsi="Calibri"/>
+          <w:b w:val="0"/>
+          <w:color w:val="2B2B2B"/>
+          <w:sz w:val="22"/>
+        </w:rPr>
+        <w:t xml:space="preserve"> La dp. 20 concluye que la propuesta «representa una alternativa de bajo costo», y el único costeo es un presupuesto académico de $10.944.230 que asume las licencias Power Apps como educativas y sin costo real, con un solo Microsoft 365 de $319.900 (p. 115), mientras las limitaciones advierten el costo de licencias, la escalabilidad y el mantenimiento (pp. 26-27). ¿Cuánto costaría por usuario al mes en la empresa? Si no se costeó, dígannoslo.</w:t>
+      </w:r>
+    </w:p>
+    <w:p>
+      <w:pPr>
+        <w:pStyle w:val="ListBullet"/>
+      </w:pPr>
+      <w:r>
+        <w:rPr>
+          <w:rFonts w:ascii="Calibri" w:hAnsi="Calibri"/>
+          <w:b/>
+          <w:color w:val="2B2B2B"/>
+          <w:sz w:val="22"/>
+        </w:rPr>
+        <w:t>R10 (composición de la muestra).</w:t>
+      </w:r>
+      <w:r>
+        <w:rPr>
+          <w:rFonts w:ascii="Calibri" w:hAnsi="Calibri"/>
+          <w:b w:val="0"/>
+          <w:color w:val="2B2B2B"/>
+          <w:sz w:val="22"/>
+        </w:rPr>
+        <w:t xml:space="preserve"> La dp. 7 afirma «150 colaboradores (20 de RR. HH. y 130 operativos)» y la Tabla 15 registra 15 personas de Recursos Humanos, el 10 % de la muestra (p. 99). ¿Cuál de las dos cifras es la del estudio y cuál queda por corregir?</w:t>
+      </w:r>
+    </w:p>
+    <w:p>
+      <w:pPr>
+        <w:pStyle w:val="ListBullet"/>
+      </w:pPr>
+      <w:r>
+        <w:rPr>
+          <w:rFonts w:ascii="Calibri" w:hAnsi="Calibri"/>
+          <w:b/>
+          <w:color w:val="2B2B2B"/>
+          <w:sz w:val="22"/>
+        </w:rPr>
+        <w:t>R11 (la ruta metodológica que cambió entre el documento y la pantalla).</w:t>
+      </w:r>
+      <w:r>
+        <w:rPr>
+          <w:rFonts w:ascii="Calibri" w:hAnsi="Calibri"/>
+          <w:b w:val="0"/>
+          <w:color w:val="2B2B2B"/>
+          <w:sz w:val="22"/>
+        </w:rPr>
+        <w:t xml:space="preserve"> La dp. 8 presenta tres fases en las que la fase 1 entrega un «Diagnóstico y mapa de procesos susceptibles de optimización» —sin el «Informe de línea base» de la p. 47—, la fase 2 se dedica sólo a «Definición de las cuatro células ágiles» —donde la p. 48 dice «Conformación… (5–7 miembros, Scrum/Kanban, sprints quincenales)»— y la arquitectura funcional se corre a la fase 3, cuando en el documento es de la fase 2. ¿Cuál de las dos rutas es la que ejecutó el proyecto, y cuándo se cambió? *(Se hace </w:t>
+      </w:r>
+      <w:r>
+        <w:rPr>
+          <w:rFonts w:ascii="Calibri" w:hAnsi="Calibri"/>
+          <w:b/>
+          <w:color w:val="2B2B2B"/>
+          <w:sz w:val="22"/>
+        </w:rPr>
+        <w:t>una</w:t>
+      </w:r>
+      <w:r>
+        <w:rPr>
+          <w:rFonts w:ascii="Calibri" w:hAnsi="Calibri"/>
+          <w:b w:val="0"/>
+          <w:color w:val="2B2B2B"/>
+          <w:sz w:val="22"/>
+        </w:rPr>
+        <w:t xml:space="preserve"> de estas tres: R11, P1 o P2. Las tres apuntan al mismo lugar y preguntarlas juntas es acorralar, no evaluar. Si exponen la ruta de la dp. 8, esta reserva reemplaza el planteamiento de la P1.)*</w:t>
+      </w:r>
+    </w:p>
+    <w:p>
+      <w:pPr>
+        <w:pStyle w:val="ListBullet"/>
+      </w:pPr>
+      <w:r>
+        <w:rPr>
+          <w:rFonts w:ascii="Calibri" w:hAnsi="Calibri"/>
+          <w:b/>
+          <w:color w:val="2B2B2B"/>
+          <w:sz w:val="22"/>
+        </w:rPr>
+        <w:t>R12 (qué llaman «Resultados»).</w:t>
+      </w:r>
+      <w:r>
+        <w:rPr>
+          <w:rFonts w:ascii="Calibri" w:hAnsi="Calibri"/>
+          <w:b w:val="0"/>
+          <w:color w:val="2B2B2B"/>
+          <w:sz w:val="22"/>
+        </w:rPr>
+        <w:t xml:space="preserve"> La dp. 10, titulada «Aplicación de los instrumentos», trae los hallazgos de las cuatro dimensiones de la encuesta, y la dp. 11, titulada «Resultados», trae la caracterización de la muestra. ¿Cuál de los dos capítulos —el 9 o el 10— quieren que se lea como resultados del estudio? </w:t>
+      </w:r>
+      <w:r>
+        <w:rPr>
+          <w:rFonts w:ascii="Calibri" w:hAnsi="Calibri"/>
+          <w:i/>
+          <w:color w:val="2B2B2B"/>
+          <w:sz w:val="22"/>
+        </w:rPr>
+        <w:t>(Más para retroalimentación escrita que para sala: es la misma duplicación estructural del §4, punto 5, y en la sala no cambia ningún criterio.)</w:t>
       </w:r>
     </w:p>
     <w:p>
@@ -2369,7 +4715,113 @@
           <w:color w:val="007433"/>
           <w:sz w:val="32"/>
         </w:rPr>
-        <w:t>6. PREGUNTAS DESPUÉS — condicionales, para marcar en caliente</w:t>
+        <w:t>7. PREGUNTAS DESPUÉS — condicionales, para marcar en caliente</w:t>
+      </w:r>
+    </w:p>
+    <w:p>
+      <w:pPr>
+        <w:ind w:left="432"/>
+        <w:shd w:val="clear" w:fill="E8F5EC"/>
+      </w:pPr>
+      <w:r>
+        <w:rPr>
+          <w:rFonts w:ascii="Calibri" w:hAnsi="Calibri"/>
+          <w:b/>
+          <w:i/>
+          <w:color w:val="2B2B2B"/>
+          <w:sz w:val="21"/>
+        </w:rPr>
+        <w:t>Numeración vigente:</w:t>
+      </w:r>
+      <w:r>
+        <w:rPr>
+          <w:rFonts w:ascii="Calibri" w:hAnsi="Calibri"/>
+          <w:b w:val="0"/>
+          <w:i/>
+          <w:color w:val="2B2B2B"/>
+          <w:sz w:val="21"/>
+        </w:rPr>
+        <w:t xml:space="preserve"> </w:t>
+      </w:r>
+      <w:r>
+        <w:rPr>
+          <w:rFonts w:ascii="Calibri" w:hAnsi="Calibri"/>
+          <w:b/>
+          <w:i/>
+          <w:color w:val="2B2B2B"/>
+          <w:sz w:val="21"/>
+        </w:rPr>
+        <w:t>P1</w:t>
+      </w:r>
+      <w:r>
+        <w:rPr>
+          <w:rFonts w:ascii="Calibri" w:hAnsi="Calibri"/>
+          <w:b w:val="0"/>
+          <w:i/>
+          <w:color w:val="2B2B2B"/>
+          <w:sz w:val="21"/>
+        </w:rPr>
+        <w:t xml:space="preserve"> = los cuatro especialistas low-code · </w:t>
+      </w:r>
+      <w:r>
+        <w:rPr>
+          <w:rFonts w:ascii="Calibri" w:hAnsi="Calibri"/>
+          <w:b/>
+          <w:i/>
+          <w:color w:val="2B2B2B"/>
+          <w:sz w:val="21"/>
+        </w:rPr>
+        <w:t>P2</w:t>
+      </w:r>
+      <w:r>
+        <w:rPr>
+          <w:rFonts w:ascii="Calibri" w:hAnsi="Calibri"/>
+          <w:b w:val="0"/>
+          <w:i/>
+          <w:color w:val="2B2B2B"/>
+          <w:sz w:val="21"/>
+        </w:rPr>
+        <w:t xml:space="preserve"> = la línea base de los dieciséis indicadores · </w:t>
+      </w:r>
+      <w:r>
+        <w:rPr>
+          <w:rFonts w:ascii="Calibri" w:hAnsi="Calibri"/>
+          <w:b/>
+          <w:i/>
+          <w:color w:val="2B2B2B"/>
+          <w:sz w:val="21"/>
+        </w:rPr>
+        <w:t>P3</w:t>
+      </w:r>
+      <w:r>
+        <w:rPr>
+          <w:rFonts w:ascii="Calibri" w:hAnsi="Calibri"/>
+          <w:b w:val="0"/>
+          <w:i/>
+          <w:color w:val="2B2B2B"/>
+          <w:sz w:val="21"/>
+        </w:rPr>
+        <w:t xml:space="preserve"> = con qué documento se aplicaron los instrumentos. La §8 quedó escrita con la terna anterior y en un punto dice «van solo las preguntas 1 y 3»: </w:t>
+      </w:r>
+      <w:r>
+        <w:rPr>
+          <w:rFonts w:ascii="Calibri" w:hAnsi="Calibri"/>
+          <w:b/>
+          <w:i/>
+          <w:color w:val="2B2B2B"/>
+          <w:sz w:val="21"/>
+        </w:rPr>
+        <w:t>con la terna nueva el par que define el alcance es P1 y P2</w:t>
+      </w:r>
+      <w:r>
+        <w:rPr>
+          <w:rFonts w:ascii="Calibri" w:hAnsi="Calibri"/>
+          <w:b w:val="0"/>
+          <w:i/>
+          <w:color w:val="2B2B2B"/>
+          <w:sz w:val="21"/>
+        </w:rPr>
+        <w:t>. No se toca la §8 —la genera otro script—, pero en sala manda esta línea.</w:t>
       </w:r>
     </w:p>
     <w:p>
@@ -2392,7 +4844,25 @@
           <w:color w:val="2B2B2B"/>
           <w:sz w:val="22"/>
         </w:rPr>
-        <w:t xml:space="preserve"> → hacer la pregunta 3 tal cual, sin preámbulo.</w:t>
+        <w:t xml:space="preserve"> → hacer </w:t>
+      </w:r>
+      <w:r>
+        <w:rPr>
+          <w:rFonts w:ascii="Calibri" w:hAnsi="Calibri"/>
+          <w:b/>
+          <w:color w:val="2B2B2B"/>
+          <w:sz w:val="22"/>
+        </w:rPr>
+        <w:t>P1</w:t>
+      </w:r>
+      <w:r>
+        <w:rPr>
+          <w:rFonts w:ascii="Calibri" w:hAnsi="Calibri"/>
+          <w:b w:val="0"/>
+          <w:color w:val="2B2B2B"/>
+          <w:sz w:val="22"/>
+        </w:rPr>
+        <w:t xml:space="preserve"> tal cual, sin preámbulo.</w:t>
       </w:r>
     </w:p>
     <w:p>
@@ -2438,7 +4908,25 @@
           <w:color w:val="2B2B2B"/>
           <w:sz w:val="22"/>
         </w:rPr>
-        <w:t xml:space="preserve"> (la dp. 19 sí lo rotula) → preguntar de dónde salen esos números.</w:t>
+        <w:t xml:space="preserve"> (la dp. 19 sí lo rotula, y la p. 97 también) → </w:t>
+      </w:r>
+      <w:r>
+        <w:rPr>
+          <w:rFonts w:ascii="Calibri" w:hAnsi="Calibri"/>
+          <w:b/>
+          <w:color w:val="2B2B2B"/>
+          <w:sz w:val="22"/>
+        </w:rPr>
+        <w:t>reserva R2</w:t>
+      </w:r>
+      <w:r>
+        <w:rPr>
+          <w:rFonts w:ascii="Calibri" w:hAnsi="Calibri"/>
+          <w:b w:val="0"/>
+          <w:color w:val="2B2B2B"/>
+          <w:sz w:val="22"/>
+        </w:rPr>
+        <w:t>: de qué archivo o lista salen esas cifras, si los contadores de la p. 89 suman 149 bajo un pie que dice 150.</w:t>
       </w:r>
     </w:p>
     <w:p>
@@ -2452,7 +4940,7 @@
           <w:color w:val="2B2B2B"/>
           <w:sz w:val="22"/>
         </w:rPr>
-        <w:t>Si atribuyen mejoras cuantificadas</w:t>
+        <w:t>Si leen un número de las tarjetas del tablero como si fuera línea base</w:t>
       </w:r>
       <w:r>
         <w:rPr>
@@ -2461,7 +4949,25 @@
           <w:color w:val="2B2B2B"/>
           <w:sz w:val="22"/>
         </w:rPr>
-        <w:t xml:space="preserve"> («se redujeron los tiempos», «bajaron los reprocesos») → pedir cuándo se midió y contra qué línea base, y recordar las pp. 78 y 104.</w:t>
+        <w:t xml:space="preserve"> («18 días», «2,45 %», p. 91) → </w:t>
+      </w:r>
+      <w:r>
+        <w:rPr>
+          <w:rFonts w:ascii="Calibri" w:hAnsi="Calibri"/>
+          <w:b/>
+          <w:color w:val="2B2B2B"/>
+          <w:sz w:val="22"/>
+        </w:rPr>
+        <w:t>P2</w:t>
+      </w:r>
+      <w:r>
+        <w:rPr>
+          <w:rFonts w:ascii="Calibri" w:hAnsi="Calibri"/>
+          <w:b w:val="0"/>
+          <w:color w:val="2B2B2B"/>
+          <w:sz w:val="22"/>
+        </w:rPr>
+        <w:t xml:space="preserve"> en su versión dura: la p. 97 declara esos datos ilustrativos y ajenos a una implementación operativa, así que el número tiene que venir de otra parte.</w:t>
       </w:r>
     </w:p>
     <w:p>
@@ -2475,7 +4981,7 @@
           <w:color w:val="2B2B2B"/>
           <w:sz w:val="22"/>
         </w:rPr>
-        <w:t>Si solo habla una de las dos</w:t>
+        <w:t>Si atribuyen mejoras cuantificadas</w:t>
       </w:r>
       <w:r>
         <w:rPr>
@@ -2484,7 +4990,7 @@
           <w:color w:val="2B2B2B"/>
           <w:sz w:val="22"/>
         </w:rPr>
-        <w:t xml:space="preserve"> → pedirle explícitamente a la otra que explique el modelo de células ágiles —roles y ceremonias, pp. 83-85— o la construcción de los indicadores (pp. 93-97). Es la vía legítima para verificar dominio individual.</w:t>
+        <w:t xml:space="preserve"> («se redujeron los tiempos», «bajaron los reprocesos») → pedir cuándo se midió y contra qué línea base, y recordar las pp. 78, 97 y 104.</w:t>
       </w:r>
     </w:p>
     <w:p>
@@ -2498,7 +5004,7 @@
           <w:color w:val="2B2B2B"/>
           <w:sz w:val="22"/>
         </w:rPr>
-        <w:t>Si se saltan la fase 1 por tiempo</w:t>
+        <w:t>Si solo habla una de las dos</w:t>
       </w:r>
       <w:r>
         <w:rPr>
@@ -2507,7 +5013,25 @@
           <w:color w:val="2B2B2B"/>
           <w:sz w:val="22"/>
         </w:rPr>
-        <w:t xml:space="preserve"> → preguntar por la matriz de priorización (pp. 75-76): vinculaciones y gestión documental quedaron ambas en prioridad «Alta», ¿por qué el eje fue vinculaciones?</w:t>
+        <w:t xml:space="preserve"> → pedirle explícitamente a la otra que explique el modelo de células ágiles —roles de la Tabla 8 (p. 83) y ceremonias de la Tabla 11 (p. 85)— o la construcción de los indicadores (pp. 92-97). Es la vía legítima para verificar dominio individual. Si contesta «Alineación diaria», contrastar con el «Semanal» de la Tabla 11 (</w:t>
+      </w:r>
+      <w:r>
+        <w:rPr>
+          <w:rFonts w:ascii="Calibri" w:hAnsi="Calibri"/>
+          <w:b/>
+          <w:color w:val="2B2B2B"/>
+          <w:sz w:val="22"/>
+        </w:rPr>
+        <w:t>reserva R5</w:t>
+      </w:r>
+      <w:r>
+        <w:rPr>
+          <w:rFonts w:ascii="Calibri" w:hAnsi="Calibri"/>
+          <w:b w:val="0"/>
+          <w:color w:val="2B2B2B"/>
+          <w:sz w:val="22"/>
+        </w:rPr>
+        <w:t>).</w:t>
       </w:r>
     </w:p>
     <w:p>
@@ -2521,7 +5045,7 @@
           <w:color w:val="2B2B2B"/>
           <w:sz w:val="22"/>
         </w:rPr>
-        <w:t>Si mencionan Power Automate</w:t>
+        <w:t>Si se saltan la fase 1 por tiempo</w:t>
       </w:r>
       <w:r>
         <w:rPr>
@@ -2530,7 +5054,25 @@
           <w:color w:val="2B2B2B"/>
           <w:sz w:val="22"/>
         </w:rPr>
-        <w:t xml:space="preserve"> (dp. 13) → preguntar qué flujos automatizados quedaron especificados, porque en el documento la automatización aparece como criterio de la arquitectura (p. 81) y no como flujo diseñado.</w:t>
+        <w:t xml:space="preserve"> → preguntar por la matriz de priorización (pp. 75-76): vinculaciones y gestión documental quedaron ambas en prioridad «Alta», ¿por qué el eje fue vinculaciones? La dp. 11 la proyecta </w:t>
+      </w:r>
+      <w:r>
+        <w:rPr>
+          <w:rFonts w:ascii="Calibri" w:hAnsi="Calibri"/>
+          <w:b/>
+          <w:color w:val="2B2B2B"/>
+          <w:sz w:val="22"/>
+        </w:rPr>
+        <w:t>sin un solo valor</w:t>
+      </w:r>
+      <w:r>
+        <w:rPr>
+          <w:rFonts w:ascii="Calibri" w:hAnsi="Calibri"/>
+          <w:b w:val="0"/>
+          <w:color w:val="2B2B2B"/>
+          <w:sz w:val="22"/>
+        </w:rPr>
+        <w:t xml:space="preserve"> y justifica al ganador con tres razones que no son las columnas de la matriz, así que la pregunta se hace señalando ese gráfico (§5, punto 4).</w:t>
       </w:r>
     </w:p>
     <w:p>
@@ -2544,7 +5086,7 @@
           <w:color w:val="2B2B2B"/>
           <w:sz w:val="22"/>
         </w:rPr>
-        <w:t>Si afirman que las células ya operan en la empresa</w:t>
+        <w:t>Si mencionan Power Automate</w:t>
       </w:r>
       <w:r>
         <w:rPr>
@@ -2553,7 +5095,43 @@
           <w:color w:val="2B2B2B"/>
           <w:sz w:val="22"/>
         </w:rPr>
-        <w:t xml:space="preserve"> → pregunta 1 en su versión dura: acta, tablero de sprint o nombres de los roles cubiertos.</w:t>
+        <w:t xml:space="preserve"> (dp. 13) → </w:t>
+      </w:r>
+      <w:r>
+        <w:rPr>
+          <w:rFonts w:ascii="Calibri" w:hAnsi="Calibri"/>
+          <w:b/>
+          <w:color w:val="2B2B2B"/>
+          <w:sz w:val="22"/>
+        </w:rPr>
+        <w:t>no decir que el documento no lo trae: la Figura 9 (p. 81) sí lo dibuja</w:t>
+      </w:r>
+      <w:r>
+        <w:rPr>
+          <w:rFonts w:ascii="Calibri" w:hAnsi="Calibri"/>
+          <w:b w:val="0"/>
+          <w:color w:val="2B2B2B"/>
+          <w:sz w:val="22"/>
+        </w:rPr>
+        <w:t xml:space="preserve"> como servicio transversal, y la palabra «automatización» no está en la p. 81 —el criterio está en el OE3 (p. 22)—. Preguntar en su lugar la </w:t>
+      </w:r>
+      <w:r>
+        <w:rPr>
+          <w:rFonts w:ascii="Calibri" w:hAnsi="Calibri"/>
+          <w:b/>
+          <w:color w:val="2B2B2B"/>
+          <w:sz w:val="22"/>
+        </w:rPr>
+        <w:t>reserva R6</w:t>
+      </w:r>
+      <w:r>
+        <w:rPr>
+          <w:rFonts w:ascii="Calibri" w:hAnsi="Calibri"/>
+          <w:b w:val="0"/>
+          <w:color w:val="2B2B2B"/>
+          <w:sz w:val="22"/>
+        </w:rPr>
+        <w:t>: de los cinco servicios transversales de la figura, cuáles quedaron especificados y cuáles son solo la caja. La dp. 14 los proyecta enteros, así que se hace señalando la banda inferior de esa diapositiva (§5, punto 6).</w:t>
       </w:r>
     </w:p>
     <w:p>
@@ -2567,7 +5145,7 @@
           <w:color w:val="2B2B2B"/>
           <w:sz w:val="22"/>
         </w:rPr>
-        <w:t>Si no mencionan ninguna limitación</w:t>
+        <w:t>Si la ruta metodológica que exponen es la de la dp. 8</w:t>
       </w:r>
       <w:r>
         <w:rPr>
@@ -2576,7 +5154,43 @@
           <w:color w:val="2B2B2B"/>
           <w:sz w:val="22"/>
         </w:rPr>
-        <w:t xml:space="preserve"> → pedirles que digan las dos que ellas mismas escribieron (pp. 26-27) y cuál pesaría más en una implementación real.</w:t>
+        <w:t xml:space="preserve"> —fase 2 dedicada sólo a «Definición de las cuatro células ágiles» y arquitectura funcional en la fase 3— → </w:t>
+      </w:r>
+      <w:r>
+        <w:rPr>
+          <w:rFonts w:ascii="Calibri" w:hAnsi="Calibri"/>
+          <w:b/>
+          <w:color w:val="2B2B2B"/>
+          <w:sz w:val="22"/>
+        </w:rPr>
+        <w:t>reserva R11</w:t>
+      </w:r>
+      <w:r>
+        <w:rPr>
+          <w:rFonts w:ascii="Calibri" w:hAnsi="Calibri"/>
+          <w:b w:val="0"/>
+          <w:color w:val="2B2B2B"/>
+          <w:sz w:val="22"/>
+        </w:rPr>
+        <w:t xml:space="preserve">: cuál de las dos rutas es la del proyecto, si la p. 48 dice «Conformación» y fecha la arquitectura en la fase 2. Reemplaza el planteamiento de la </w:t>
+      </w:r>
+      <w:r>
+        <w:rPr>
+          <w:rFonts w:ascii="Calibri" w:hAnsi="Calibri"/>
+          <w:b/>
+          <w:color w:val="2B2B2B"/>
+          <w:sz w:val="22"/>
+        </w:rPr>
+        <w:t>P1</w:t>
+      </w:r>
+      <w:r>
+        <w:rPr>
+          <w:rFonts w:ascii="Calibri" w:hAnsi="Calibri"/>
+          <w:b w:val="0"/>
+          <w:color w:val="2B2B2B"/>
+          <w:sz w:val="22"/>
+        </w:rPr>
+        <w:t>; no se hacen las dos.</w:t>
       </w:r>
     </w:p>
     <w:p>
@@ -2590,6 +5204,152 @@
           <w:color w:val="2B2B2B"/>
           <w:sz w:val="22"/>
         </w:rPr>
+        <w:t>Si presentan el tablero de la dp. 19 leyendo «meta ≥ 20 días» o «meta ≥ 3 %»</w:t>
+      </w:r>
+      <w:r>
+        <w:rPr>
+          <w:rFonts w:ascii="Calibri" w:hAnsi="Calibri"/>
+          <w:b w:val="0"/>
+          <w:color w:val="2B2B2B"/>
+          <w:sz w:val="22"/>
+        </w:rPr>
+        <w:t xml:space="preserve"> → </w:t>
+      </w:r>
+      <w:r>
+        <w:rPr>
+          <w:rFonts w:ascii="Calibri" w:hAnsi="Calibri"/>
+          <w:b/>
+          <w:color w:val="2B2B2B"/>
+          <w:sz w:val="22"/>
+        </w:rPr>
+        <w:t>reserva R1</w:t>
+      </w:r>
+      <w:r>
+        <w:rPr>
+          <w:rFonts w:ascii="Calibri" w:hAnsi="Calibri"/>
+          <w:b w:val="0"/>
+          <w:color w:val="2B2B2B"/>
+          <w:sz w:val="22"/>
+        </w:rPr>
+        <w:t xml:space="preserve"> en el momento, sin esperar: la Tabla 14 fija «≤» y sentido Disminuir (pp. 93-94), y con el signo de la pantalla tardar más sería cumplir. Es un error de rótulo de la maqueta y basta que lo digan.</w:t>
+      </w:r>
+    </w:p>
+    <w:p>
+      <w:pPr>
+        <w:pStyle w:val="ListBullet"/>
+      </w:pPr>
+      <w:r>
+        <w:rPr>
+          <w:rFonts w:ascii="Calibri" w:hAnsi="Calibri"/>
+          <w:b/>
+          <w:color w:val="2B2B2B"/>
+          <w:sz w:val="22"/>
+        </w:rPr>
+        <w:t>Si afirman que las células ya operan en la empresa</w:t>
+      </w:r>
+      <w:r>
+        <w:rPr>
+          <w:rFonts w:ascii="Calibri" w:hAnsi="Calibri"/>
+          <w:b w:val="0"/>
+          <w:color w:val="2B2B2B"/>
+          <w:sz w:val="22"/>
+        </w:rPr>
+        <w:t xml:space="preserve"> → </w:t>
+      </w:r>
+      <w:r>
+        <w:rPr>
+          <w:rFonts w:ascii="Calibri" w:hAnsi="Calibri"/>
+          <w:b/>
+          <w:color w:val="2B2B2B"/>
+          <w:sz w:val="22"/>
+        </w:rPr>
+        <w:t>P1</w:t>
+      </w:r>
+      <w:r>
+        <w:rPr>
+          <w:rFonts w:ascii="Calibri" w:hAnsi="Calibri"/>
+          <w:b w:val="0"/>
+          <w:color w:val="2B2B2B"/>
+          <w:sz w:val="22"/>
+        </w:rPr>
+        <w:t xml:space="preserve"> en su versión dura: acta, tablero de sprint o el cargo de quien ocupó cada rol de la Tabla 8 (p. 83).</w:t>
+      </w:r>
+    </w:p>
+    <w:p>
+      <w:pPr>
+        <w:pStyle w:val="ListBullet"/>
+      </w:pPr>
+      <w:r>
+        <w:rPr>
+          <w:rFonts w:ascii="Calibri" w:hAnsi="Calibri"/>
+          <w:b/>
+          <w:color w:val="2B2B2B"/>
+          <w:sz w:val="22"/>
+        </w:rPr>
+        <w:t>Si invocan la confidencialidad de la empresa</w:t>
+      </w:r>
+      <w:r>
+        <w:rPr>
+          <w:rFonts w:ascii="Calibri" w:hAnsi="Calibri"/>
+          <w:b w:val="0"/>
+          <w:color w:val="2B2B2B"/>
+          <w:sz w:val="22"/>
+        </w:rPr>
+        <w:t xml:space="preserve"> para no dar datos → </w:t>
+      </w:r>
+      <w:r>
+        <w:rPr>
+          <w:rFonts w:ascii="Calibri" w:hAnsi="Calibri"/>
+          <w:b/>
+          <w:color w:val="2B2B2B"/>
+          <w:sz w:val="22"/>
+        </w:rPr>
+        <w:t>P3</w:t>
+      </w:r>
+      <w:r>
+        <w:rPr>
+          <w:rFonts w:ascii="Calibri" w:hAnsi="Calibri"/>
+          <w:b w:val="0"/>
+          <w:color w:val="2B2B2B"/>
+          <w:sz w:val="22"/>
+        </w:rPr>
+        <w:t>: la confidencialidad no reemplaza la autorización, y «confidencial» aparece una sola vez en el documento (p. 26) y referida al acceso restringido del equipo.</w:t>
+      </w:r>
+    </w:p>
+    <w:p>
+      <w:pPr>
+        <w:pStyle w:val="ListBullet"/>
+      </w:pPr>
+      <w:r>
+        <w:rPr>
+          <w:rFonts w:ascii="Calibri" w:hAnsi="Calibri"/>
+          <w:b/>
+          <w:color w:val="2B2B2B"/>
+          <w:sz w:val="22"/>
+        </w:rPr>
+        <w:t>Si no mencionan ninguna limitación</w:t>
+      </w:r>
+      <w:r>
+        <w:rPr>
+          <w:rFonts w:ascii="Calibri" w:hAnsi="Calibri"/>
+          <w:b w:val="0"/>
+          <w:color w:val="2B2B2B"/>
+          <w:sz w:val="22"/>
+        </w:rPr>
+        <w:t xml:space="preserve"> → pedirles que digan las dos que escribieron (pp. 26-27) y cuál pesaría más en una implementación real.</w:t>
+      </w:r>
+    </w:p>
+    <w:p>
+      <w:pPr>
+        <w:pStyle w:val="ListBullet"/>
+      </w:pPr>
+      <w:r>
+        <w:rPr>
+          <w:rFonts w:ascii="Calibri" w:hAnsi="Calibri"/>
+          <w:b/>
+          <w:color w:val="2B2B2B"/>
+          <w:sz w:val="22"/>
+        </w:rPr>
         <w:t>Si el día va retrasado y les quedan menos de 12 minutos</w:t>
       </w:r>
       <w:r>
@@ -2599,7 +5359,43 @@
           <w:color w:val="2B2B2B"/>
           <w:sz w:val="22"/>
         </w:rPr>
-        <w:t xml:space="preserve"> → renunciar a la pregunta 2 y quedarse con la 1 y la 3, que son las que definen el alcance real del trabajo.</w:t>
+        <w:t xml:space="preserve"> → renunciar a </w:t>
+      </w:r>
+      <w:r>
+        <w:rPr>
+          <w:rFonts w:ascii="Calibri" w:hAnsi="Calibri"/>
+          <w:b/>
+          <w:color w:val="2B2B2B"/>
+          <w:sz w:val="22"/>
+        </w:rPr>
+        <w:t>P3</w:t>
+      </w:r>
+      <w:r>
+        <w:rPr>
+          <w:rFonts w:ascii="Calibri" w:hAnsi="Calibri"/>
+          <w:b w:val="0"/>
+          <w:color w:val="2B2B2B"/>
+          <w:sz w:val="22"/>
+        </w:rPr>
+        <w:t xml:space="preserve"> y quedarse con </w:t>
+      </w:r>
+      <w:r>
+        <w:rPr>
+          <w:rFonts w:ascii="Calibri" w:hAnsi="Calibri"/>
+          <w:b/>
+          <w:color w:val="2B2B2B"/>
+          <w:sz w:val="22"/>
+        </w:rPr>
+        <w:t>P1 y P2</w:t>
+      </w:r>
+      <w:r>
+        <w:rPr>
+          <w:rFonts w:ascii="Calibri" w:hAnsi="Calibri"/>
+          <w:b w:val="0"/>
+          <w:color w:val="2B2B2B"/>
+          <w:sz w:val="22"/>
+        </w:rPr>
+        <w:t>, que son las que definen el alcance real del trabajo. P3 puede quedar como observación escrita para el metodólogo (§9).</w:t>
       </w:r>
     </w:p>
     <w:p>
@@ -2613,7 +5409,7 @@
           <w:color w:val="007433"/>
           <w:sz w:val="32"/>
         </w:rPr>
-        <w:t>7. Umbrales de nota (escala 0,1–5,0, cuatro criterios del jurado)</w:t>
+        <w:t>8. Umbrales de nota (escala 0,1–5,0, cuatro criterios del jurado)</w:t>
       </w:r>
     </w:p>
     <w:p>
@@ -3059,7 +5855,915 @@
           <w:color w:val="007433"/>
           <w:sz w:val="32"/>
         </w:rPr>
-        <w:t>8. Observaciones administrativas (no académicas)</w:t>
+        <w:t>8.1 Formulario oficial del jurado — 5 criterios en escala 1–5</w:t>
+      </w:r>
+    </w:p>
+    <w:p>
+      <w:pPr>
+        <w:ind w:left="432"/>
+        <w:shd w:val="clear" w:fill="E8F5EC"/>
+      </w:pPr>
+      <w:r>
+        <w:rPr>
+          <w:rFonts w:ascii="Calibri" w:hAnsi="Calibri"/>
+          <w:b/>
+          <w:i/>
+          <w:color w:val="2B2B2B"/>
+          <w:sz w:val="21"/>
+        </w:rPr>
+        <w:t>Instrumento distinto de los cuatro criterios de arriba.</w:t>
+      </w:r>
+      <w:r>
+        <w:rPr>
+          <w:rFonts w:ascii="Calibri" w:hAnsi="Calibri"/>
+          <w:b w:val="0"/>
+          <w:i/>
+          <w:color w:val="2B2B2B"/>
+          <w:sz w:val="21"/>
+        </w:rPr>
+        <w:t xml:space="preserve"> Son las cinco preguntas del formulario que la Dirección le pide al jurado, cada una con opciones </w:t>
+      </w:r>
+      <w:r>
+        <w:rPr>
+          <w:rFonts w:ascii="Calibri" w:hAnsi="Calibri"/>
+          <w:b/>
+          <w:i/>
+          <w:color w:val="2B2B2B"/>
+          <w:sz w:val="21"/>
+        </w:rPr>
+        <w:t>1 2 3 4 5</w:t>
+      </w:r>
+      <w:r>
+        <w:rPr>
+          <w:rFonts w:ascii="Calibri" w:hAnsi="Calibri"/>
+          <w:b w:val="0"/>
+          <w:i/>
+          <w:color w:val="2B2B2B"/>
+          <w:sz w:val="21"/>
+        </w:rPr>
+        <w:t xml:space="preserve">. </w:t>
+      </w:r>
+      <w:r>
+        <w:rPr>
+          <w:rFonts w:ascii="Calibri" w:hAnsi="Calibri"/>
+          <w:b/>
+          <w:i/>
+          <w:color w:val="2B2B2B"/>
+          <w:sz w:val="21"/>
+        </w:rPr>
+        <w:t>Ninguna califica la sustentación oral:</w:t>
+      </w:r>
+      <w:r>
+        <w:rPr>
+          <w:rFonts w:ascii="Calibri" w:hAnsi="Calibri"/>
+          <w:b w:val="0"/>
+          <w:i/>
+          <w:color w:val="2B2B2B"/>
+          <w:sz w:val="21"/>
+        </w:rPr>
+        <w:t xml:space="preserve"> las cinco se responden con el documento, así que van precargadas con la página que las sostiene y en sala solo se confirman.</w:t>
+      </w:r>
+    </w:p>
+    <w:p>
+      <w:pPr>
+        <w:ind w:left="432"/>
+        <w:shd w:val="clear" w:fill="E8F5EC"/>
+      </w:pPr>
+    </w:p>
+    <w:p>
+      <w:pPr>
+        <w:ind w:left="432"/>
+        <w:shd w:val="clear" w:fill="E8F5EC"/>
+      </w:pPr>
+      <w:r>
+        <w:rPr>
+          <w:rFonts w:ascii="Calibri" w:hAnsi="Calibri"/>
+          <w:b w:val="0"/>
+          <w:i/>
+          <w:color w:val="2B2B2B"/>
+          <w:sz w:val="21"/>
+        </w:rPr>
+        <w:t xml:space="preserve">Lectura de la escala, fijada de antemano: </w:t>
+      </w:r>
+      <w:r>
+        <w:rPr>
+          <w:rFonts w:ascii="Calibri" w:hAnsi="Calibri"/>
+          <w:b/>
+          <w:i/>
+          <w:color w:val="2B2B2B"/>
+          <w:sz w:val="21"/>
+        </w:rPr>
+        <w:t>5</w:t>
+      </w:r>
+      <w:r>
+        <w:rPr>
+          <w:rFonts w:ascii="Calibri" w:hAnsi="Calibri"/>
+          <w:b w:val="0"/>
+          <w:i/>
+          <w:color w:val="2B2B2B"/>
+          <w:sz w:val="21"/>
+        </w:rPr>
+        <w:t xml:space="preserve"> sobresaliente, sin reparos de fondo · </w:t>
+      </w:r>
+      <w:r>
+        <w:rPr>
+          <w:rFonts w:ascii="Calibri" w:hAnsi="Calibri"/>
+          <w:b/>
+          <w:i/>
+          <w:color w:val="2B2B2B"/>
+          <w:sz w:val="21"/>
+        </w:rPr>
+        <w:t>4</w:t>
+      </w:r>
+      <w:r>
+        <w:rPr>
+          <w:rFonts w:ascii="Calibri" w:hAnsi="Calibri"/>
+          <w:b w:val="0"/>
+          <w:i/>
+          <w:color w:val="2B2B2B"/>
+          <w:sz w:val="21"/>
+        </w:rPr>
+        <w:t xml:space="preserve"> sólido, con reparos menores y declarados · </w:t>
+      </w:r>
+      <w:r>
+        <w:rPr>
+          <w:rFonts w:ascii="Calibri" w:hAnsi="Calibri"/>
+          <w:b/>
+          <w:i/>
+          <w:color w:val="2B2B2B"/>
+          <w:sz w:val="21"/>
+        </w:rPr>
+        <w:t>3</w:t>
+      </w:r>
+      <w:r>
+        <w:rPr>
+          <w:rFonts w:ascii="Calibri" w:hAnsi="Calibri"/>
+          <w:b w:val="0"/>
+          <w:i/>
+          <w:color w:val="2B2B2B"/>
+          <w:sz w:val="21"/>
+        </w:rPr>
+        <w:t xml:space="preserve"> aceptable, con un reparo de fondo que el documento no resuelve · </w:t>
+      </w:r>
+      <w:r>
+        <w:rPr>
+          <w:rFonts w:ascii="Calibri" w:hAnsi="Calibri"/>
+          <w:b/>
+          <w:i/>
+          <w:color w:val="2B2B2B"/>
+          <w:sz w:val="21"/>
+        </w:rPr>
+        <w:t>2</w:t>
+      </w:r>
+      <w:r>
+        <w:rPr>
+          <w:rFonts w:ascii="Calibri" w:hAnsi="Calibri"/>
+          <w:b w:val="0"/>
+          <w:i/>
+          <w:color w:val="2B2B2B"/>
+          <w:sz w:val="21"/>
+        </w:rPr>
+        <w:t xml:space="preserve"> deficiente: hay material, pero se contradice o no sostiene lo que afirma · </w:t>
+      </w:r>
+      <w:r>
+        <w:rPr>
+          <w:rFonts w:ascii="Calibri" w:hAnsi="Calibri"/>
+          <w:b/>
+          <w:i/>
+          <w:color w:val="2B2B2B"/>
+          <w:sz w:val="21"/>
+        </w:rPr>
+        <w:t>1</w:t>
+      </w:r>
+      <w:r>
+        <w:rPr>
+          <w:rFonts w:ascii="Calibri" w:hAnsi="Calibri"/>
+          <w:b w:val="0"/>
+          <w:i/>
+          <w:color w:val="2B2B2B"/>
+          <w:sz w:val="21"/>
+        </w:rPr>
+        <w:t xml:space="preserve"> sin base verificable en el documento.</w:t>
+      </w:r>
+    </w:p>
+    <w:p>
+      <w:pPr>
+        <w:ind w:left="432"/>
+        <w:shd w:val="clear" w:fill="E8F5EC"/>
+      </w:pPr>
+    </w:p>
+    <w:p>
+      <w:pPr>
+        <w:ind w:left="432"/>
+        <w:shd w:val="clear" w:fill="E8F5EC"/>
+      </w:pPr>
+      <w:r>
+        <w:rPr>
+          <w:rFonts w:ascii="Calibri" w:hAnsi="Calibri"/>
+          <w:b w:val="0"/>
+          <w:i/>
+          <w:color w:val="2B2B2B"/>
+          <w:sz w:val="21"/>
+        </w:rPr>
+        <w:t xml:space="preserve">⚠️ </w:t>
+      </w:r>
+      <w:r>
+        <w:rPr>
+          <w:rFonts w:ascii="Calibri" w:hAnsi="Calibri"/>
+          <w:b/>
+          <w:i/>
+          <w:color w:val="2B2B2B"/>
+          <w:sz w:val="21"/>
+        </w:rPr>
+        <w:t>Este 1–5 no es la nota del acta.</w:t>
+      </w:r>
+      <w:r>
+        <w:rPr>
+          <w:rFonts w:ascii="Calibri" w:hAnsi="Calibri"/>
+          <w:b w:val="0"/>
+          <w:i/>
+          <w:color w:val="2B2B2B"/>
+          <w:sz w:val="21"/>
+        </w:rPr>
+        <w:t xml:space="preserve"> La nota que se reporta sale de los cuatro criterios y de los umbrales de esta §8. La casilla del formulario la marca el jurado humano; esto es una propuesta con página.</w:t>
+      </w:r>
+    </w:p>
+    <w:p>
+      <w:r>
+        <w:rPr>
+          <w:rFonts w:ascii="Calibri" w:hAnsi="Calibri"/>
+          <w:b/>
+          <w:color w:val="2B2B2B"/>
+          <w:sz w:val="22"/>
+        </w:rPr>
+        <w:t>1. Planteamiento de la problemática y formulación de objetivos</w:t>
+      </w:r>
+      <w:r>
+        <w:rPr>
+          <w:rFonts w:ascii="Calibri" w:hAnsi="Calibri"/>
+          <w:b w:val="0"/>
+          <w:color w:val="2B2B2B"/>
+          <w:sz w:val="22"/>
+        </w:rPr>
+        <w:t xml:space="preserve"> — propuesto </w:t>
+      </w:r>
+      <w:r>
+        <w:rPr>
+          <w:rFonts w:ascii="Calibri" w:hAnsi="Calibri"/>
+          <w:b/>
+          <w:color w:val="2B2B2B"/>
+          <w:sz w:val="22"/>
+        </w:rPr>
+        <w:t>3</w:t>
+      </w:r>
+      <w:r>
+        <w:rPr>
+          <w:rFonts w:ascii="Calibri" w:hAnsi="Calibri"/>
+          <w:b w:val="0"/>
+          <w:color w:val="2B2B2B"/>
+          <w:sz w:val="22"/>
+        </w:rPr>
+        <w:t xml:space="preserve"> / 5</w:t>
+      </w:r>
+    </w:p>
+    <w:p>
+      <w:pPr>
+        <w:ind w:left="432"/>
+        <w:shd w:val="clear" w:fill="E8F5EC"/>
+      </w:pPr>
+      <w:r>
+        <w:rPr>
+          <w:rFonts w:ascii="Calibri" w:hAnsi="Calibri"/>
+          <w:b w:val="0"/>
+          <w:i/>
+          <w:color w:val="2B2B2B"/>
+          <w:sz w:val="21"/>
+        </w:rPr>
+        <w:t>Claridad, pertinencia y delimitación del problema de investigación, así como la coherencia y precisión de los objetivos propuestos, verificando su alineación con el propósito del estudio y su viabilidad investigativa.</w:t>
+      </w:r>
+    </w:p>
+    <w:p>
+      <w:r>
+        <w:rPr>
+          <w:rFonts w:ascii="Calibri" w:hAnsi="Calibri"/>
+          <w:b w:val="0"/>
+          <w:color w:val="2B2B2B"/>
+          <w:sz w:val="22"/>
+        </w:rPr>
+        <w:t xml:space="preserve">Techo declarado y techo alcanzado coinciden (pp. 22, 103-104), que es una virtud real. El reparo de fondo: las dos cifras que sostienen la magnitud del problema —«70 % manual» (p. 45) y «rotación superior al 30 %» (p. 24)— </w:t>
+      </w:r>
+      <w:r>
+        <w:rPr>
+          <w:rFonts w:ascii="Calibri" w:hAnsi="Calibri"/>
+          <w:b/>
+          <w:color w:val="2B2B2B"/>
+          <w:sz w:val="22"/>
+        </w:rPr>
+        <w:t>no tienen fuente</w:t>
+      </w:r>
+      <w:r>
+        <w:rPr>
+          <w:rFonts w:ascii="Calibri" w:hAnsi="Calibri"/>
+          <w:b w:val="0"/>
+          <w:color w:val="2B2B2B"/>
+          <w:sz w:val="22"/>
+        </w:rPr>
+        <w:t>, y son precisamente las que justifican el proyecto.</w:t>
+      </w:r>
+    </w:p>
+    <w:p>
+      <w:r>
+        <w:rPr>
+          <w:rFonts w:ascii="Calibri" w:hAnsi="Calibri"/>
+          <w:b/>
+          <w:color w:val="2B2B2B"/>
+          <w:sz w:val="22"/>
+        </w:rPr>
+        <w:t>2. Marco teórico y referentes conceptuales</w:t>
+      </w:r>
+      <w:r>
+        <w:rPr>
+          <w:rFonts w:ascii="Calibri" w:hAnsi="Calibri"/>
+          <w:b w:val="0"/>
+          <w:color w:val="2B2B2B"/>
+          <w:sz w:val="22"/>
+        </w:rPr>
+        <w:t xml:space="preserve"> — propuesto </w:t>
+      </w:r>
+      <w:r>
+        <w:rPr>
+          <w:rFonts w:ascii="Calibri" w:hAnsi="Calibri"/>
+          <w:b/>
+          <w:color w:val="2B2B2B"/>
+          <w:sz w:val="22"/>
+        </w:rPr>
+        <w:t>2</w:t>
+      </w:r>
+      <w:r>
+        <w:rPr>
+          <w:rFonts w:ascii="Calibri" w:hAnsi="Calibri"/>
+          <w:b w:val="0"/>
+          <w:color w:val="2B2B2B"/>
+          <w:sz w:val="22"/>
+        </w:rPr>
+        <w:t xml:space="preserve"> / 5</w:t>
+      </w:r>
+    </w:p>
+    <w:p>
+      <w:pPr>
+        <w:ind w:left="432"/>
+        <w:shd w:val="clear" w:fill="E8F5EC"/>
+      </w:pPr>
+      <w:r>
+        <w:rPr>
+          <w:rFonts w:ascii="Calibri" w:hAnsi="Calibri"/>
+          <w:b w:val="0"/>
+          <w:i/>
+          <w:color w:val="2B2B2B"/>
+          <w:sz w:val="21"/>
+        </w:rPr>
+        <w:t>Solidez del sustento teórico del proyecto, la pertinencia y actualidad de las fuentes consultadas, y la capacidad de articular conceptos, enfoques y antecedentes que fundamenten adecuadamente la investigación.</w:t>
+      </w:r>
+    </w:p>
+    <w:p>
+      <w:r>
+        <w:rPr>
+          <w:rFonts w:ascii="Calibri" w:hAnsi="Calibri"/>
+          <w:b w:val="0"/>
+          <w:color w:val="2B2B2B"/>
+          <w:sz w:val="22"/>
+        </w:rPr>
+        <w:t xml:space="preserve">La lista de referencias no es la de este proyecto. Viene en </w:t>
+      </w:r>
+      <w:r>
+        <w:rPr>
+          <w:rFonts w:ascii="Calibri" w:hAnsi="Calibri"/>
+          <w:b/>
+          <w:color w:val="2B2B2B"/>
+          <w:sz w:val="22"/>
+        </w:rPr>
+        <w:t>dos series alfabéticas</w:t>
+      </w:r>
+      <w:r>
+        <w:rPr>
+          <w:rFonts w:ascii="Calibri" w:hAnsi="Calibri"/>
+          <w:b w:val="0"/>
+          <w:color w:val="2B2B2B"/>
+          <w:sz w:val="22"/>
+        </w:rPr>
+        <w:t xml:space="preserve"> y contiene entradas sin relación con el objeto: IEEE 802.15.4, SPSS 27 —que no se usa en ninguna parte—, Rioja 2008 sobre personas sordas, y producción agraria PGS. Con ese material no se puede acreditar pertinencia ni articulación de referentes, aunque el cuerpo del texto sí maneje los conceptos. </w:t>
+      </w:r>
+      <w:r>
+        <w:rPr>
+          <w:rFonts w:ascii="Calibri" w:hAnsi="Calibri"/>
+          <w:b/>
+          <w:color w:val="2B2B2B"/>
+          <w:sz w:val="22"/>
+        </w:rPr>
+        <w:t>De dónde sale el reparo:</w:t>
+      </w:r>
+      <w:r>
+        <w:rPr>
+          <w:rFonts w:ascii="Calibri" w:hAnsi="Calibri"/>
+          <w:b w:val="0"/>
+          <w:color w:val="2B2B2B"/>
+          <w:sz w:val="22"/>
+        </w:rPr>
+        <w:t xml:space="preserve"> del documento. La dp. 21 proyecta sólo la primera serie —36 entradas, 21 sin año— y deja fuera la segunda, que es donde están esas cuatro entradas ajenas (§5, punto 9); en la sala este 2 no se ve.</w:t>
+      </w:r>
+    </w:p>
+    <w:p>
+      <w:r>
+        <w:rPr>
+          <w:rFonts w:ascii="Calibri" w:hAnsi="Calibri"/>
+          <w:b/>
+          <w:color w:val="2B2B2B"/>
+          <w:sz w:val="22"/>
+        </w:rPr>
+        <w:t>3. Metodología, muestra y coherencia del diseño</w:t>
+      </w:r>
+      <w:r>
+        <w:rPr>
+          <w:rFonts w:ascii="Calibri" w:hAnsi="Calibri"/>
+          <w:b w:val="0"/>
+          <w:color w:val="2B2B2B"/>
+          <w:sz w:val="22"/>
+        </w:rPr>
+        <w:t xml:space="preserve"> — propuesto </w:t>
+      </w:r>
+      <w:r>
+        <w:rPr>
+          <w:rFonts w:ascii="Calibri" w:hAnsi="Calibri"/>
+          <w:b/>
+          <w:color w:val="2B2B2B"/>
+          <w:sz w:val="22"/>
+        </w:rPr>
+        <w:t>2</w:t>
+      </w:r>
+      <w:r>
+        <w:rPr>
+          <w:rFonts w:ascii="Calibri" w:hAnsi="Calibri"/>
+          <w:b w:val="0"/>
+          <w:color w:val="2B2B2B"/>
+          <w:sz w:val="22"/>
+        </w:rPr>
+        <w:t xml:space="preserve"> / 5</w:t>
+      </w:r>
+    </w:p>
+    <w:p>
+      <w:pPr>
+        <w:ind w:left="432"/>
+        <w:shd w:val="clear" w:fill="E8F5EC"/>
+      </w:pPr>
+      <w:r>
+        <w:rPr>
+          <w:rFonts w:ascii="Calibri" w:hAnsi="Calibri"/>
+          <w:b w:val="0"/>
+          <w:i/>
+          <w:color w:val="2B2B2B"/>
+          <w:sz w:val="21"/>
+        </w:rPr>
+        <w:t>Correspondencia entre el enfoque metodológico, el tipo de estudio, las técnicas e instrumentos de recolección de información y la definición de la muestra, garantizando la coherencia interna del diseño investigativo.</w:t>
+      </w:r>
+    </w:p>
+    <w:p>
+      <w:r>
+        <w:rPr>
+          <w:rFonts w:ascii="Calibri" w:hAnsi="Calibri"/>
+          <w:b w:val="0"/>
+          <w:color w:val="2B2B2B"/>
+          <w:sz w:val="22"/>
+        </w:rPr>
+        <w:t>El campo es el más grande del cohorte —</w:t>
+      </w:r>
+      <w:r>
+        <w:rPr>
+          <w:rFonts w:ascii="Calibri" w:hAnsi="Calibri"/>
+          <w:b/>
+          <w:color w:val="2B2B2B"/>
+          <w:sz w:val="22"/>
+        </w:rPr>
+        <w:t>150 encuestas</w:t>
+      </w:r>
+      <w:r>
+        <w:rPr>
+          <w:rFonts w:ascii="Calibri" w:hAnsi="Calibri"/>
+          <w:b w:val="0"/>
+          <w:color w:val="2B2B2B"/>
+          <w:sz w:val="22"/>
+        </w:rPr>
+        <w:t xml:space="preserve"> de 22 ítems Likert en cuatro dimensiones y </w:t>
+      </w:r>
+      <w:r>
+        <w:rPr>
+          <w:rFonts w:ascii="Calibri" w:hAnsi="Calibri"/>
+          <w:b/>
+          <w:color w:val="2B2B2B"/>
+          <w:sz w:val="22"/>
+        </w:rPr>
+        <w:t>25 entrevistas</w:t>
+      </w:r>
+      <w:r>
+        <w:rPr>
+          <w:rFonts w:ascii="Calibri" w:hAnsi="Calibri"/>
+          <w:b w:val="0"/>
+          <w:color w:val="2B2B2B"/>
+          <w:sz w:val="22"/>
+        </w:rPr>
+        <w:t xml:space="preserve">, 175 participantes— y eso vale. Lo que impide más de 2 son tres cosas verificables: se declara </w:t>
+      </w:r>
+      <w:r>
+        <w:rPr>
+          <w:rFonts w:ascii="Calibri" w:hAnsi="Calibri"/>
+          <w:b/>
+          <w:color w:val="2B2B2B"/>
+          <w:sz w:val="22"/>
+        </w:rPr>
+        <w:t>«muestreo estratificado probabilístico»</w:t>
+      </w:r>
+      <w:r>
+        <w:rPr>
+          <w:rFonts w:ascii="Calibri" w:hAnsi="Calibri"/>
+          <w:b w:val="0"/>
+          <w:color w:val="2B2B2B"/>
+          <w:sz w:val="22"/>
+        </w:rPr>
+        <w:t xml:space="preserve"> (pp. 45, 49) </w:t>
+      </w:r>
+      <w:r>
+        <w:rPr>
+          <w:rFonts w:ascii="Calibri" w:hAnsi="Calibri"/>
+          <w:b/>
+          <w:color w:val="2B2B2B"/>
+          <w:sz w:val="22"/>
+        </w:rPr>
+        <w:t>sin marco, sin tamaño, sin confianza y sin error</w:t>
+      </w:r>
+      <w:r>
+        <w:rPr>
+          <w:rFonts w:ascii="Calibri" w:hAnsi="Calibri"/>
+          <w:b w:val="0"/>
+          <w:color w:val="2B2B2B"/>
+          <w:sz w:val="22"/>
+        </w:rPr>
+        <w:t xml:space="preserve">, y los estratos declarados (nivel jerárquico y antigüedad) no son los reportados (área y antigüedad, pp. 99-101); los instrumentos se dicen validados por juicio de expertos (Anexo 5, pp. 125-126) </w:t>
+      </w:r>
+      <w:r>
+        <w:rPr>
+          <w:rFonts w:ascii="Calibri" w:hAnsi="Calibri"/>
+          <w:b/>
+          <w:color w:val="2B2B2B"/>
+          <w:sz w:val="22"/>
+        </w:rPr>
+        <w:t>sin decir cuántos ni quiénes</w:t>
+      </w:r>
+      <w:r>
+        <w:rPr>
+          <w:rFonts w:ascii="Calibri" w:hAnsi="Calibri"/>
+          <w:b w:val="0"/>
+          <w:color w:val="2B2B2B"/>
+          <w:sz w:val="22"/>
+        </w:rPr>
+        <w:t xml:space="preserve">; y en 126 páginas con 175 participantes hay </w:t>
+      </w:r>
+      <w:r>
+        <w:rPr>
+          <w:rFonts w:ascii="Calibri" w:hAnsi="Calibri"/>
+          <w:b/>
+          <w:color w:val="2B2B2B"/>
+          <w:sz w:val="22"/>
+        </w:rPr>
+        <w:t>cero menciones</w:t>
+      </w:r>
+      <w:r>
+        <w:rPr>
+          <w:rFonts w:ascii="Calibri" w:hAnsi="Calibri"/>
+          <w:b w:val="0"/>
+          <w:color w:val="2B2B2B"/>
+          <w:sz w:val="22"/>
+        </w:rPr>
+        <w:t xml:space="preserve"> de consentimiento, confidencialidad, ética, anonimato o habeas data, ni carta de autorización de la empresa. </w:t>
+      </w:r>
+      <w:r>
+        <w:rPr>
+          <w:rFonts w:ascii="Calibri" w:hAnsi="Calibri"/>
+          <w:b/>
+          <w:color w:val="2B2B2B"/>
+          <w:sz w:val="22"/>
+        </w:rPr>
+        <w:t>De dónde sale el reparo:</w:t>
+      </w:r>
+      <w:r>
+        <w:rPr>
+          <w:rFonts w:ascii="Calibri" w:hAnsi="Calibri"/>
+          <w:b w:val="0"/>
+          <w:color w:val="2B2B2B"/>
+          <w:sz w:val="22"/>
+        </w:rPr>
+        <w:t xml:space="preserve"> del documento, y el mazo no lo empeora ni lo arregla —la dp. 7 no repite la sobredeclaración del muestreo (§5, punto 12) y las 23 diapositivas tampoco mencionan la ética—.</w:t>
+      </w:r>
+    </w:p>
+    <w:p>
+      <w:r>
+        <w:rPr>
+          <w:rFonts w:ascii="Calibri" w:hAnsi="Calibri"/>
+          <w:b/>
+          <w:color w:val="2B2B2B"/>
+          <w:sz w:val="22"/>
+        </w:rPr>
+        <w:t>4. Resultados y conclusiones</w:t>
+      </w:r>
+      <w:r>
+        <w:rPr>
+          <w:rFonts w:ascii="Calibri" w:hAnsi="Calibri"/>
+          <w:b w:val="0"/>
+          <w:color w:val="2B2B2B"/>
+          <w:sz w:val="22"/>
+        </w:rPr>
+        <w:t xml:space="preserve"> — propuesto </w:t>
+      </w:r>
+      <w:r>
+        <w:rPr>
+          <w:rFonts w:ascii="Calibri" w:hAnsi="Calibri"/>
+          <w:b/>
+          <w:color w:val="2B2B2B"/>
+          <w:sz w:val="22"/>
+        </w:rPr>
+        <w:t>3</w:t>
+      </w:r>
+      <w:r>
+        <w:rPr>
+          <w:rFonts w:ascii="Calibri" w:hAnsi="Calibri"/>
+          <w:b w:val="0"/>
+          <w:color w:val="2B2B2B"/>
+          <w:sz w:val="22"/>
+        </w:rPr>
+        <w:t xml:space="preserve"> / 5</w:t>
+      </w:r>
+    </w:p>
+    <w:p>
+      <w:pPr>
+        <w:ind w:left="432"/>
+        <w:shd w:val="clear" w:fill="E8F5EC"/>
+      </w:pPr>
+      <w:r>
+        <w:rPr>
+          <w:rFonts w:ascii="Calibri" w:hAnsi="Calibri"/>
+          <w:b w:val="0"/>
+          <w:i/>
+          <w:color w:val="2B2B2B"/>
+          <w:sz w:val="21"/>
+        </w:rPr>
+        <w:t>Calidad en la presentación, interpretación y análisis de los resultados obtenidos, así como la consistencia y pertinencia de las conclusiones en relación con los objetivos, la problemática y el marco teórico del estudio.</w:t>
+      </w:r>
+    </w:p>
+    <w:p>
+      <w:r>
+        <w:rPr>
+          <w:rFonts w:ascii="Calibri" w:hAnsi="Calibri"/>
+          <w:b w:val="0"/>
+          <w:color w:val="2B2B2B"/>
+          <w:sz w:val="22"/>
+        </w:rPr>
+        <w:t xml:space="preserve">Los resultados están cuantificados dimensión por dimensión (eficiencia 3,2/5, gestión documental 3,05, tiempos 3,07, acceso a la información 2,85, adecuación de herramientas 2,96; continuar con TD 4,13; ágiles 4,27; vinculaciones 52 % y gestión documental 36 %, p. 74), con matriz de priorización (pp. 75-76), AS IS (p. 79) / TO BE (p. 80) y </w:t>
+      </w:r>
+      <w:r>
+        <w:rPr>
+          <w:rFonts w:ascii="Calibri" w:hAnsi="Calibri"/>
+          <w:b/>
+          <w:color w:val="2B2B2B"/>
+          <w:sz w:val="22"/>
+        </w:rPr>
+        <w:t>16 indicadores plenamente operacionalizados</w:t>
+      </w:r>
+      <w:r>
+        <w:rPr>
+          <w:rFonts w:ascii="Calibri" w:hAnsi="Calibri"/>
+          <w:b w:val="0"/>
+          <w:color w:val="2B2B2B"/>
+          <w:sz w:val="22"/>
+        </w:rPr>
+        <w:t xml:space="preserve"> (Tabla 14, pp. 93-97). Pero la columna «Línea base» de esos 16 indicadores dice «Diagnóstico inicial» en los 16 y </w:t>
+      </w:r>
+      <w:r>
+        <w:rPr>
+          <w:rFonts w:ascii="Calibri" w:hAnsi="Calibri"/>
+          <w:b/>
+          <w:color w:val="2B2B2B"/>
+          <w:sz w:val="22"/>
+        </w:rPr>
+        <w:t>no hay un solo número en ninguna página</w:t>
+      </w:r>
+      <w:r>
+        <w:rPr>
+          <w:rFonts w:ascii="Calibri" w:hAnsi="Calibri"/>
+          <w:b w:val="0"/>
+          <w:color w:val="2B2B2B"/>
+          <w:sz w:val="22"/>
+        </w:rPr>
+        <w:t>: un tablero de control sin líneas base no mide nada todavía. Y el OE2 se contradice: la p. 48 registra la conformación de cuatro células ágiles como actividad ya fechada en mayo-junio de 2026, mientras las pp. 87-88 y 104 hablan de «futura implementación».</w:t>
+      </w:r>
+    </w:p>
+    <w:p>
+      <w:r>
+        <w:rPr>
+          <w:rFonts w:ascii="Calibri" w:hAnsi="Calibri"/>
+          <w:b/>
+          <w:color w:val="2B2B2B"/>
+          <w:sz w:val="22"/>
+        </w:rPr>
+        <w:t>5. Pertinencia disciplinar y articulación con la especialización</w:t>
+      </w:r>
+      <w:r>
+        <w:rPr>
+          <w:rFonts w:ascii="Calibri" w:hAnsi="Calibri"/>
+          <w:b w:val="0"/>
+          <w:color w:val="2B2B2B"/>
+          <w:sz w:val="22"/>
+        </w:rPr>
+        <w:t xml:space="preserve"> — propuesto </w:t>
+      </w:r>
+      <w:r>
+        <w:rPr>
+          <w:rFonts w:ascii="Calibri" w:hAnsi="Calibri"/>
+          <w:b/>
+          <w:color w:val="2B2B2B"/>
+          <w:sz w:val="22"/>
+        </w:rPr>
+        <w:t>4</w:t>
+      </w:r>
+      <w:r>
+        <w:rPr>
+          <w:rFonts w:ascii="Calibri" w:hAnsi="Calibri"/>
+          <w:b w:val="0"/>
+          <w:color w:val="2B2B2B"/>
+          <w:sz w:val="22"/>
+        </w:rPr>
+        <w:t xml:space="preserve"> / 5</w:t>
+      </w:r>
+    </w:p>
+    <w:p>
+      <w:pPr>
+        <w:ind w:left="432"/>
+        <w:shd w:val="clear" w:fill="E8F5EC"/>
+      </w:pPr>
+      <w:r>
+        <w:rPr>
+          <w:rFonts w:ascii="Calibri" w:hAnsi="Calibri"/>
+          <w:b w:val="0"/>
+          <w:i/>
+          <w:color w:val="2B2B2B"/>
+          <w:sz w:val="21"/>
+        </w:rPr>
+        <w:t>Grado de alineación del proyecto con el campo disciplinar y los énfasis de la especialización cursada, así como su aporte potencial al desarrollo académico, profesional o investigativo del área.</w:t>
+      </w:r>
+    </w:p>
+    <w:p>
+      <w:r>
+        <w:rPr>
+          <w:rFonts w:ascii="Calibri" w:hAnsi="Calibri"/>
+          <w:b w:val="0"/>
+          <w:color w:val="2B2B2B"/>
+          <w:sz w:val="22"/>
+        </w:rPr>
+        <w:t>Ecosistema digital de recursos humanos con células ágiles sobre Power Apps y SharePoint (p. 81), con modelo de roles, sprint de dos semanas, backlog de siete historias y cuatro ceremonias (pp. 83-88): es transformación digital organizacional en el sentido pleno. No llega a 5 porque todo está en nivel de diseño y ningún indicador tiene punto de partida.</w:t>
+      </w:r>
+    </w:p>
+    <w:p>
+      <w:r>
+        <w:rPr>
+          <w:rFonts w:ascii="Calibri" w:hAnsi="Calibri"/>
+          <w:b/>
+          <w:color w:val="2B2B2B"/>
+          <w:sz w:val="22"/>
+        </w:rPr>
+        <w:t>Suma propuesta: 14 / 25.</w:t>
+      </w:r>
+    </w:p>
+    <w:p>
+      <w:r>
+        <w:rPr>
+          <w:rFonts w:ascii="Calibri" w:hAnsi="Calibri"/>
+          <w:b/>
+          <w:color w:val="2B2B2B"/>
+          <w:sz w:val="22"/>
+        </w:rPr>
+        <w:t>Qué subiría una casilla en sala:</w:t>
+      </w:r>
+      <w:r>
+        <w:rPr>
+          <w:rFonts w:ascii="Calibri" w:hAnsi="Calibri"/>
+          <w:b w:val="0"/>
+          <w:color w:val="2B2B2B"/>
+          <w:sz w:val="22"/>
+        </w:rPr>
+        <w:t xml:space="preserve"> El </w:t>
+      </w:r>
+      <w:r>
+        <w:rPr>
+          <w:rFonts w:ascii="Calibri" w:hAnsi="Calibri"/>
+          <w:b/>
+          <w:color w:val="2B2B2B"/>
+          <w:sz w:val="22"/>
+        </w:rPr>
+        <w:t>criterio 4 pasa a 4</w:t>
+      </w:r>
+      <w:r>
+        <w:rPr>
+          <w:rFonts w:ascii="Calibri" w:hAnsi="Calibri"/>
+          <w:b w:val="0"/>
+          <w:color w:val="2B2B2B"/>
+          <w:sz w:val="22"/>
+        </w:rPr>
+        <w:t xml:space="preserve"> si dan un número —el valor de línea base de cualquiera de los dieciséis indicadores y de dónde sale (pregunta prioritaria 2)— y si aclaran si las cuatro células se conformaron con personas de la empresa o el OE2 cerró en diseño (pregunta 1). El </w:t>
+      </w:r>
+      <w:r>
+        <w:rPr>
+          <w:rFonts w:ascii="Calibri" w:hAnsi="Calibri"/>
+          <w:b/>
+          <w:color w:val="2B2B2B"/>
+          <w:sz w:val="22"/>
+        </w:rPr>
+        <w:t>criterio 3 pasa a 3</w:t>
+      </w:r>
+      <w:r>
+        <w:rPr>
+          <w:rFonts w:ascii="Calibri" w:hAnsi="Calibri"/>
+          <w:b w:val="0"/>
+          <w:color w:val="2B2B2B"/>
+          <w:sz w:val="22"/>
+        </w:rPr>
+        <w:t xml:space="preserve"> si reconocen que el muestreo es no probabilístico por conveniencia y no lo defienden como estratificado probabilístico.</w:t>
+      </w:r>
+    </w:p>
+    <w:p>
+      <w:r>
+        <w:rPr>
+          <w:rFonts w:ascii="Calibri" w:hAnsi="Calibri"/>
+          <w:b/>
+          <w:color w:val="2B2B2B"/>
+          <w:sz w:val="22"/>
+        </w:rPr>
+        <w:t>Qué la bajaría:</w:t>
+      </w:r>
+      <w:r>
+        <w:rPr>
+          <w:rFonts w:ascii="Calibri" w:hAnsi="Calibri"/>
+          <w:b w:val="0"/>
+          <w:color w:val="2B2B2B"/>
+          <w:sz w:val="22"/>
+        </w:rPr>
+        <w:t xml:space="preserve"> El </w:t>
+      </w:r>
+      <w:r>
+        <w:rPr>
+          <w:rFonts w:ascii="Calibri" w:hAnsi="Calibri"/>
+          <w:b/>
+          <w:color w:val="2B2B2B"/>
+          <w:sz w:val="22"/>
+        </w:rPr>
+        <w:t>criterio 3 baja a 1</w:t>
+      </w:r>
+      <w:r>
+        <w:rPr>
+          <w:rFonts w:ascii="Calibri" w:hAnsi="Calibri"/>
+          <w:b w:val="0"/>
+          <w:color w:val="2B2B2B"/>
+          <w:sz w:val="22"/>
+        </w:rPr>
+        <w:t xml:space="preserve"> si defienden el muestreo probabilístico sin poder dar marco ni error. </w:t>
+      </w:r>
+      <w:r>
+        <w:rPr>
+          <w:rFonts w:ascii="Calibri" w:hAnsi="Calibri"/>
+          <w:b/>
+          <w:color w:val="2B2B2B"/>
+          <w:sz w:val="22"/>
+        </w:rPr>
+        <w:t>Turno de riesgo:</w:t>
+      </w:r>
+      <w:r>
+        <w:rPr>
+          <w:rFonts w:ascii="Calibri" w:hAnsi="Calibri"/>
+          <w:b w:val="0"/>
+          <w:color w:val="2B2B2B"/>
+          <w:sz w:val="22"/>
+        </w:rPr>
+        <w:t xml:space="preserve"> cierran la jornada del martes detrás de ocho grupos; si hay retraso acumulado, van solo las preguntas 1 y 2.</w:t>
+      </w:r>
+    </w:p>
+    <w:p>
+      <w:pPr>
+        <w:spacing w:before="200" w:after="60"/>
+      </w:pPr>
+      <w:r>
+        <w:rPr>
+          <w:rFonts w:ascii="Calibri" w:hAnsi="Calibri"/>
+          <w:b/>
+          <w:color w:val="007433"/>
+          <w:sz w:val="32"/>
+        </w:rPr>
+        <w:t>9. Observaciones administrativas (no académicas)</w:t>
       </w:r>
     </w:p>
     <w:p>
@@ -3210,7 +6914,25 @@
           <w:color w:val="2B2B2B"/>
           <w:sz w:val="22"/>
         </w:rPr>
-        <w:t xml:space="preserve"> entre los anexos (pp. 113-126), pese a un trabajo de campo con 175 participantes. Si la Dirección la exige para trabajos de campo, falta el documento.</w:t>
+        <w:t xml:space="preserve"> entre los anexos (pp. 113-126), pese a un trabajo de campo con 175 participantes: los cinco anexos son cronograma (p. 113), presupuesto (p. 115), encuesta (p. 116), guía de entrevista (p. 123) y validación (p. 125), y las palabras «autorización», «aval» y «carta» tienen cero apariciones en las 126 páginas. Es lo que pregunta </w:t>
+      </w:r>
+      <w:r>
+        <w:rPr>
+          <w:rFonts w:ascii="Calibri" w:hAnsi="Calibri"/>
+          <w:b/>
+          <w:color w:val="2B2B2B"/>
+          <w:sz w:val="22"/>
+        </w:rPr>
+        <w:t>P3</w:t>
+      </w:r>
+      <w:r>
+        <w:rPr>
+          <w:rFonts w:ascii="Calibri" w:hAnsi="Calibri"/>
+          <w:b w:val="0"/>
+          <w:color w:val="2B2B2B"/>
+          <w:sz w:val="22"/>
+        </w:rPr>
+        <w:t xml:space="preserve"> en sala; si la respuesta es que no hubo documento, esto pasa a ser observación para la Dirección.</w:t>
       </w:r>
     </w:p>
     <w:p>
@@ -3273,7 +6995,7 @@
           <w:color w:val="2B2B2B"/>
           <w:sz w:val="22"/>
         </w:rPr>
-        <w:t xml:space="preserve"> (p. 113): cubre noviembre, diciembre, mayo, junio, julio y agosto, con cuatro meses sin actividad entre diciembre y mayo, mientras la p. 47 declara «seis meses con hitos mensuales» y fecha la fase 2 en «Meses 3–4: mayo-junio 2026». Dato para el metodólogo, no para la sala.</w:t>
+        <w:t xml:space="preserve"> (p. 113): cubre noviembre, diciembre, mayo, junio, julio y agosto, con cuatro meses sin actividad entre diciembre y mayo, mientras la p. 47 declara «seis meses con hitos mensuales» y fecha la fase 2 en «Meses 3–4: mayo-junio 2026». La dp. 8 proyecta esas mismas fechas, así que el salto de cuatro meses entre «Meses 1–2: noviembre – diciembre 2025» y «Meses 3–4: mayo – junio 2026» queda a la vista de la sala (§5, punto 1). Dato para el metodólogo, no para la sala.</w:t>
       </w:r>
     </w:p>
     <w:p>
@@ -3296,7 +7018,25 @@
           <w:color w:val="2B2B2B"/>
           <w:sz w:val="22"/>
         </w:rPr>
-        <w:t xml:space="preserve"> son el último grupo del martes (8:40–9:00 p.m.), detrás de ocho grupos. Si el día acumula retraso, ir con las preguntas 1 y 3 solamente.</w:t>
+        <w:t xml:space="preserve"> son el último grupo del martes (8:40–9:00 p.m.), detrás de ocho grupos. Si el día acumula retraso, ir con </w:t>
+      </w:r>
+      <w:r>
+        <w:rPr>
+          <w:rFonts w:ascii="Calibri" w:hAnsi="Calibri"/>
+          <w:b/>
+          <w:color w:val="2B2B2B"/>
+          <w:sz w:val="22"/>
+        </w:rPr>
+        <w:t>P1 y P2</w:t>
+      </w:r>
+      <w:r>
+        <w:rPr>
+          <w:rFonts w:ascii="Calibri" w:hAnsi="Calibri"/>
+          <w:b w:val="0"/>
+          <w:color w:val="2B2B2B"/>
+          <w:sz w:val="22"/>
+        </w:rPr>
+        <w:t xml:space="preserve"> solamente (con la terna nueva son las dos que definen el alcance real; la §8 y la §8.1 quedaron escritas con la terna anterior y ahí dicen «preguntas 1 y 3» —no se tocan, las genera otro script—).</w:t>
       </w:r>
     </w:p>
     <w:p>
